--- a/rediseno_2026/4.5 Itinerarios formateados y corregidos/CPA-406 Ética e Independencia Profesional.docx
+++ b/rediseno_2026/4.5 Itinerarios formateados y corregidos/CPA-406 Ética e Independencia Profesional.docx
@@ -85,8 +85,10 @@
         </w:tblBorders>
         <w:tblLayout w:type="fixed"/>
         <w:tblCellMar>
-          <w:left w:w="10" w:type="dxa"/>
-          <w:right w:w="10" w:type="dxa"/>
+          <w:top w:w="40" w:type="dxa"/>
+          <w:left w:w="90" w:type="dxa"/>
+          <w:bottom w:w="40" w:type="dxa"/>
+          <w:right w:w="90" w:type="dxa"/>
         </w:tblCellMar>
         <w:tblLook w:val="04A0" w:firstRow="1" w:lastRow="0" w:firstColumn="1" w:lastColumn="0" w:noHBand="0" w:noVBand="1"/>
       </w:tblPr>
@@ -120,12 +122,6 @@
               <w:right w:val="single" w:sz="6" w:space="0" w:color="1F3864"/>
             </w:tcBorders>
             <w:shd w:val="clear" w:color="auto" w:fill="4472C4"/>
-            <w:tcMar>
-              <w:top w:w="50" w:type="dxa"/>
-              <w:left w:w="90" w:type="dxa"/>
-              <w:bottom w:w="50" w:type="dxa"/>
-              <w:right w:w="90" w:type="dxa"/>
-            </w:tcMar>
             <w:vAlign w:val="center"/>
           </w:tcPr>
           <w:p>
@@ -166,12 +162,6 @@
               <w:right w:val="single" w:sz="6" w:space="0" w:color="1F3864"/>
             </w:tcBorders>
             <w:shd w:val="clear" w:color="auto" w:fill="4472C4"/>
-            <w:tcMar>
-              <w:top w:w="50" w:type="dxa"/>
-              <w:left w:w="90" w:type="dxa"/>
-              <w:bottom w:w="50" w:type="dxa"/>
-              <w:right w:w="90" w:type="dxa"/>
-            </w:tcMar>
             <w:vAlign w:val="center"/>
           </w:tcPr>
           <w:p>
@@ -212,12 +202,6 @@
               <w:right w:val="single" w:sz="6" w:space="0" w:color="1F3864"/>
             </w:tcBorders>
             <w:shd w:val="clear" w:color="auto" w:fill="4472C4"/>
-            <w:tcMar>
-              <w:top w:w="50" w:type="dxa"/>
-              <w:left w:w="90" w:type="dxa"/>
-              <w:bottom w:w="50" w:type="dxa"/>
-              <w:right w:w="90" w:type="dxa"/>
-            </w:tcMar>
             <w:vAlign w:val="center"/>
           </w:tcPr>
           <w:p>
@@ -258,12 +242,6 @@
               <w:right w:val="single" w:sz="6" w:space="0" w:color="1F3864"/>
             </w:tcBorders>
             <w:shd w:val="clear" w:color="auto" w:fill="4472C4"/>
-            <w:tcMar>
-              <w:top w:w="50" w:type="dxa"/>
-              <w:left w:w="90" w:type="dxa"/>
-              <w:bottom w:w="50" w:type="dxa"/>
-              <w:right w:w="90" w:type="dxa"/>
-            </w:tcMar>
             <w:vAlign w:val="center"/>
           </w:tcPr>
           <w:p>
@@ -306,12 +284,6 @@
               <w:right w:val="single" w:sz="6" w:space="0" w:color="1F3864"/>
             </w:tcBorders>
             <w:shd w:val="clear" w:color="auto" w:fill="4472C4"/>
-            <w:tcMar>
-              <w:top w:w="50" w:type="dxa"/>
-              <w:left w:w="90" w:type="dxa"/>
-              <w:bottom w:w="50" w:type="dxa"/>
-              <w:right w:w="90" w:type="dxa"/>
-            </w:tcMar>
             <w:vAlign w:val="center"/>
           </w:tcPr>
           <w:p>
@@ -352,12 +324,6 @@
               <w:right w:val="single" w:sz="6" w:space="0" w:color="1F3864"/>
             </w:tcBorders>
             <w:shd w:val="clear" w:color="auto" w:fill="4472C4"/>
-            <w:tcMar>
-              <w:top w:w="50" w:type="dxa"/>
-              <w:left w:w="90" w:type="dxa"/>
-              <w:bottom w:w="50" w:type="dxa"/>
-              <w:right w:w="90" w:type="dxa"/>
-            </w:tcMar>
             <w:vAlign w:val="center"/>
           </w:tcPr>
           <w:p>
@@ -398,12 +364,6 @@
               <w:right w:val="single" w:sz="6" w:space="0" w:color="1F3864"/>
             </w:tcBorders>
             <w:shd w:val="clear" w:color="auto" w:fill="4472C4"/>
-            <w:tcMar>
-              <w:top w:w="50" w:type="dxa"/>
-              <w:left w:w="90" w:type="dxa"/>
-              <w:bottom w:w="50" w:type="dxa"/>
-              <w:right w:w="90" w:type="dxa"/>
-            </w:tcMar>
             <w:vAlign w:val="center"/>
           </w:tcPr>
           <w:p>
@@ -444,12 +404,6 @@
               <w:right w:val="single" w:sz="6" w:space="0" w:color="1F3864"/>
             </w:tcBorders>
             <w:shd w:val="clear" w:color="auto" w:fill="4472C4"/>
-            <w:tcMar>
-              <w:top w:w="50" w:type="dxa"/>
-              <w:left w:w="90" w:type="dxa"/>
-              <w:bottom w:w="50" w:type="dxa"/>
-              <w:right w:w="90" w:type="dxa"/>
-            </w:tcMar>
             <w:vAlign w:val="center"/>
           </w:tcPr>
           <w:p>
@@ -492,12 +446,6 @@
               <w:right w:val="single" w:sz="6" w:space="0" w:color="1F3864"/>
             </w:tcBorders>
             <w:shd w:val="clear" w:color="auto" w:fill="4472C4"/>
-            <w:tcMar>
-              <w:top w:w="50" w:type="dxa"/>
-              <w:left w:w="90" w:type="dxa"/>
-              <w:bottom w:w="50" w:type="dxa"/>
-              <w:right w:w="90" w:type="dxa"/>
-            </w:tcMar>
             <w:vAlign w:val="center"/>
           </w:tcPr>
           <w:p>
@@ -538,12 +486,6 @@
               <w:right w:val="single" w:sz="6" w:space="0" w:color="1F3864"/>
             </w:tcBorders>
             <w:shd w:val="clear" w:color="auto" w:fill="4472C4"/>
-            <w:tcMar>
-              <w:top w:w="50" w:type="dxa"/>
-              <w:left w:w="90" w:type="dxa"/>
-              <w:bottom w:w="50" w:type="dxa"/>
-              <w:right w:w="90" w:type="dxa"/>
-            </w:tcMar>
             <w:vAlign w:val="center"/>
           </w:tcPr>
           <w:p>
@@ -585,12 +527,6 @@
               <w:right w:val="single" w:sz="6" w:space="0" w:color="1F3864"/>
             </w:tcBorders>
             <w:shd w:val="clear" w:color="auto" w:fill="4472C4"/>
-            <w:tcMar>
-              <w:top w:w="50" w:type="dxa"/>
-              <w:left w:w="90" w:type="dxa"/>
-              <w:bottom w:w="50" w:type="dxa"/>
-              <w:right w:w="90" w:type="dxa"/>
-            </w:tcMar>
             <w:vAlign w:val="center"/>
           </w:tcPr>
           <w:p>
@@ -630,12 +566,6 @@
               <w:right w:val="single" w:sz="6" w:space="0" w:color="1F3864"/>
             </w:tcBorders>
             <w:shd w:val="clear" w:color="auto" w:fill="4472C4"/>
-            <w:tcMar>
-              <w:top w:w="50" w:type="dxa"/>
-              <w:left w:w="90" w:type="dxa"/>
-              <w:bottom w:w="50" w:type="dxa"/>
-              <w:right w:w="90" w:type="dxa"/>
-            </w:tcMar>
             <w:vAlign w:val="center"/>
           </w:tcPr>
           <w:p>
@@ -675,12 +605,6 @@
               <w:right w:val="single" w:sz="6" w:space="0" w:color="1F3864"/>
             </w:tcBorders>
             <w:shd w:val="clear" w:color="auto" w:fill="4472C4"/>
-            <w:tcMar>
-              <w:top w:w="50" w:type="dxa"/>
-              <w:left w:w="90" w:type="dxa"/>
-              <w:bottom w:w="50" w:type="dxa"/>
-              <w:right w:w="90" w:type="dxa"/>
-            </w:tcMar>
             <w:vAlign w:val="center"/>
           </w:tcPr>
           <w:p>
@@ -720,12 +644,6 @@
               <w:right w:val="single" w:sz="6" w:space="0" w:color="1F3864"/>
             </w:tcBorders>
             <w:shd w:val="clear" w:color="auto" w:fill="4472C4"/>
-            <w:tcMar>
-              <w:top w:w="50" w:type="dxa"/>
-              <w:left w:w="90" w:type="dxa"/>
-              <w:bottom w:w="50" w:type="dxa"/>
-              <w:right w:w="90" w:type="dxa"/>
-            </w:tcMar>
             <w:vAlign w:val="center"/>
           </w:tcPr>
           <w:p>
@@ -765,12 +683,6 @@
               <w:right w:val="single" w:sz="6" w:space="0" w:color="1F3864"/>
             </w:tcBorders>
             <w:shd w:val="clear" w:color="auto" w:fill="4472C4"/>
-            <w:tcMar>
-              <w:top w:w="50" w:type="dxa"/>
-              <w:left w:w="90" w:type="dxa"/>
-              <w:bottom w:w="50" w:type="dxa"/>
-              <w:right w:w="90" w:type="dxa"/>
-            </w:tcMar>
             <w:vAlign w:val="center"/>
           </w:tcPr>
           <w:p>
@@ -810,12 +722,6 @@
               <w:right w:val="single" w:sz="6" w:space="0" w:color="1F3864"/>
             </w:tcBorders>
             <w:shd w:val="clear" w:color="auto" w:fill="4472C4"/>
-            <w:tcMar>
-              <w:top w:w="50" w:type="dxa"/>
-              <w:left w:w="90" w:type="dxa"/>
-              <w:bottom w:w="50" w:type="dxa"/>
-              <w:right w:w="90" w:type="dxa"/>
-            </w:tcMar>
             <w:vAlign w:val="center"/>
           </w:tcPr>
           <w:p>
@@ -856,12 +762,6 @@
               <w:right w:val="single" w:sz="6" w:space="0" w:color="1F3864"/>
             </w:tcBorders>
             <w:shd w:val="clear" w:color="auto" w:fill="D9E2F3"/>
-            <w:tcMar>
-              <w:top w:w="50" w:type="dxa"/>
-              <w:left w:w="90" w:type="dxa"/>
-              <w:bottom w:w="50" w:type="dxa"/>
-              <w:right w:w="90" w:type="dxa"/>
-            </w:tcMar>
             <w:vAlign w:val="center"/>
           </w:tcPr>
           <w:p>
@@ -896,12 +796,6 @@
               <w:right w:val="single" w:sz="6" w:space="0" w:color="1F3864"/>
             </w:tcBorders>
             <w:shd w:val="clear" w:color="auto" w:fill="D9E2F3"/>
-            <w:tcMar>
-              <w:top w:w="50" w:type="dxa"/>
-              <w:left w:w="90" w:type="dxa"/>
-              <w:bottom w:w="50" w:type="dxa"/>
-              <w:right w:w="90" w:type="dxa"/>
-            </w:tcMar>
             <w:vAlign w:val="center"/>
           </w:tcPr>
           <w:p>
@@ -935,12 +829,6 @@
               <w:right w:val="single" w:sz="6" w:space="0" w:color="1F3864"/>
             </w:tcBorders>
             <w:shd w:val="clear" w:color="auto" w:fill="D9E2F3"/>
-            <w:tcMar>
-              <w:top w:w="50" w:type="dxa"/>
-              <w:left w:w="90" w:type="dxa"/>
-              <w:bottom w:w="50" w:type="dxa"/>
-              <w:right w:w="90" w:type="dxa"/>
-            </w:tcMar>
             <w:vAlign w:val="center"/>
           </w:tcPr>
           <w:p>
@@ -974,12 +862,6 @@
               <w:right w:val="single" w:sz="6" w:space="0" w:color="1F3864"/>
             </w:tcBorders>
             <w:shd w:val="clear" w:color="auto" w:fill="D9E2F3"/>
-            <w:tcMar>
-              <w:top w:w="50" w:type="dxa"/>
-              <w:left w:w="90" w:type="dxa"/>
-              <w:bottom w:w="50" w:type="dxa"/>
-              <w:right w:w="90" w:type="dxa"/>
-            </w:tcMar>
             <w:vAlign w:val="center"/>
           </w:tcPr>
           <w:p>
@@ -1013,12 +895,6 @@
               <w:right w:val="single" w:sz="6" w:space="0" w:color="1F3864"/>
             </w:tcBorders>
             <w:shd w:val="clear" w:color="auto" w:fill="D9E2F3"/>
-            <w:tcMar>
-              <w:top w:w="50" w:type="dxa"/>
-              <w:left w:w="90" w:type="dxa"/>
-              <w:bottom w:w="50" w:type="dxa"/>
-              <w:right w:w="90" w:type="dxa"/>
-            </w:tcMar>
             <w:vAlign w:val="center"/>
           </w:tcPr>
           <w:p>
@@ -1052,12 +928,6 @@
               <w:right w:val="single" w:sz="6" w:space="0" w:color="1F3864"/>
             </w:tcBorders>
             <w:shd w:val="clear" w:color="auto" w:fill="D9E2F3"/>
-            <w:tcMar>
-              <w:top w:w="50" w:type="dxa"/>
-              <w:left w:w="90" w:type="dxa"/>
-              <w:bottom w:w="50" w:type="dxa"/>
-              <w:right w:w="90" w:type="dxa"/>
-            </w:tcMar>
             <w:vAlign w:val="center"/>
           </w:tcPr>
           <w:p>
@@ -1091,12 +961,6 @@
               <w:right w:val="single" w:sz="6" w:space="0" w:color="1F3864"/>
             </w:tcBorders>
             <w:shd w:val="clear" w:color="auto" w:fill="D9E2F3"/>
-            <w:tcMar>
-              <w:top w:w="50" w:type="dxa"/>
-              <w:left w:w="90" w:type="dxa"/>
-              <w:bottom w:w="50" w:type="dxa"/>
-              <w:right w:w="90" w:type="dxa"/>
-            </w:tcMar>
             <w:vAlign w:val="center"/>
           </w:tcPr>
           <w:p>
@@ -1156,12 +1020,6 @@
               <w:right w:val="single" w:sz="6" w:space="0" w:color="1F3864"/>
             </w:tcBorders>
             <w:shd w:val="clear" w:color="auto" w:fill="4472C4"/>
-            <w:tcMar>
-              <w:top w:w="50" w:type="dxa"/>
-              <w:left w:w="90" w:type="dxa"/>
-              <w:bottom w:w="50" w:type="dxa"/>
-              <w:right w:w="90" w:type="dxa"/>
-            </w:tcMar>
             <w:vAlign w:val="center"/>
           </w:tcPr>
           <w:p>
@@ -1204,12 +1062,6 @@
               <w:right w:val="single" w:sz="6" w:space="0" w:color="1F3864"/>
             </w:tcBorders>
             <w:shd w:val="clear" w:color="auto" w:fill="D9E2F3"/>
-            <w:tcMar>
-              <w:top w:w="50" w:type="dxa"/>
-              <w:left w:w="90" w:type="dxa"/>
-              <w:bottom w:w="50" w:type="dxa"/>
-              <w:right w:w="90" w:type="dxa"/>
-            </w:tcMar>
             <w:vAlign w:val="center"/>
           </w:tcPr>
           <w:p>
@@ -1245,12 +1097,6 @@
               <w:right w:val="single" w:sz="6" w:space="0" w:color="1F3864"/>
             </w:tcBorders>
             <w:shd w:val="clear" w:color="auto" w:fill="D9E2F3"/>
-            <w:tcMar>
-              <w:top w:w="50" w:type="dxa"/>
-              <w:left w:w="90" w:type="dxa"/>
-              <w:bottom w:w="50" w:type="dxa"/>
-              <w:right w:w="90" w:type="dxa"/>
-            </w:tcMar>
             <w:vAlign w:val="center"/>
           </w:tcPr>
           <w:p>
@@ -1307,12 +1153,6 @@
               <w:right w:val="single" w:sz="6" w:space="0" w:color="1F3864"/>
             </w:tcBorders>
             <w:shd w:val="clear" w:color="auto" w:fill="4472C4"/>
-            <w:tcMar>
-              <w:top w:w="50" w:type="dxa"/>
-              <w:left w:w="90" w:type="dxa"/>
-              <w:bottom w:w="50" w:type="dxa"/>
-              <w:right w:w="90" w:type="dxa"/>
-            </w:tcMar>
             <w:vAlign w:val="center"/>
           </w:tcPr>
           <w:p>
@@ -1353,12 +1193,6 @@
               <w:right w:val="single" w:sz="6" w:space="0" w:color="1F3864"/>
             </w:tcBorders>
             <w:shd w:val="clear" w:color="auto" w:fill="4472C4"/>
-            <w:tcMar>
-              <w:top w:w="50" w:type="dxa"/>
-              <w:left w:w="90" w:type="dxa"/>
-              <w:bottom w:w="50" w:type="dxa"/>
-              <w:right w:w="90" w:type="dxa"/>
-            </w:tcMar>
             <w:vAlign w:val="center"/>
           </w:tcPr>
           <w:p>
@@ -1399,12 +1233,6 @@
               <w:right w:val="single" w:sz="6" w:space="0" w:color="1F3864"/>
             </w:tcBorders>
             <w:shd w:val="clear" w:color="auto" w:fill="4472C4"/>
-            <w:tcMar>
-              <w:top w:w="50" w:type="dxa"/>
-              <w:left w:w="90" w:type="dxa"/>
-              <w:bottom w:w="50" w:type="dxa"/>
-              <w:right w:w="90" w:type="dxa"/>
-            </w:tcMar>
             <w:vAlign w:val="center"/>
           </w:tcPr>
           <w:p>
@@ -1449,12 +1277,6 @@
               <w:right w:val="single" w:sz="6" w:space="0" w:color="1F3864"/>
             </w:tcBorders>
             <w:shd w:val="clear" w:color="auto" w:fill="D9E2F3"/>
-            <w:tcMar>
-              <w:top w:w="50" w:type="dxa"/>
-              <w:left w:w="90" w:type="dxa"/>
-              <w:bottom w:w="50" w:type="dxa"/>
-              <w:right w:w="90" w:type="dxa"/>
-            </w:tcMar>
             <w:vAlign w:val="center"/>
           </w:tcPr>
           <w:p>
@@ -1487,12 +1309,6 @@
               <w:right w:val="single" w:sz="6" w:space="0" w:color="1F3864"/>
             </w:tcBorders>
             <w:shd w:val="clear" w:color="auto" w:fill="D9E2F3"/>
-            <w:tcMar>
-              <w:top w:w="50" w:type="dxa"/>
-              <w:left w:w="90" w:type="dxa"/>
-              <w:bottom w:w="50" w:type="dxa"/>
-              <w:right w:w="90" w:type="dxa"/>
-            </w:tcMar>
             <w:vAlign w:val="center"/>
           </w:tcPr>
           <w:p>
@@ -1525,12 +1341,6 @@
               <w:right w:val="single" w:sz="6" w:space="0" w:color="1F3864"/>
             </w:tcBorders>
             <w:shd w:val="clear" w:color="auto" w:fill="D9E2F3"/>
-            <w:tcMar>
-              <w:top w:w="50" w:type="dxa"/>
-              <w:left w:w="90" w:type="dxa"/>
-              <w:bottom w:w="50" w:type="dxa"/>
-              <w:right w:w="90" w:type="dxa"/>
-            </w:tcMar>
             <w:vAlign w:val="center"/>
           </w:tcPr>
           <w:p>
@@ -1600,12 +1410,6 @@
               <w:right w:val="single" w:sz="6" w:space="0" w:color="1F3864"/>
             </w:tcBorders>
             <w:shd w:val="clear" w:color="auto" w:fill="D9E2F3"/>
-            <w:tcMar>
-              <w:top w:w="50" w:type="dxa"/>
-              <w:left w:w="90" w:type="dxa"/>
-              <w:bottom w:w="50" w:type="dxa"/>
-              <w:right w:w="90" w:type="dxa"/>
-            </w:tcMar>
           </w:tcPr>
           <w:p>
             <w:pPr>
@@ -1637,12 +1441,6 @@
               <w:right w:val="single" w:sz="6" w:space="0" w:color="1F3864"/>
             </w:tcBorders>
             <w:shd w:val="clear" w:color="auto" w:fill="D9E2F3"/>
-            <w:tcMar>
-              <w:top w:w="50" w:type="dxa"/>
-              <w:left w:w="90" w:type="dxa"/>
-              <w:bottom w:w="50" w:type="dxa"/>
-              <w:right w:w="90" w:type="dxa"/>
-            </w:tcMar>
             <w:vAlign w:val="center"/>
           </w:tcPr>
           <w:p>
@@ -1689,12 +1487,6 @@
               <w:right w:val="single" w:sz="6" w:space="0" w:color="1F3864"/>
             </w:tcBorders>
             <w:shd w:val="clear" w:color="auto" w:fill="D9E2F3"/>
-            <w:tcMar>
-              <w:top w:w="50" w:type="dxa"/>
-              <w:left w:w="90" w:type="dxa"/>
-              <w:bottom w:w="50" w:type="dxa"/>
-              <w:right w:w="90" w:type="dxa"/>
-            </w:tcMar>
             <w:vAlign w:val="center"/>
           </w:tcPr>
           <w:p>
@@ -1727,12 +1519,6 @@
               <w:right w:val="single" w:sz="6" w:space="0" w:color="1F3864"/>
             </w:tcBorders>
             <w:shd w:val="clear" w:color="auto" w:fill="D9E2F3"/>
-            <w:tcMar>
-              <w:top w:w="50" w:type="dxa"/>
-              <w:left w:w="90" w:type="dxa"/>
-              <w:bottom w:w="50" w:type="dxa"/>
-              <w:right w:w="90" w:type="dxa"/>
-            </w:tcMar>
             <w:vAlign w:val="center"/>
           </w:tcPr>
           <w:p>
@@ -1765,12 +1551,6 @@
               <w:right w:val="single" w:sz="6" w:space="0" w:color="1F3864"/>
             </w:tcBorders>
             <w:shd w:val="clear" w:color="auto" w:fill="D9E2F3"/>
-            <w:tcMar>
-              <w:top w:w="50" w:type="dxa"/>
-              <w:left w:w="90" w:type="dxa"/>
-              <w:bottom w:w="50" w:type="dxa"/>
-              <w:right w:w="90" w:type="dxa"/>
-            </w:tcMar>
             <w:vAlign w:val="center"/>
           </w:tcPr>
           <w:p>
@@ -1840,12 +1620,6 @@
               <w:right w:val="single" w:sz="6" w:space="0" w:color="1F3864"/>
             </w:tcBorders>
             <w:shd w:val="clear" w:color="auto" w:fill="D9E2F3"/>
-            <w:tcMar>
-              <w:top w:w="50" w:type="dxa"/>
-              <w:left w:w="90" w:type="dxa"/>
-              <w:bottom w:w="50" w:type="dxa"/>
-              <w:right w:w="90" w:type="dxa"/>
-            </w:tcMar>
             <w:vAlign w:val="center"/>
           </w:tcPr>
           <w:p>
@@ -1878,12 +1652,6 @@
               <w:right w:val="single" w:sz="6" w:space="0" w:color="1F3864"/>
             </w:tcBorders>
             <w:shd w:val="clear" w:color="auto" w:fill="D9E2F3"/>
-            <w:tcMar>
-              <w:top w:w="50" w:type="dxa"/>
-              <w:left w:w="90" w:type="dxa"/>
-              <w:bottom w:w="50" w:type="dxa"/>
-              <w:right w:w="90" w:type="dxa"/>
-            </w:tcMar>
             <w:vAlign w:val="center"/>
           </w:tcPr>
           <w:p>
@@ -1928,12 +1696,6 @@
               <w:right w:val="single" w:sz="6" w:space="0" w:color="1F3864"/>
             </w:tcBorders>
             <w:shd w:val="clear" w:color="auto" w:fill="4472C4"/>
-            <w:tcMar>
-              <w:top w:w="50" w:type="dxa"/>
-              <w:left w:w="90" w:type="dxa"/>
-              <w:bottom w:w="50" w:type="dxa"/>
-              <w:right w:w="90" w:type="dxa"/>
-            </w:tcMar>
             <w:vAlign w:val="center"/>
           </w:tcPr>
           <w:p>
@@ -1976,12 +1738,6 @@
               <w:right w:val="single" w:sz="6" w:space="0" w:color="1F3864"/>
             </w:tcBorders>
             <w:shd w:val="clear" w:color="auto" w:fill="4472C4"/>
-            <w:tcMar>
-              <w:top w:w="50" w:type="dxa"/>
-              <w:left w:w="90" w:type="dxa"/>
-              <w:bottom w:w="50" w:type="dxa"/>
-              <w:right w:w="90" w:type="dxa"/>
-            </w:tcMar>
             <w:vAlign w:val="center"/>
           </w:tcPr>
           <w:p>
@@ -2021,12 +1777,6 @@
               <w:right w:val="single" w:sz="6" w:space="0" w:color="1F3864"/>
             </w:tcBorders>
             <w:shd w:val="clear" w:color="auto" w:fill="D9E2F3"/>
-            <w:tcMar>
-              <w:top w:w="50" w:type="dxa"/>
-              <w:left w:w="90" w:type="dxa"/>
-              <w:bottom w:w="50" w:type="dxa"/>
-              <w:right w:w="90" w:type="dxa"/>
-            </w:tcMar>
             <w:vAlign w:val="center"/>
           </w:tcPr>
           <w:p>
@@ -2085,12 +1835,6 @@
               <w:right w:val="single" w:sz="6" w:space="0" w:color="1F3864"/>
             </w:tcBorders>
             <w:shd w:val="clear" w:color="auto" w:fill="4472C4"/>
-            <w:tcMar>
-              <w:top w:w="50" w:type="dxa"/>
-              <w:left w:w="90" w:type="dxa"/>
-              <w:bottom w:w="50" w:type="dxa"/>
-              <w:right w:w="90" w:type="dxa"/>
-            </w:tcMar>
             <w:vAlign w:val="center"/>
           </w:tcPr>
           <w:p>
@@ -2132,12 +1876,6 @@
               <w:right w:val="single" w:sz="6" w:space="0" w:color="1F3864"/>
             </w:tcBorders>
             <w:shd w:val="clear" w:color="auto" w:fill="D9E2F3"/>
-            <w:tcMar>
-              <w:top w:w="50" w:type="dxa"/>
-              <w:left w:w="90" w:type="dxa"/>
-              <w:bottom w:w="50" w:type="dxa"/>
-              <w:right w:w="90" w:type="dxa"/>
-            </w:tcMar>
             <w:vAlign w:val="center"/>
           </w:tcPr>
           <w:p>
@@ -2197,12 +1935,6 @@
               <w:right w:val="single" w:sz="6" w:space="0" w:color="1F3864"/>
             </w:tcBorders>
             <w:shd w:val="clear" w:color="auto" w:fill="D9E2F3"/>
-            <w:tcMar>
-              <w:top w:w="50" w:type="dxa"/>
-              <w:left w:w="90" w:type="dxa"/>
-              <w:bottom w:w="50" w:type="dxa"/>
-              <w:right w:w="90" w:type="dxa"/>
-            </w:tcMar>
             <w:vAlign w:val="center"/>
           </w:tcPr>
           <w:p>
@@ -2417,12 +2149,6 @@
               <w:right w:val="single" w:sz="6" w:space="0" w:color="1F3864"/>
             </w:tcBorders>
             <w:shd w:val="clear" w:color="auto" w:fill="D9E2F3"/>
-            <w:tcMar>
-              <w:top w:w="50" w:type="dxa"/>
-              <w:left w:w="90" w:type="dxa"/>
-              <w:bottom w:w="50" w:type="dxa"/>
-              <w:right w:w="90" w:type="dxa"/>
-            </w:tcMar>
             <w:vAlign w:val="center"/>
           </w:tcPr>
           <w:p>
@@ -2496,12 +2222,6 @@
               <w:right w:val="single" w:sz="6" w:space="0" w:color="1F3864"/>
             </w:tcBorders>
             <w:shd w:val="clear" w:color="auto" w:fill="D9E2F3"/>
-            <w:tcMar>
-              <w:top w:w="50" w:type="dxa"/>
-              <w:left w:w="90" w:type="dxa"/>
-              <w:bottom w:w="50" w:type="dxa"/>
-              <w:right w:w="90" w:type="dxa"/>
-            </w:tcMar>
             <w:vAlign w:val="center"/>
           </w:tcPr>
           <w:p>
@@ -2559,12 +2279,6 @@
               <w:right w:val="single" w:sz="6" w:space="0" w:color="1F3864"/>
             </w:tcBorders>
             <w:shd w:val="clear" w:color="auto" w:fill="4472C4"/>
-            <w:tcMar>
-              <w:top w:w="50" w:type="dxa"/>
-              <w:left w:w="90" w:type="dxa"/>
-              <w:bottom w:w="50" w:type="dxa"/>
-              <w:right w:w="90" w:type="dxa"/>
-            </w:tcMar>
             <w:vAlign w:val="center"/>
           </w:tcPr>
           <w:p>
@@ -2605,12 +2319,6 @@
               <w:right w:val="single" w:sz="6" w:space="0" w:color="1F3864"/>
             </w:tcBorders>
             <w:shd w:val="clear" w:color="auto" w:fill="4472C4"/>
-            <w:tcMar>
-              <w:top w:w="50" w:type="dxa"/>
-              <w:left w:w="90" w:type="dxa"/>
-              <w:bottom w:w="50" w:type="dxa"/>
-              <w:right w:w="90" w:type="dxa"/>
-            </w:tcMar>
             <w:vAlign w:val="center"/>
           </w:tcPr>
           <w:p>
@@ -2651,12 +2359,6 @@
               <w:right w:val="single" w:sz="6" w:space="0" w:color="1F3864"/>
             </w:tcBorders>
             <w:shd w:val="clear" w:color="auto" w:fill="4472C4"/>
-            <w:tcMar>
-              <w:top w:w="50" w:type="dxa"/>
-              <w:left w:w="90" w:type="dxa"/>
-              <w:bottom w:w="50" w:type="dxa"/>
-              <w:right w:w="90" w:type="dxa"/>
-            </w:tcMar>
             <w:vAlign w:val="center"/>
           </w:tcPr>
           <w:p>
@@ -2701,12 +2403,6 @@
               <w:right w:val="single" w:sz="6" w:space="0" w:color="1F3864"/>
             </w:tcBorders>
             <w:shd w:val="clear" w:color="auto" w:fill="D9E2F3"/>
-            <w:tcMar>
-              <w:top w:w="50" w:type="dxa"/>
-              <w:left w:w="90" w:type="dxa"/>
-              <w:bottom w:w="50" w:type="dxa"/>
-              <w:right w:w="90" w:type="dxa"/>
-            </w:tcMar>
             <w:vAlign w:val="center"/>
           </w:tcPr>
           <w:p>
@@ -2739,12 +2435,6 @@
               <w:right w:val="single" w:sz="6" w:space="0" w:color="1F3864"/>
             </w:tcBorders>
             <w:shd w:val="clear" w:color="auto" w:fill="D9E2F3"/>
-            <w:tcMar>
-              <w:top w:w="50" w:type="dxa"/>
-              <w:left w:w="90" w:type="dxa"/>
-              <w:bottom w:w="50" w:type="dxa"/>
-              <w:right w:w="90" w:type="dxa"/>
-            </w:tcMar>
             <w:vAlign w:val="center"/>
           </w:tcPr>
           <w:p>
@@ -2777,12 +2467,6 @@
               <w:right w:val="single" w:sz="6" w:space="0" w:color="1F3864"/>
             </w:tcBorders>
             <w:shd w:val="clear" w:color="auto" w:fill="D9E2F3"/>
-            <w:tcMar>
-              <w:top w:w="50" w:type="dxa"/>
-              <w:left w:w="90" w:type="dxa"/>
-              <w:bottom w:w="50" w:type="dxa"/>
-              <w:right w:w="90" w:type="dxa"/>
-            </w:tcMar>
             <w:vAlign w:val="center"/>
           </w:tcPr>
           <w:p>
@@ -2852,12 +2536,6 @@
               <w:right w:val="single" w:sz="6" w:space="0" w:color="1F3864"/>
             </w:tcBorders>
             <w:shd w:val="clear" w:color="auto" w:fill="D9E2F3"/>
-            <w:tcMar>
-              <w:top w:w="50" w:type="dxa"/>
-              <w:left w:w="90" w:type="dxa"/>
-              <w:bottom w:w="50" w:type="dxa"/>
-              <w:right w:w="90" w:type="dxa"/>
-            </w:tcMar>
             <w:vAlign w:val="center"/>
           </w:tcPr>
           <w:p>
@@ -2890,12 +2568,6 @@
               <w:right w:val="single" w:sz="6" w:space="0" w:color="1F3864"/>
             </w:tcBorders>
             <w:shd w:val="clear" w:color="auto" w:fill="D9E2F3"/>
-            <w:tcMar>
-              <w:top w:w="50" w:type="dxa"/>
-              <w:left w:w="90" w:type="dxa"/>
-              <w:bottom w:w="50" w:type="dxa"/>
-              <w:right w:w="90" w:type="dxa"/>
-            </w:tcMar>
             <w:vAlign w:val="center"/>
           </w:tcPr>
           <w:p>
@@ -2942,12 +2614,6 @@
               <w:right w:val="single" w:sz="6" w:space="0" w:color="1F3864"/>
             </w:tcBorders>
             <w:shd w:val="clear" w:color="auto" w:fill="D9E2F3"/>
-            <w:tcMar>
-              <w:top w:w="50" w:type="dxa"/>
-              <w:left w:w="90" w:type="dxa"/>
-              <w:bottom w:w="50" w:type="dxa"/>
-              <w:right w:w="90" w:type="dxa"/>
-            </w:tcMar>
             <w:vAlign w:val="center"/>
           </w:tcPr>
           <w:p>
@@ -2980,12 +2646,6 @@
               <w:right w:val="single" w:sz="6" w:space="0" w:color="1F3864"/>
             </w:tcBorders>
             <w:shd w:val="clear" w:color="auto" w:fill="D9E2F3"/>
-            <w:tcMar>
-              <w:top w:w="50" w:type="dxa"/>
-              <w:left w:w="90" w:type="dxa"/>
-              <w:bottom w:w="50" w:type="dxa"/>
-              <w:right w:w="90" w:type="dxa"/>
-            </w:tcMar>
             <w:vAlign w:val="center"/>
           </w:tcPr>
           <w:p>
@@ -3018,12 +2678,6 @@
               <w:right w:val="single" w:sz="6" w:space="0" w:color="1F3864"/>
             </w:tcBorders>
             <w:shd w:val="clear" w:color="auto" w:fill="D9E2F3"/>
-            <w:tcMar>
-              <w:top w:w="50" w:type="dxa"/>
-              <w:left w:w="90" w:type="dxa"/>
-              <w:bottom w:w="50" w:type="dxa"/>
-              <w:right w:w="90" w:type="dxa"/>
-            </w:tcMar>
             <w:vAlign w:val="center"/>
           </w:tcPr>
           <w:p>
@@ -3093,12 +2747,6 @@
               <w:right w:val="single" w:sz="6" w:space="0" w:color="1F3864"/>
             </w:tcBorders>
             <w:shd w:val="clear" w:color="auto" w:fill="D9E2F3"/>
-            <w:tcMar>
-              <w:top w:w="50" w:type="dxa"/>
-              <w:left w:w="90" w:type="dxa"/>
-              <w:bottom w:w="50" w:type="dxa"/>
-              <w:right w:w="90" w:type="dxa"/>
-            </w:tcMar>
             <w:vAlign w:val="center"/>
           </w:tcPr>
           <w:p>
@@ -3131,12 +2779,6 @@
               <w:right w:val="single" w:sz="6" w:space="0" w:color="1F3864"/>
             </w:tcBorders>
             <w:shd w:val="clear" w:color="auto" w:fill="D9E2F3"/>
-            <w:tcMar>
-              <w:top w:w="50" w:type="dxa"/>
-              <w:left w:w="90" w:type="dxa"/>
-              <w:bottom w:w="50" w:type="dxa"/>
-              <w:right w:w="90" w:type="dxa"/>
-            </w:tcMar>
             <w:vAlign w:val="center"/>
           </w:tcPr>
           <w:p>
@@ -3181,12 +2823,6 @@
               <w:right w:val="single" w:sz="6" w:space="0" w:color="1F3864"/>
             </w:tcBorders>
             <w:shd w:val="clear" w:color="auto" w:fill="4472C4"/>
-            <w:tcMar>
-              <w:top w:w="50" w:type="dxa"/>
-              <w:left w:w="90" w:type="dxa"/>
-              <w:bottom w:w="50" w:type="dxa"/>
-              <w:right w:w="90" w:type="dxa"/>
-            </w:tcMar>
             <w:vAlign w:val="center"/>
           </w:tcPr>
           <w:p>
@@ -3229,12 +2865,6 @@
               <w:right w:val="single" w:sz="6" w:space="0" w:color="1F3864"/>
             </w:tcBorders>
             <w:shd w:val="clear" w:color="auto" w:fill="4472C4"/>
-            <w:tcMar>
-              <w:top w:w="50" w:type="dxa"/>
-              <w:left w:w="90" w:type="dxa"/>
-              <w:bottom w:w="50" w:type="dxa"/>
-              <w:right w:w="90" w:type="dxa"/>
-            </w:tcMar>
             <w:vAlign w:val="center"/>
           </w:tcPr>
           <w:p>
@@ -3275,12 +2905,6 @@
               <w:right w:val="single" w:sz="6" w:space="0" w:color="1F3864"/>
             </w:tcBorders>
             <w:shd w:val="clear" w:color="auto" w:fill="D9E2F3"/>
-            <w:tcMar>
-              <w:top w:w="50" w:type="dxa"/>
-              <w:left w:w="90" w:type="dxa"/>
-              <w:bottom w:w="50" w:type="dxa"/>
-              <w:right w:w="90" w:type="dxa"/>
-            </w:tcMar>
             <w:vAlign w:val="center"/>
           </w:tcPr>
           <w:p>
@@ -3339,12 +2963,6 @@
               <w:right w:val="single" w:sz="6" w:space="0" w:color="1F3864"/>
             </w:tcBorders>
             <w:shd w:val="clear" w:color="auto" w:fill="4472C4"/>
-            <w:tcMar>
-              <w:top w:w="50" w:type="dxa"/>
-              <w:left w:w="90" w:type="dxa"/>
-              <w:bottom w:w="50" w:type="dxa"/>
-              <w:right w:w="90" w:type="dxa"/>
-            </w:tcMar>
             <w:vAlign w:val="center"/>
           </w:tcPr>
           <w:p>
@@ -3386,12 +3004,6 @@
               <w:right w:val="single" w:sz="6" w:space="0" w:color="1F3864"/>
             </w:tcBorders>
             <w:shd w:val="clear" w:color="auto" w:fill="D9E2F3"/>
-            <w:tcMar>
-              <w:top w:w="50" w:type="dxa"/>
-              <w:left w:w="90" w:type="dxa"/>
-              <w:bottom w:w="50" w:type="dxa"/>
-              <w:right w:w="90" w:type="dxa"/>
-            </w:tcMar>
             <w:vAlign w:val="center"/>
           </w:tcPr>
           <w:p>
@@ -3496,12 +3108,6 @@
               <w:right w:val="single" w:sz="6" w:space="0" w:color="1F3864"/>
             </w:tcBorders>
             <w:shd w:val="clear" w:color="auto" w:fill="D9E2F3"/>
-            <w:tcMar>
-              <w:top w:w="50" w:type="dxa"/>
-              <w:left w:w="90" w:type="dxa"/>
-              <w:bottom w:w="50" w:type="dxa"/>
-              <w:right w:w="90" w:type="dxa"/>
-            </w:tcMar>
             <w:vAlign w:val="center"/>
           </w:tcPr>
           <w:p>
@@ -3921,12 +3527,6 @@
               <w:right w:val="single" w:sz="6" w:space="0" w:color="1F3864"/>
             </w:tcBorders>
             <w:shd w:val="clear" w:color="auto" w:fill="D9E2F3"/>
-            <w:tcMar>
-              <w:top w:w="50" w:type="dxa"/>
-              <w:left w:w="90" w:type="dxa"/>
-              <w:bottom w:w="50" w:type="dxa"/>
-              <w:right w:w="90" w:type="dxa"/>
-            </w:tcMar>
             <w:vAlign w:val="center"/>
           </w:tcPr>
           <w:p>
@@ -3991,12 +3591,6 @@
               <w:right w:val="single" w:sz="6" w:space="0" w:color="1F3864"/>
             </w:tcBorders>
             <w:shd w:val="clear" w:color="auto" w:fill="D9E2F3"/>
-            <w:tcMar>
-              <w:top w:w="50" w:type="dxa"/>
-              <w:left w:w="90" w:type="dxa"/>
-              <w:bottom w:w="50" w:type="dxa"/>
-              <w:right w:w="90" w:type="dxa"/>
-            </w:tcMar>
             <w:vAlign w:val="center"/>
           </w:tcPr>
           <w:p>
@@ -4053,12 +3647,6 @@
               <w:right w:val="single" w:sz="6" w:space="0" w:color="1F3864"/>
             </w:tcBorders>
             <w:shd w:val="clear" w:color="auto" w:fill="4472C4"/>
-            <w:tcMar>
-              <w:top w:w="50" w:type="dxa"/>
-              <w:left w:w="90" w:type="dxa"/>
-              <w:bottom w:w="50" w:type="dxa"/>
-              <w:right w:w="90" w:type="dxa"/>
-            </w:tcMar>
             <w:vAlign w:val="center"/>
           </w:tcPr>
           <w:p>
@@ -4099,12 +3687,6 @@
               <w:right w:val="single" w:sz="6" w:space="0" w:color="1F3864"/>
             </w:tcBorders>
             <w:shd w:val="clear" w:color="auto" w:fill="4472C4"/>
-            <w:tcMar>
-              <w:top w:w="50" w:type="dxa"/>
-              <w:left w:w="90" w:type="dxa"/>
-              <w:bottom w:w="50" w:type="dxa"/>
-              <w:right w:w="90" w:type="dxa"/>
-            </w:tcMar>
             <w:vAlign w:val="center"/>
           </w:tcPr>
           <w:p>
@@ -4145,12 +3727,6 @@
               <w:right w:val="single" w:sz="6" w:space="0" w:color="1F3864"/>
             </w:tcBorders>
             <w:shd w:val="clear" w:color="auto" w:fill="4472C4"/>
-            <w:tcMar>
-              <w:top w:w="50" w:type="dxa"/>
-              <w:left w:w="90" w:type="dxa"/>
-              <w:bottom w:w="50" w:type="dxa"/>
-              <w:right w:w="90" w:type="dxa"/>
-            </w:tcMar>
             <w:vAlign w:val="center"/>
           </w:tcPr>
           <w:p>
@@ -4195,12 +3771,6 @@
               <w:right w:val="single" w:sz="6" w:space="0" w:color="1F3864"/>
             </w:tcBorders>
             <w:shd w:val="clear" w:color="auto" w:fill="D9E2F3"/>
-            <w:tcMar>
-              <w:top w:w="50" w:type="dxa"/>
-              <w:left w:w="90" w:type="dxa"/>
-              <w:bottom w:w="50" w:type="dxa"/>
-              <w:right w:w="90" w:type="dxa"/>
-            </w:tcMar>
             <w:vAlign w:val="center"/>
           </w:tcPr>
           <w:p>
@@ -4233,12 +3803,6 @@
               <w:right w:val="single" w:sz="6" w:space="0" w:color="1F3864"/>
             </w:tcBorders>
             <w:shd w:val="clear" w:color="auto" w:fill="D9E2F3"/>
-            <w:tcMar>
-              <w:top w:w="50" w:type="dxa"/>
-              <w:left w:w="90" w:type="dxa"/>
-              <w:bottom w:w="50" w:type="dxa"/>
-              <w:right w:w="90" w:type="dxa"/>
-            </w:tcMar>
             <w:vAlign w:val="center"/>
           </w:tcPr>
           <w:p>
@@ -4271,12 +3835,6 @@
               <w:right w:val="single" w:sz="6" w:space="0" w:color="1F3864"/>
             </w:tcBorders>
             <w:shd w:val="clear" w:color="auto" w:fill="D9E2F3"/>
-            <w:tcMar>
-              <w:top w:w="50" w:type="dxa"/>
-              <w:left w:w="90" w:type="dxa"/>
-              <w:bottom w:w="50" w:type="dxa"/>
-              <w:right w:w="90" w:type="dxa"/>
-            </w:tcMar>
             <w:vAlign w:val="center"/>
           </w:tcPr>
           <w:p>
@@ -4346,12 +3904,6 @@
               <w:right w:val="single" w:sz="6" w:space="0" w:color="1F3864"/>
             </w:tcBorders>
             <w:shd w:val="clear" w:color="auto" w:fill="D9E2F3"/>
-            <w:tcMar>
-              <w:top w:w="50" w:type="dxa"/>
-              <w:left w:w="90" w:type="dxa"/>
-              <w:bottom w:w="50" w:type="dxa"/>
-              <w:right w:w="90" w:type="dxa"/>
-            </w:tcMar>
             <w:vAlign w:val="center"/>
           </w:tcPr>
           <w:p>
@@ -4384,12 +3936,6 @@
               <w:right w:val="single" w:sz="6" w:space="0" w:color="1F3864"/>
             </w:tcBorders>
             <w:shd w:val="clear" w:color="auto" w:fill="D9E2F3"/>
-            <w:tcMar>
-              <w:top w:w="50" w:type="dxa"/>
-              <w:left w:w="90" w:type="dxa"/>
-              <w:bottom w:w="50" w:type="dxa"/>
-              <w:right w:w="90" w:type="dxa"/>
-            </w:tcMar>
             <w:vAlign w:val="center"/>
           </w:tcPr>
           <w:p>
@@ -4436,12 +3982,6 @@
               <w:right w:val="single" w:sz="6" w:space="0" w:color="1F3864"/>
             </w:tcBorders>
             <w:shd w:val="clear" w:color="auto" w:fill="D9E2F3"/>
-            <w:tcMar>
-              <w:top w:w="50" w:type="dxa"/>
-              <w:left w:w="90" w:type="dxa"/>
-              <w:bottom w:w="50" w:type="dxa"/>
-              <w:right w:w="90" w:type="dxa"/>
-            </w:tcMar>
             <w:vAlign w:val="center"/>
           </w:tcPr>
           <w:p>
@@ -4474,12 +4014,6 @@
               <w:right w:val="single" w:sz="6" w:space="0" w:color="1F3864"/>
             </w:tcBorders>
             <w:shd w:val="clear" w:color="auto" w:fill="D9E2F3"/>
-            <w:tcMar>
-              <w:top w:w="50" w:type="dxa"/>
-              <w:left w:w="90" w:type="dxa"/>
-              <w:bottom w:w="50" w:type="dxa"/>
-              <w:right w:w="90" w:type="dxa"/>
-            </w:tcMar>
             <w:vAlign w:val="center"/>
           </w:tcPr>
           <w:p>
@@ -4512,12 +4046,6 @@
               <w:right w:val="single" w:sz="6" w:space="0" w:color="1F3864"/>
             </w:tcBorders>
             <w:shd w:val="clear" w:color="auto" w:fill="D9E2F3"/>
-            <w:tcMar>
-              <w:top w:w="50" w:type="dxa"/>
-              <w:left w:w="90" w:type="dxa"/>
-              <w:bottom w:w="50" w:type="dxa"/>
-              <w:right w:w="90" w:type="dxa"/>
-            </w:tcMar>
             <w:vAlign w:val="center"/>
           </w:tcPr>
           <w:p>
@@ -4587,12 +4115,6 @@
               <w:right w:val="single" w:sz="6" w:space="0" w:color="1F3864"/>
             </w:tcBorders>
             <w:shd w:val="clear" w:color="auto" w:fill="D9E2F3"/>
-            <w:tcMar>
-              <w:top w:w="50" w:type="dxa"/>
-              <w:left w:w="90" w:type="dxa"/>
-              <w:bottom w:w="50" w:type="dxa"/>
-              <w:right w:w="90" w:type="dxa"/>
-            </w:tcMar>
             <w:vAlign w:val="center"/>
           </w:tcPr>
           <w:p>
@@ -4625,12 +4147,6 @@
               <w:right w:val="single" w:sz="6" w:space="0" w:color="1F3864"/>
             </w:tcBorders>
             <w:shd w:val="clear" w:color="auto" w:fill="D9E2F3"/>
-            <w:tcMar>
-              <w:top w:w="50" w:type="dxa"/>
-              <w:left w:w="90" w:type="dxa"/>
-              <w:bottom w:w="50" w:type="dxa"/>
-              <w:right w:w="90" w:type="dxa"/>
-            </w:tcMar>
             <w:vAlign w:val="center"/>
           </w:tcPr>
           <w:p>
@@ -4675,12 +4191,6 @@
               <w:right w:val="single" w:sz="6" w:space="0" w:color="1F3864"/>
             </w:tcBorders>
             <w:shd w:val="clear" w:color="auto" w:fill="4472C4"/>
-            <w:tcMar>
-              <w:top w:w="50" w:type="dxa"/>
-              <w:left w:w="90" w:type="dxa"/>
-              <w:bottom w:w="50" w:type="dxa"/>
-              <w:right w:w="90" w:type="dxa"/>
-            </w:tcMar>
             <w:vAlign w:val="center"/>
           </w:tcPr>
           <w:p>
@@ -4723,12 +4233,6 @@
               <w:right w:val="single" w:sz="6" w:space="0" w:color="1F3864"/>
             </w:tcBorders>
             <w:shd w:val="clear" w:color="auto" w:fill="4472C4"/>
-            <w:tcMar>
-              <w:top w:w="50" w:type="dxa"/>
-              <w:left w:w="90" w:type="dxa"/>
-              <w:bottom w:w="50" w:type="dxa"/>
-              <w:right w:w="90" w:type="dxa"/>
-            </w:tcMar>
             <w:vAlign w:val="center"/>
           </w:tcPr>
           <w:p>
@@ -4768,12 +4272,6 @@
               <w:right w:val="single" w:sz="6" w:space="0" w:color="1F3864"/>
             </w:tcBorders>
             <w:shd w:val="clear" w:color="auto" w:fill="D9E2F3"/>
-            <w:tcMar>
-              <w:top w:w="50" w:type="dxa"/>
-              <w:left w:w="90" w:type="dxa"/>
-              <w:bottom w:w="50" w:type="dxa"/>
-              <w:right w:w="90" w:type="dxa"/>
-            </w:tcMar>
             <w:vAlign w:val="center"/>
           </w:tcPr>
           <w:p>
@@ -4832,12 +4330,6 @@
               <w:right w:val="single" w:sz="6" w:space="0" w:color="1F3864"/>
             </w:tcBorders>
             <w:shd w:val="clear" w:color="auto" w:fill="4472C4"/>
-            <w:tcMar>
-              <w:top w:w="50" w:type="dxa"/>
-              <w:left w:w="90" w:type="dxa"/>
-              <w:bottom w:w="50" w:type="dxa"/>
-              <w:right w:w="90" w:type="dxa"/>
-            </w:tcMar>
             <w:vAlign w:val="center"/>
           </w:tcPr>
           <w:p>
@@ -4879,12 +4371,6 @@
               <w:right w:val="single" w:sz="6" w:space="0" w:color="1F3864"/>
             </w:tcBorders>
             <w:shd w:val="clear" w:color="auto" w:fill="D9E2F3"/>
-            <w:tcMar>
-              <w:top w:w="50" w:type="dxa"/>
-              <w:left w:w="90" w:type="dxa"/>
-              <w:bottom w:w="50" w:type="dxa"/>
-              <w:right w:w="90" w:type="dxa"/>
-            </w:tcMar>
             <w:vAlign w:val="center"/>
           </w:tcPr>
           <w:p>
@@ -4936,12 +4422,6 @@
               <w:right w:val="single" w:sz="6" w:space="0" w:color="1F3864"/>
             </w:tcBorders>
             <w:shd w:val="clear" w:color="auto" w:fill="D9E2F3"/>
-            <w:tcMar>
-              <w:top w:w="50" w:type="dxa"/>
-              <w:left w:w="90" w:type="dxa"/>
-              <w:bottom w:w="50" w:type="dxa"/>
-              <w:right w:w="90" w:type="dxa"/>
-            </w:tcMar>
           </w:tcPr>
           <w:p>
             <w:pPr>
@@ -5145,12 +4625,6 @@
               <w:right w:val="single" w:sz="6" w:space="0" w:color="1F3864"/>
             </w:tcBorders>
             <w:shd w:val="clear" w:color="auto" w:fill="D9E2F3"/>
-            <w:tcMar>
-              <w:top w:w="50" w:type="dxa"/>
-              <w:left w:w="90" w:type="dxa"/>
-              <w:bottom w:w="50" w:type="dxa"/>
-              <w:right w:w="90" w:type="dxa"/>
-            </w:tcMar>
             <w:vAlign w:val="center"/>
           </w:tcPr>
           <w:p>
@@ -5216,12 +4690,6 @@
               <w:right w:val="single" w:sz="6" w:space="0" w:color="1F3864"/>
             </w:tcBorders>
             <w:shd w:val="clear" w:color="auto" w:fill="D9E2F3"/>
-            <w:tcMar>
-              <w:top w:w="50" w:type="dxa"/>
-              <w:left w:w="90" w:type="dxa"/>
-              <w:bottom w:w="50" w:type="dxa"/>
-              <w:right w:w="90" w:type="dxa"/>
-            </w:tcMar>
             <w:vAlign w:val="center"/>
           </w:tcPr>
           <w:p>
@@ -5267,12 +4735,6 @@
               <w:right w:val="single" w:sz="6" w:space="0" w:color="1F3864"/>
             </w:tcBorders>
             <w:shd w:val="clear" w:color="auto" w:fill="4472C4"/>
-            <w:tcMar>
-              <w:top w:w="50" w:type="dxa"/>
-              <w:left w:w="90" w:type="dxa"/>
-              <w:bottom w:w="50" w:type="dxa"/>
-              <w:right w:w="90" w:type="dxa"/>
-            </w:tcMar>
             <w:vAlign w:val="center"/>
           </w:tcPr>
           <w:p>
@@ -5313,12 +4775,6 @@
               <w:right w:val="single" w:sz="6" w:space="0" w:color="1F3864"/>
             </w:tcBorders>
             <w:shd w:val="clear" w:color="auto" w:fill="4472C4"/>
-            <w:tcMar>
-              <w:top w:w="50" w:type="dxa"/>
-              <w:left w:w="90" w:type="dxa"/>
-              <w:bottom w:w="50" w:type="dxa"/>
-              <w:right w:w="90" w:type="dxa"/>
-            </w:tcMar>
             <w:vAlign w:val="center"/>
           </w:tcPr>
           <w:p>
@@ -5359,12 +4815,6 @@
               <w:right w:val="single" w:sz="6" w:space="0" w:color="1F3864"/>
             </w:tcBorders>
             <w:shd w:val="clear" w:color="auto" w:fill="4472C4"/>
-            <w:tcMar>
-              <w:top w:w="50" w:type="dxa"/>
-              <w:left w:w="90" w:type="dxa"/>
-              <w:bottom w:w="50" w:type="dxa"/>
-              <w:right w:w="90" w:type="dxa"/>
-            </w:tcMar>
             <w:vAlign w:val="center"/>
           </w:tcPr>
           <w:p>
@@ -5409,12 +4859,6 @@
               <w:right w:val="single" w:sz="6" w:space="0" w:color="1F3864"/>
             </w:tcBorders>
             <w:shd w:val="clear" w:color="auto" w:fill="D9E2F3"/>
-            <w:tcMar>
-              <w:top w:w="50" w:type="dxa"/>
-              <w:left w:w="90" w:type="dxa"/>
-              <w:bottom w:w="50" w:type="dxa"/>
-              <w:right w:w="90" w:type="dxa"/>
-            </w:tcMar>
             <w:vAlign w:val="center"/>
           </w:tcPr>
           <w:p>
@@ -5455,12 +4899,6 @@
               <w:right w:val="single" w:sz="6" w:space="0" w:color="1F3864"/>
             </w:tcBorders>
             <w:shd w:val="clear" w:color="auto" w:fill="D9E2F3"/>
-            <w:tcMar>
-              <w:top w:w="50" w:type="dxa"/>
-              <w:left w:w="90" w:type="dxa"/>
-              <w:bottom w:w="50" w:type="dxa"/>
-              <w:right w:w="90" w:type="dxa"/>
-            </w:tcMar>
             <w:vAlign w:val="center"/>
           </w:tcPr>
           <w:p>
@@ -5493,12 +4931,6 @@
               <w:right w:val="single" w:sz="6" w:space="0" w:color="1F3864"/>
             </w:tcBorders>
             <w:shd w:val="clear" w:color="auto" w:fill="D9E2F3"/>
-            <w:tcMar>
-              <w:top w:w="50" w:type="dxa"/>
-              <w:left w:w="90" w:type="dxa"/>
-              <w:bottom w:w="50" w:type="dxa"/>
-              <w:right w:w="90" w:type="dxa"/>
-            </w:tcMar>
             <w:vAlign w:val="center"/>
           </w:tcPr>
           <w:p>
@@ -5568,12 +5000,6 @@
               <w:right w:val="single" w:sz="6" w:space="0" w:color="1F3864"/>
             </w:tcBorders>
             <w:shd w:val="clear" w:color="auto" w:fill="D9E2F3"/>
-            <w:tcMar>
-              <w:top w:w="50" w:type="dxa"/>
-              <w:left w:w="90" w:type="dxa"/>
-              <w:bottom w:w="50" w:type="dxa"/>
-              <w:right w:w="90" w:type="dxa"/>
-            </w:tcMar>
             <w:vAlign w:val="center"/>
           </w:tcPr>
           <w:p>
@@ -5606,12 +5032,6 @@
               <w:right w:val="single" w:sz="6" w:space="0" w:color="1F3864"/>
             </w:tcBorders>
             <w:shd w:val="clear" w:color="auto" w:fill="D9E2F3"/>
-            <w:tcMar>
-              <w:top w:w="50" w:type="dxa"/>
-              <w:left w:w="90" w:type="dxa"/>
-              <w:bottom w:w="50" w:type="dxa"/>
-              <w:right w:w="90" w:type="dxa"/>
-            </w:tcMar>
             <w:vAlign w:val="center"/>
           </w:tcPr>
           <w:p>
@@ -5658,12 +5078,6 @@
               <w:right w:val="single" w:sz="6" w:space="0" w:color="1F3864"/>
             </w:tcBorders>
             <w:shd w:val="clear" w:color="auto" w:fill="D9E2F3"/>
-            <w:tcMar>
-              <w:top w:w="50" w:type="dxa"/>
-              <w:left w:w="90" w:type="dxa"/>
-              <w:bottom w:w="50" w:type="dxa"/>
-              <w:right w:w="90" w:type="dxa"/>
-            </w:tcMar>
             <w:vAlign w:val="center"/>
           </w:tcPr>
           <w:p>
@@ -5705,12 +5119,6 @@
               <w:right w:val="single" w:sz="6" w:space="0" w:color="1F3864"/>
             </w:tcBorders>
             <w:shd w:val="clear" w:color="auto" w:fill="D9E2F3"/>
-            <w:tcMar>
-              <w:top w:w="50" w:type="dxa"/>
-              <w:left w:w="90" w:type="dxa"/>
-              <w:bottom w:w="50" w:type="dxa"/>
-              <w:right w:w="90" w:type="dxa"/>
-            </w:tcMar>
             <w:vAlign w:val="center"/>
           </w:tcPr>
           <w:p>
@@ -5744,12 +5152,6 @@
               <w:right w:val="single" w:sz="6" w:space="0" w:color="1F3864"/>
             </w:tcBorders>
             <w:shd w:val="clear" w:color="auto" w:fill="D9E2F3"/>
-            <w:tcMar>
-              <w:top w:w="50" w:type="dxa"/>
-              <w:left w:w="90" w:type="dxa"/>
-              <w:bottom w:w="50" w:type="dxa"/>
-              <w:right w:w="90" w:type="dxa"/>
-            </w:tcMar>
             <w:vAlign w:val="center"/>
           </w:tcPr>
           <w:p>
@@ -5819,12 +5221,6 @@
               <w:right w:val="single" w:sz="6" w:space="0" w:color="1F3864"/>
             </w:tcBorders>
             <w:shd w:val="clear" w:color="auto" w:fill="D9E2F3"/>
-            <w:tcMar>
-              <w:top w:w="50" w:type="dxa"/>
-              <w:left w:w="90" w:type="dxa"/>
-              <w:bottom w:w="50" w:type="dxa"/>
-              <w:right w:w="90" w:type="dxa"/>
-            </w:tcMar>
             <w:vAlign w:val="center"/>
           </w:tcPr>
           <w:p>
@@ -5857,12 +5253,6 @@
               <w:right w:val="single" w:sz="6" w:space="0" w:color="1F3864"/>
             </w:tcBorders>
             <w:shd w:val="clear" w:color="auto" w:fill="D9E2F3"/>
-            <w:tcMar>
-              <w:top w:w="50" w:type="dxa"/>
-              <w:left w:w="90" w:type="dxa"/>
-              <w:bottom w:w="50" w:type="dxa"/>
-              <w:right w:w="90" w:type="dxa"/>
-            </w:tcMar>
             <w:vAlign w:val="center"/>
           </w:tcPr>
           <w:p>
@@ -5907,12 +5297,6 @@
               <w:right w:val="single" w:sz="6" w:space="0" w:color="1F3864"/>
             </w:tcBorders>
             <w:shd w:val="clear" w:color="auto" w:fill="4472C4"/>
-            <w:tcMar>
-              <w:top w:w="50" w:type="dxa"/>
-              <w:left w:w="90" w:type="dxa"/>
-              <w:bottom w:w="50" w:type="dxa"/>
-              <w:right w:w="90" w:type="dxa"/>
-            </w:tcMar>
             <w:vAlign w:val="center"/>
           </w:tcPr>
           <w:p>
@@ -5955,12 +5339,6 @@
               <w:right w:val="single" w:sz="6" w:space="0" w:color="1F3864"/>
             </w:tcBorders>
             <w:shd w:val="clear" w:color="auto" w:fill="4472C4"/>
-            <w:tcMar>
-              <w:top w:w="50" w:type="dxa"/>
-              <w:left w:w="90" w:type="dxa"/>
-              <w:bottom w:w="50" w:type="dxa"/>
-              <w:right w:w="90" w:type="dxa"/>
-            </w:tcMar>
             <w:vAlign w:val="center"/>
           </w:tcPr>
           <w:p>
@@ -6000,12 +5378,6 @@
               <w:right w:val="single" w:sz="6" w:space="0" w:color="1F3864"/>
             </w:tcBorders>
             <w:shd w:val="clear" w:color="auto" w:fill="D9E2F3"/>
-            <w:tcMar>
-              <w:top w:w="50" w:type="dxa"/>
-              <w:left w:w="90" w:type="dxa"/>
-              <w:bottom w:w="50" w:type="dxa"/>
-              <w:right w:w="90" w:type="dxa"/>
-            </w:tcMar>
             <w:vAlign w:val="center"/>
           </w:tcPr>
           <w:p>
@@ -6064,12 +5436,6 @@
               <w:right w:val="single" w:sz="6" w:space="0" w:color="1F3864"/>
             </w:tcBorders>
             <w:shd w:val="clear" w:color="auto" w:fill="4472C4"/>
-            <w:tcMar>
-              <w:top w:w="50" w:type="dxa"/>
-              <w:left w:w="90" w:type="dxa"/>
-              <w:bottom w:w="50" w:type="dxa"/>
-              <w:right w:w="90" w:type="dxa"/>
-            </w:tcMar>
             <w:vAlign w:val="center"/>
           </w:tcPr>
           <w:p>
@@ -6111,12 +5477,6 @@
               <w:right w:val="single" w:sz="6" w:space="0" w:color="1F3864"/>
             </w:tcBorders>
             <w:shd w:val="clear" w:color="auto" w:fill="D9E2F3"/>
-            <w:tcMar>
-              <w:top w:w="50" w:type="dxa"/>
-              <w:left w:w="90" w:type="dxa"/>
-              <w:bottom w:w="50" w:type="dxa"/>
-              <w:right w:w="90" w:type="dxa"/>
-            </w:tcMar>
             <w:vAlign w:val="center"/>
           </w:tcPr>
           <w:p>
@@ -6167,12 +5527,6 @@
               <w:right w:val="single" w:sz="6" w:space="0" w:color="1F3864"/>
             </w:tcBorders>
             <w:shd w:val="clear" w:color="auto" w:fill="D9E2F3"/>
-            <w:tcMar>
-              <w:top w:w="50" w:type="dxa"/>
-              <w:left w:w="90" w:type="dxa"/>
-              <w:bottom w:w="50" w:type="dxa"/>
-              <w:right w:w="90" w:type="dxa"/>
-            </w:tcMar>
             <w:vAlign w:val="center"/>
           </w:tcPr>
           <w:p>
@@ -6375,12 +5729,6 @@
               <w:right w:val="single" w:sz="6" w:space="0" w:color="1F3864"/>
             </w:tcBorders>
             <w:shd w:val="clear" w:color="auto" w:fill="D9E2F3"/>
-            <w:tcMar>
-              <w:top w:w="50" w:type="dxa"/>
-              <w:left w:w="90" w:type="dxa"/>
-              <w:bottom w:w="50" w:type="dxa"/>
-              <w:right w:w="90" w:type="dxa"/>
-            </w:tcMar>
             <w:vAlign w:val="center"/>
           </w:tcPr>
           <w:p>
@@ -6444,12 +5792,6 @@
               <w:right w:val="single" w:sz="6" w:space="0" w:color="1F3864"/>
             </w:tcBorders>
             <w:shd w:val="clear" w:color="auto" w:fill="D9E2F3"/>
-            <w:tcMar>
-              <w:top w:w="50" w:type="dxa"/>
-              <w:left w:w="90" w:type="dxa"/>
-              <w:bottom w:w="50" w:type="dxa"/>
-              <w:right w:w="90" w:type="dxa"/>
-            </w:tcMar>
             <w:vAlign w:val="center"/>
           </w:tcPr>
           <w:p>
@@ -6496,12 +5838,6 @@
               <w:right w:val="single" w:sz="6" w:space="0" w:color="1F3864"/>
             </w:tcBorders>
             <w:shd w:val="clear" w:color="auto" w:fill="4472C4"/>
-            <w:tcMar>
-              <w:top w:w="50" w:type="dxa"/>
-              <w:left w:w="90" w:type="dxa"/>
-              <w:bottom w:w="50" w:type="dxa"/>
-              <w:right w:w="90" w:type="dxa"/>
-            </w:tcMar>
             <w:vAlign w:val="center"/>
           </w:tcPr>
           <w:p>
@@ -6542,12 +5878,6 @@
               <w:right w:val="single" w:sz="6" w:space="0" w:color="1F3864"/>
             </w:tcBorders>
             <w:shd w:val="clear" w:color="auto" w:fill="4472C4"/>
-            <w:tcMar>
-              <w:top w:w="50" w:type="dxa"/>
-              <w:left w:w="90" w:type="dxa"/>
-              <w:bottom w:w="50" w:type="dxa"/>
-              <w:right w:w="90" w:type="dxa"/>
-            </w:tcMar>
             <w:vAlign w:val="center"/>
           </w:tcPr>
           <w:p>
@@ -6588,12 +5918,6 @@
               <w:right w:val="single" w:sz="6" w:space="0" w:color="1F3864"/>
             </w:tcBorders>
             <w:shd w:val="clear" w:color="auto" w:fill="4472C4"/>
-            <w:tcMar>
-              <w:top w:w="50" w:type="dxa"/>
-              <w:left w:w="90" w:type="dxa"/>
-              <w:bottom w:w="50" w:type="dxa"/>
-              <w:right w:w="90" w:type="dxa"/>
-            </w:tcMar>
             <w:vAlign w:val="center"/>
           </w:tcPr>
           <w:p>
@@ -6638,12 +5962,6 @@
               <w:right w:val="single" w:sz="6" w:space="0" w:color="1F3864"/>
             </w:tcBorders>
             <w:shd w:val="clear" w:color="auto" w:fill="D9E2F3"/>
-            <w:tcMar>
-              <w:top w:w="50" w:type="dxa"/>
-              <w:left w:w="90" w:type="dxa"/>
-              <w:bottom w:w="50" w:type="dxa"/>
-              <w:right w:w="90" w:type="dxa"/>
-            </w:tcMar>
             <w:vAlign w:val="center"/>
           </w:tcPr>
           <w:p>
@@ -6676,12 +5994,6 @@
               <w:right w:val="single" w:sz="6" w:space="0" w:color="1F3864"/>
             </w:tcBorders>
             <w:shd w:val="clear" w:color="auto" w:fill="D9E2F3"/>
-            <w:tcMar>
-              <w:top w:w="50" w:type="dxa"/>
-              <w:left w:w="90" w:type="dxa"/>
-              <w:bottom w:w="50" w:type="dxa"/>
-              <w:right w:w="90" w:type="dxa"/>
-            </w:tcMar>
             <w:vAlign w:val="center"/>
           </w:tcPr>
           <w:p>
@@ -6714,12 +6026,6 @@
               <w:right w:val="single" w:sz="6" w:space="0" w:color="1F3864"/>
             </w:tcBorders>
             <w:shd w:val="clear" w:color="auto" w:fill="D9E2F3"/>
-            <w:tcMar>
-              <w:top w:w="50" w:type="dxa"/>
-              <w:left w:w="90" w:type="dxa"/>
-              <w:bottom w:w="50" w:type="dxa"/>
-              <w:right w:w="90" w:type="dxa"/>
-            </w:tcMar>
             <w:vAlign w:val="center"/>
           </w:tcPr>
           <w:p>
@@ -6789,12 +6095,6 @@
               <w:right w:val="single" w:sz="6" w:space="0" w:color="1F3864"/>
             </w:tcBorders>
             <w:shd w:val="clear" w:color="auto" w:fill="D9E2F3"/>
-            <w:tcMar>
-              <w:top w:w="50" w:type="dxa"/>
-              <w:left w:w="90" w:type="dxa"/>
-              <w:bottom w:w="50" w:type="dxa"/>
-              <w:right w:w="90" w:type="dxa"/>
-            </w:tcMar>
             <w:vAlign w:val="center"/>
           </w:tcPr>
           <w:p>
@@ -6827,12 +6127,6 @@
               <w:right w:val="single" w:sz="6" w:space="0" w:color="1F3864"/>
             </w:tcBorders>
             <w:shd w:val="clear" w:color="auto" w:fill="D9E2F3"/>
-            <w:tcMar>
-              <w:top w:w="50" w:type="dxa"/>
-              <w:left w:w="90" w:type="dxa"/>
-              <w:bottom w:w="50" w:type="dxa"/>
-              <w:right w:w="90" w:type="dxa"/>
-            </w:tcMar>
             <w:vAlign w:val="center"/>
           </w:tcPr>
           <w:p>
@@ -6879,12 +6173,6 @@
               <w:right w:val="single" w:sz="6" w:space="0" w:color="1F3864"/>
             </w:tcBorders>
             <w:shd w:val="clear" w:color="auto" w:fill="D9E2F3"/>
-            <w:tcMar>
-              <w:top w:w="50" w:type="dxa"/>
-              <w:left w:w="90" w:type="dxa"/>
-              <w:bottom w:w="50" w:type="dxa"/>
-              <w:right w:w="90" w:type="dxa"/>
-            </w:tcMar>
             <w:vAlign w:val="center"/>
           </w:tcPr>
           <w:p>
@@ -6926,12 +6214,6 @@
               <w:right w:val="single" w:sz="6" w:space="0" w:color="1F3864"/>
             </w:tcBorders>
             <w:shd w:val="clear" w:color="auto" w:fill="D9E2F3"/>
-            <w:tcMar>
-              <w:top w:w="50" w:type="dxa"/>
-              <w:left w:w="90" w:type="dxa"/>
-              <w:bottom w:w="50" w:type="dxa"/>
-              <w:right w:w="90" w:type="dxa"/>
-            </w:tcMar>
             <w:vAlign w:val="center"/>
           </w:tcPr>
           <w:p>
@@ -6965,12 +6247,6 @@
               <w:right w:val="single" w:sz="6" w:space="0" w:color="1F3864"/>
             </w:tcBorders>
             <w:shd w:val="clear" w:color="auto" w:fill="D9E2F3"/>
-            <w:tcMar>
-              <w:top w:w="50" w:type="dxa"/>
-              <w:left w:w="90" w:type="dxa"/>
-              <w:bottom w:w="50" w:type="dxa"/>
-              <w:right w:w="90" w:type="dxa"/>
-            </w:tcMar>
             <w:vAlign w:val="center"/>
           </w:tcPr>
           <w:p>
@@ -7040,12 +6316,6 @@
               <w:right w:val="single" w:sz="6" w:space="0" w:color="1F3864"/>
             </w:tcBorders>
             <w:shd w:val="clear" w:color="auto" w:fill="D9E2F3"/>
-            <w:tcMar>
-              <w:top w:w="50" w:type="dxa"/>
-              <w:left w:w="90" w:type="dxa"/>
-              <w:bottom w:w="50" w:type="dxa"/>
-              <w:right w:w="90" w:type="dxa"/>
-            </w:tcMar>
             <w:vAlign w:val="center"/>
           </w:tcPr>
           <w:p>
@@ -7078,12 +6348,6 @@
               <w:right w:val="single" w:sz="6" w:space="0" w:color="1F3864"/>
             </w:tcBorders>
             <w:shd w:val="clear" w:color="auto" w:fill="D9E2F3"/>
-            <w:tcMar>
-              <w:top w:w="50" w:type="dxa"/>
-              <w:left w:w="90" w:type="dxa"/>
-              <w:bottom w:w="50" w:type="dxa"/>
-              <w:right w:w="90" w:type="dxa"/>
-            </w:tcMar>
             <w:vAlign w:val="center"/>
           </w:tcPr>
           <w:p>
@@ -7128,12 +6392,6 @@
               <w:right w:val="single" w:sz="6" w:space="0" w:color="1F3864"/>
             </w:tcBorders>
             <w:shd w:val="clear" w:color="auto" w:fill="4472C4"/>
-            <w:tcMar>
-              <w:top w:w="50" w:type="dxa"/>
-              <w:left w:w="90" w:type="dxa"/>
-              <w:bottom w:w="50" w:type="dxa"/>
-              <w:right w:w="90" w:type="dxa"/>
-            </w:tcMar>
             <w:vAlign w:val="center"/>
           </w:tcPr>
           <w:p>
@@ -7176,12 +6434,6 @@
               <w:right w:val="single" w:sz="6" w:space="0" w:color="1F3864"/>
             </w:tcBorders>
             <w:shd w:val="clear" w:color="auto" w:fill="4472C4"/>
-            <w:tcMar>
-              <w:top w:w="50" w:type="dxa"/>
-              <w:left w:w="90" w:type="dxa"/>
-              <w:bottom w:w="50" w:type="dxa"/>
-              <w:right w:w="90" w:type="dxa"/>
-            </w:tcMar>
             <w:vAlign w:val="center"/>
           </w:tcPr>
           <w:p>
@@ -7221,12 +6473,6 @@
               <w:right w:val="single" w:sz="6" w:space="0" w:color="1F3864"/>
             </w:tcBorders>
             <w:shd w:val="clear" w:color="auto" w:fill="D9E2F3"/>
-            <w:tcMar>
-              <w:top w:w="50" w:type="dxa"/>
-              <w:left w:w="90" w:type="dxa"/>
-              <w:bottom w:w="50" w:type="dxa"/>
-              <w:right w:w="90" w:type="dxa"/>
-            </w:tcMar>
             <w:vAlign w:val="center"/>
           </w:tcPr>
           <w:p>
@@ -7285,12 +6531,6 @@
               <w:right w:val="single" w:sz="6" w:space="0" w:color="1F3864"/>
             </w:tcBorders>
             <w:shd w:val="clear" w:color="auto" w:fill="4472C4"/>
-            <w:tcMar>
-              <w:top w:w="50" w:type="dxa"/>
-              <w:left w:w="90" w:type="dxa"/>
-              <w:bottom w:w="50" w:type="dxa"/>
-              <w:right w:w="90" w:type="dxa"/>
-            </w:tcMar>
             <w:vAlign w:val="center"/>
           </w:tcPr>
           <w:p>
@@ -7332,12 +6572,6 @@
               <w:right w:val="single" w:sz="6" w:space="0" w:color="1F3864"/>
             </w:tcBorders>
             <w:shd w:val="clear" w:color="auto" w:fill="D9E2F3"/>
-            <w:tcMar>
-              <w:top w:w="50" w:type="dxa"/>
-              <w:left w:w="90" w:type="dxa"/>
-              <w:bottom w:w="50" w:type="dxa"/>
-              <w:right w:w="90" w:type="dxa"/>
-            </w:tcMar>
             <w:vAlign w:val="center"/>
           </w:tcPr>
           <w:p>
@@ -7388,12 +6622,6 @@
               <w:right w:val="single" w:sz="6" w:space="0" w:color="1F3864"/>
             </w:tcBorders>
             <w:shd w:val="clear" w:color="auto" w:fill="D9E2F3"/>
-            <w:tcMar>
-              <w:top w:w="50" w:type="dxa"/>
-              <w:left w:w="90" w:type="dxa"/>
-              <w:bottom w:w="50" w:type="dxa"/>
-              <w:right w:w="90" w:type="dxa"/>
-            </w:tcMar>
             <w:vAlign w:val="center"/>
           </w:tcPr>
           <w:p>
@@ -7625,12 +6853,6 @@
               <w:right w:val="single" w:sz="6" w:space="0" w:color="1F3864"/>
             </w:tcBorders>
             <w:shd w:val="clear" w:color="auto" w:fill="D9E2F3"/>
-            <w:tcMar>
-              <w:top w:w="50" w:type="dxa"/>
-              <w:left w:w="90" w:type="dxa"/>
-              <w:bottom w:w="50" w:type="dxa"/>
-              <w:right w:w="90" w:type="dxa"/>
-            </w:tcMar>
             <w:vAlign w:val="center"/>
           </w:tcPr>
           <w:p>
@@ -7682,6 +6904,55 @@
           </w:p>
         </w:tc>
       </w:tr>
+    </w:tbl>
+    <w:p>
+      <w:pPr>
+        <w:spacing w:before="0" w:after="0" w:line="240" w:lineRule="auto"/>
+        <w:rPr>
+          <w:sz w:val="18"/>
+          <w:szCs w:val="18"/>
+        </w:rPr>
+      </w:pPr>
+    </w:p>
+    <w:tbl>
+      <w:tblPr>
+        <w:tblW w:w="9405" w:type="dxa"/>
+        <w:jc w:val="center"/>
+        <w:tblBorders>
+          <w:top w:val="single" w:sz="6" w:space="0" w:color="1F3864"/>
+          <w:left w:val="single" w:sz="6" w:space="0" w:color="1F3864"/>
+          <w:bottom w:val="single" w:sz="6" w:space="0" w:color="1F3864"/>
+          <w:right w:val="single" w:sz="6" w:space="0" w:color="1F3864"/>
+          <w:insideH w:val="single" w:sz="6" w:space="0" w:color="1F3864"/>
+          <w:insideV w:val="single" w:sz="6" w:space="0" w:color="1F3864"/>
+        </w:tblBorders>
+        <w:tblLayout w:type="fixed"/>
+        <w:tblCellMar>
+          <w:top w:w="40" w:type="dxa"/>
+          <w:left w:w="90" w:type="dxa"/>
+          <w:bottom w:w="40" w:type="dxa"/>
+          <w:right w:w="90" w:type="dxa"/>
+        </w:tblCellMar>
+        <w:tblLook w:val="04A0" w:firstRow="1" w:lastRow="0" w:firstColumn="1" w:lastColumn="0" w:noHBand="0" w:noVBand="1"/>
+      </w:tblPr>
+      <w:tblGrid>
+        <w:gridCol w:w="1175"/>
+        <w:gridCol w:w="391"/>
+        <w:gridCol w:w="391"/>
+        <w:gridCol w:w="391"/>
+        <w:gridCol w:w="783"/>
+        <w:gridCol w:w="391"/>
+        <w:gridCol w:w="391"/>
+        <w:gridCol w:w="783"/>
+        <w:gridCol w:w="783"/>
+        <w:gridCol w:w="391"/>
+        <w:gridCol w:w="391"/>
+        <w:gridCol w:w="391"/>
+        <w:gridCol w:w="391"/>
+        <w:gridCol w:w="391"/>
+        <w:gridCol w:w="391"/>
+        <w:gridCol w:w="1567"/>
+      </w:tblGrid>
       <w:tr>
         <w:tc>
           <w:tcPr>
@@ -7694,12 +6965,6 @@
               <w:right w:val="single" w:sz="6" w:space="0" w:color="1F3864"/>
             </w:tcBorders>
             <w:shd w:val="clear" w:color="auto" w:fill="4472C4"/>
-            <w:tcMar>
-              <w:top w:w="50" w:type="dxa"/>
-              <w:left w:w="90" w:type="dxa"/>
-              <w:bottom w:w="50" w:type="dxa"/>
-              <w:right w:w="90" w:type="dxa"/>
-            </w:tcMar>
             <w:vAlign w:val="center"/>
           </w:tcPr>
           <w:p>
@@ -7742,12 +7007,6 @@
               <w:right w:val="single" w:sz="6" w:space="0" w:color="1F3864"/>
             </w:tcBorders>
             <w:shd w:val="clear" w:color="auto" w:fill="4472C4"/>
-            <w:tcMar>
-              <w:top w:w="50" w:type="dxa"/>
-              <w:left w:w="90" w:type="dxa"/>
-              <w:bottom w:w="50" w:type="dxa"/>
-              <w:right w:w="90" w:type="dxa"/>
-            </w:tcMar>
             <w:vAlign w:val="center"/>
           </w:tcPr>
           <w:p>
@@ -7788,12 +7047,6 @@
               <w:right w:val="single" w:sz="6" w:space="0" w:color="1F3864"/>
             </w:tcBorders>
             <w:shd w:val="clear" w:color="auto" w:fill="4472C4"/>
-            <w:tcMar>
-              <w:top w:w="50" w:type="dxa"/>
-              <w:left w:w="90" w:type="dxa"/>
-              <w:bottom w:w="50" w:type="dxa"/>
-              <w:right w:w="90" w:type="dxa"/>
-            </w:tcMar>
             <w:vAlign w:val="center"/>
           </w:tcPr>
           <w:p>
@@ -7834,12 +7087,6 @@
               <w:right w:val="single" w:sz="6" w:space="0" w:color="1F3864"/>
             </w:tcBorders>
             <w:shd w:val="clear" w:color="auto" w:fill="4472C4"/>
-            <w:tcMar>
-              <w:top w:w="50" w:type="dxa"/>
-              <w:left w:w="90" w:type="dxa"/>
-              <w:bottom w:w="50" w:type="dxa"/>
-              <w:right w:w="90" w:type="dxa"/>
-            </w:tcMar>
             <w:vAlign w:val="center"/>
           </w:tcPr>
           <w:p>
@@ -7880,12 +7127,6 @@
               <w:right w:val="single" w:sz="6" w:space="0" w:color="1F3864"/>
             </w:tcBorders>
             <w:shd w:val="clear" w:color="auto" w:fill="4472C4"/>
-            <w:tcMar>
-              <w:top w:w="50" w:type="dxa"/>
-              <w:left w:w="90" w:type="dxa"/>
-              <w:bottom w:w="50" w:type="dxa"/>
-              <w:right w:w="90" w:type="dxa"/>
-            </w:tcMar>
             <w:vAlign w:val="center"/>
           </w:tcPr>
           <w:p>
@@ -7926,12 +7167,6 @@
               <w:right w:val="single" w:sz="6" w:space="0" w:color="1F3864"/>
             </w:tcBorders>
             <w:shd w:val="clear" w:color="auto" w:fill="4472C4"/>
-            <w:tcMar>
-              <w:top w:w="50" w:type="dxa"/>
-              <w:left w:w="90" w:type="dxa"/>
-              <w:bottom w:w="50" w:type="dxa"/>
-              <w:right w:w="90" w:type="dxa"/>
-            </w:tcMar>
             <w:vAlign w:val="center"/>
           </w:tcPr>
           <w:p>
@@ -7974,12 +7209,6 @@
               <w:right w:val="single" w:sz="6" w:space="0" w:color="1F3864"/>
             </w:tcBorders>
             <w:shd w:val="clear" w:color="auto" w:fill="D9E2F3"/>
-            <w:tcMar>
-              <w:top w:w="50" w:type="dxa"/>
-              <w:left w:w="90" w:type="dxa"/>
-              <w:bottom w:w="50" w:type="dxa"/>
-              <w:right w:w="90" w:type="dxa"/>
-            </w:tcMar>
             <w:vAlign w:val="center"/>
           </w:tcPr>
           <w:p>
@@ -8084,12 +7313,6 @@
               <w:right w:val="single" w:sz="6" w:space="0" w:color="1F3864"/>
             </w:tcBorders>
             <w:shd w:val="clear" w:color="auto" w:fill="D9E2F3"/>
-            <w:tcMar>
-              <w:top w:w="50" w:type="dxa"/>
-              <w:left w:w="90" w:type="dxa"/>
-              <w:bottom w:w="50" w:type="dxa"/>
-              <w:right w:w="90" w:type="dxa"/>
-            </w:tcMar>
             <w:vAlign w:val="center"/>
           </w:tcPr>
           <w:p>
@@ -8176,12 +7399,6 @@
               <w:right w:val="single" w:sz="6" w:space="0" w:color="1F3864"/>
             </w:tcBorders>
             <w:shd w:val="clear" w:color="auto" w:fill="D9E2F3"/>
-            <w:tcMar>
-              <w:top w:w="50" w:type="dxa"/>
-              <w:left w:w="90" w:type="dxa"/>
-              <w:bottom w:w="50" w:type="dxa"/>
-              <w:right w:w="90" w:type="dxa"/>
-            </w:tcMar>
             <w:vAlign w:val="center"/>
           </w:tcPr>
           <w:p>
@@ -8268,12 +7485,6 @@
               <w:right w:val="single" w:sz="6" w:space="0" w:color="1F3864"/>
             </w:tcBorders>
             <w:shd w:val="clear" w:color="auto" w:fill="D9E2F3"/>
-            <w:tcMar>
-              <w:top w:w="50" w:type="dxa"/>
-              <w:left w:w="90" w:type="dxa"/>
-              <w:bottom w:w="50" w:type="dxa"/>
-              <w:right w:w="90" w:type="dxa"/>
-            </w:tcMar>
             <w:vAlign w:val="center"/>
           </w:tcPr>
           <w:p>
@@ -8386,12 +7597,6 @@
               <w:right w:val="single" w:sz="6" w:space="0" w:color="1F3864"/>
             </w:tcBorders>
             <w:shd w:val="clear" w:color="auto" w:fill="D9E2F3"/>
-            <w:tcMar>
-              <w:top w:w="50" w:type="dxa"/>
-              <w:left w:w="90" w:type="dxa"/>
-              <w:bottom w:w="50" w:type="dxa"/>
-              <w:right w:w="90" w:type="dxa"/>
-            </w:tcMar>
             <w:vAlign w:val="center"/>
           </w:tcPr>
           <w:p>
@@ -8468,6 +7673,55 @@
           </w:p>
         </w:tc>
       </w:tr>
+    </w:tbl>
+    <w:p>
+      <w:pPr>
+        <w:spacing w:before="0" w:after="0" w:line="240" w:lineRule="auto"/>
+        <w:rPr>
+          <w:sz w:val="18"/>
+          <w:szCs w:val="18"/>
+        </w:rPr>
+      </w:pPr>
+    </w:p>
+    <w:tbl>
+      <w:tblPr>
+        <w:tblW w:w="9405" w:type="dxa"/>
+        <w:jc w:val="center"/>
+        <w:tblBorders>
+          <w:top w:val="single" w:sz="6" w:space="0" w:color="1F3864"/>
+          <w:left w:val="single" w:sz="6" w:space="0" w:color="1F3864"/>
+          <w:bottom w:val="single" w:sz="6" w:space="0" w:color="1F3864"/>
+          <w:right w:val="single" w:sz="6" w:space="0" w:color="1F3864"/>
+          <w:insideH w:val="single" w:sz="6" w:space="0" w:color="1F3864"/>
+          <w:insideV w:val="single" w:sz="6" w:space="0" w:color="1F3864"/>
+        </w:tblBorders>
+        <w:tblLayout w:type="fixed"/>
+        <w:tblCellMar>
+          <w:top w:w="40" w:type="dxa"/>
+          <w:left w:w="90" w:type="dxa"/>
+          <w:bottom w:w="40" w:type="dxa"/>
+          <w:right w:w="90" w:type="dxa"/>
+        </w:tblCellMar>
+        <w:tblLook w:val="04A0" w:firstRow="1" w:lastRow="0" w:firstColumn="1" w:lastColumn="0" w:noHBand="0" w:noVBand="1"/>
+      </w:tblPr>
+      <w:tblGrid>
+        <w:gridCol w:w="1175"/>
+        <w:gridCol w:w="391"/>
+        <w:gridCol w:w="391"/>
+        <w:gridCol w:w="391"/>
+        <w:gridCol w:w="783"/>
+        <w:gridCol w:w="391"/>
+        <w:gridCol w:w="391"/>
+        <w:gridCol w:w="783"/>
+        <w:gridCol w:w="783"/>
+        <w:gridCol w:w="391"/>
+        <w:gridCol w:w="391"/>
+        <w:gridCol w:w="391"/>
+        <w:gridCol w:w="391"/>
+        <w:gridCol w:w="391"/>
+        <w:gridCol w:w="391"/>
+        <w:gridCol w:w="1567"/>
+      </w:tblGrid>
       <w:tr>
         <w:tc>
           <w:tcPr>
@@ -8480,12 +7734,6 @@
               <w:right w:val="single" w:sz="6" w:space="0" w:color="1F3864"/>
             </w:tcBorders>
             <w:shd w:val="clear" w:color="auto" w:fill="4472C4"/>
-            <w:tcMar>
-              <w:top w:w="50" w:type="dxa"/>
-              <w:left w:w="90" w:type="dxa"/>
-              <w:bottom w:w="50" w:type="dxa"/>
-              <w:right w:w="90" w:type="dxa"/>
-            </w:tcMar>
             <w:vAlign w:val="center"/>
           </w:tcPr>
           <w:p>
@@ -8525,12 +7773,6 @@
               <w:right w:val="single" w:sz="6" w:space="0" w:color="1F3864"/>
             </w:tcBorders>
             <w:shd w:val="clear" w:color="auto" w:fill="D9E2F3"/>
-            <w:tcMar>
-              <w:top w:w="50" w:type="dxa"/>
-              <w:left w:w="90" w:type="dxa"/>
-              <w:bottom w:w="50" w:type="dxa"/>
-              <w:right w:w="90" w:type="dxa"/>
-            </w:tcMar>
             <w:vAlign w:val="center"/>
           </w:tcPr>
           <w:p>
@@ -8731,12 +7973,6 @@
               <w:right w:val="single" w:sz="6" w:space="0" w:color="1F3864"/>
             </w:tcBorders>
             <w:shd w:val="clear" w:color="auto" w:fill="4472C4"/>
-            <w:tcMar>
-              <w:top w:w="50" w:type="dxa"/>
-              <w:left w:w="90" w:type="dxa"/>
-              <w:bottom w:w="50" w:type="dxa"/>
-              <w:right w:w="90" w:type="dxa"/>
-            </w:tcMar>
             <w:vAlign w:val="center"/>
           </w:tcPr>
           <w:p>
@@ -8776,12 +8012,6 @@
               <w:right w:val="single" w:sz="6" w:space="0" w:color="1F3864"/>
             </w:tcBorders>
             <w:shd w:val="clear" w:color="auto" w:fill="D9E2F3"/>
-            <w:tcMar>
-              <w:top w:w="50" w:type="dxa"/>
-              <w:left w:w="90" w:type="dxa"/>
-              <w:bottom w:w="50" w:type="dxa"/>
-              <w:right w:w="90" w:type="dxa"/>
-            </w:tcMar>
             <w:vAlign w:val="center"/>
           </w:tcPr>
           <w:p>
@@ -8960,12 +8190,6 @@
               <w:right w:val="single" w:sz="6" w:space="0" w:color="1F3864"/>
             </w:tcBorders>
             <w:shd w:val="clear" w:color="auto" w:fill="4472C4"/>
-            <w:tcMar>
-              <w:top w:w="50" w:type="dxa"/>
-              <w:left w:w="90" w:type="dxa"/>
-              <w:bottom w:w="50" w:type="dxa"/>
-              <w:right w:w="90" w:type="dxa"/>
-            </w:tcMar>
             <w:vAlign w:val="center"/>
           </w:tcPr>
           <w:p>
@@ -9006,12 +8230,6 @@
               <w:right w:val="single" w:sz="6" w:space="0" w:color="1F3864"/>
             </w:tcBorders>
             <w:shd w:val="clear" w:color="auto" w:fill="D9E2F3"/>
-            <w:tcMar>
-              <w:top w:w="50" w:type="dxa"/>
-              <w:left w:w="90" w:type="dxa"/>
-              <w:bottom w:w="50" w:type="dxa"/>
-              <w:right w:w="90" w:type="dxa"/>
-            </w:tcMar>
             <w:vAlign w:val="center"/>
           </w:tcPr>
           <w:p>
@@ -9097,12 +8315,6 @@
               <w:right w:val="single" w:sz="6" w:space="0" w:color="1F3864"/>
             </w:tcBorders>
             <w:shd w:val="clear" w:color="auto" w:fill="4472C4"/>
-            <w:tcMar>
-              <w:top w:w="50" w:type="dxa"/>
-              <w:left w:w="90" w:type="dxa"/>
-              <w:bottom w:w="50" w:type="dxa"/>
-              <w:right w:w="90" w:type="dxa"/>
-            </w:tcMar>
             <w:vAlign w:val="center"/>
           </w:tcPr>
           <w:p>
@@ -9142,12 +8354,6 @@
               <w:right w:val="single" w:sz="6" w:space="0" w:color="1F3864"/>
             </w:tcBorders>
             <w:shd w:val="clear" w:color="auto" w:fill="D9E2F3"/>
-            <w:tcMar>
-              <w:top w:w="50" w:type="dxa"/>
-              <w:left w:w="90" w:type="dxa"/>
-              <w:bottom w:w="50" w:type="dxa"/>
-              <w:right w:w="90" w:type="dxa"/>
-            </w:tcMar>
             <w:vAlign w:val="center"/>
           </w:tcPr>
           <w:p>
@@ -9258,12 +8464,6 @@
               <w:right w:val="single" w:sz="6" w:space="0" w:color="1F3864"/>
             </w:tcBorders>
             <w:shd w:val="clear" w:color="auto" w:fill="4472C4"/>
-            <w:tcMar>
-              <w:top w:w="50" w:type="dxa"/>
-              <w:left w:w="90" w:type="dxa"/>
-              <w:bottom w:w="50" w:type="dxa"/>
-              <w:right w:w="90" w:type="dxa"/>
-            </w:tcMar>
             <w:vAlign w:val="center"/>
           </w:tcPr>
           <w:p>
@@ -9303,12 +8503,6 @@
               <w:right w:val="single" w:sz="6" w:space="0" w:color="1F3864"/>
             </w:tcBorders>
             <w:shd w:val="clear" w:color="auto" w:fill="D9E2F3"/>
-            <w:tcMar>
-              <w:top w:w="50" w:type="dxa"/>
-              <w:left w:w="90" w:type="dxa"/>
-              <w:bottom w:w="50" w:type="dxa"/>
-              <w:right w:w="90" w:type="dxa"/>
-            </w:tcMar>
             <w:vAlign w:val="center"/>
           </w:tcPr>
           <w:p>
@@ -9353,12 +8547,6 @@
               <w:right w:val="single" w:sz="6" w:space="0" w:color="1F3864"/>
             </w:tcBorders>
             <w:shd w:val="clear" w:color="auto" w:fill="4472C4"/>
-            <w:tcMar>
-              <w:top w:w="50" w:type="dxa"/>
-              <w:left w:w="90" w:type="dxa"/>
-              <w:bottom w:w="50" w:type="dxa"/>
-              <w:right w:w="90" w:type="dxa"/>
-            </w:tcMar>
             <w:vAlign w:val="center"/>
           </w:tcPr>
           <w:p>
@@ -9425,12 +8613,6 @@
               <w:right w:val="single" w:sz="6" w:space="0" w:color="1F3864"/>
             </w:tcBorders>
             <w:shd w:val="clear" w:color="auto" w:fill="4472C4"/>
-            <w:tcMar>
-              <w:top w:w="50" w:type="dxa"/>
-              <w:left w:w="90" w:type="dxa"/>
-              <w:bottom w:w="50" w:type="dxa"/>
-              <w:right w:w="90" w:type="dxa"/>
-            </w:tcMar>
             <w:vAlign w:val="center"/>
           </w:tcPr>
           <w:p>
@@ -9470,12 +8652,6 @@
               <w:right w:val="single" w:sz="6" w:space="0" w:color="1F3864"/>
             </w:tcBorders>
             <w:shd w:val="clear" w:color="auto" w:fill="4472C4"/>
-            <w:tcMar>
-              <w:top w:w="50" w:type="dxa"/>
-              <w:left w:w="90" w:type="dxa"/>
-              <w:bottom w:w="50" w:type="dxa"/>
-              <w:right w:w="90" w:type="dxa"/>
-            </w:tcMar>
             <w:vAlign w:val="center"/>
           </w:tcPr>
           <w:p>
@@ -9515,12 +8691,6 @@
               <w:right w:val="single" w:sz="6" w:space="0" w:color="1F3864"/>
             </w:tcBorders>
             <w:shd w:val="clear" w:color="auto" w:fill="4472C4"/>
-            <w:tcMar>
-              <w:top w:w="50" w:type="dxa"/>
-              <w:left w:w="90" w:type="dxa"/>
-              <w:bottom w:w="50" w:type="dxa"/>
-              <w:right w:w="90" w:type="dxa"/>
-            </w:tcMar>
             <w:vAlign w:val="center"/>
           </w:tcPr>
           <w:p>
@@ -9560,12 +8730,6 @@
               <w:right w:val="single" w:sz="6" w:space="0" w:color="1F3864"/>
             </w:tcBorders>
             <w:shd w:val="clear" w:color="auto" w:fill="4472C4"/>
-            <w:tcMar>
-              <w:top w:w="50" w:type="dxa"/>
-              <w:left w:w="90" w:type="dxa"/>
-              <w:bottom w:w="50" w:type="dxa"/>
-              <w:right w:w="90" w:type="dxa"/>
-            </w:tcMar>
             <w:vAlign w:val="center"/>
           </w:tcPr>
           <w:p>
@@ -9632,12 +8796,6 @@
               <w:right w:val="single" w:sz="6" w:space="0" w:color="1F3864"/>
             </w:tcBorders>
             <w:shd w:val="clear" w:color="auto" w:fill="D9E2F3"/>
-            <w:tcMar>
-              <w:top w:w="50" w:type="dxa"/>
-              <w:left w:w="90" w:type="dxa"/>
-              <w:bottom w:w="50" w:type="dxa"/>
-              <w:right w:w="90" w:type="dxa"/>
-            </w:tcMar>
             <w:vAlign w:val="center"/>
           </w:tcPr>
           <w:p>
@@ -9670,12 +8828,6 @@
               <w:right w:val="single" w:sz="6" w:space="0" w:color="1F3864"/>
             </w:tcBorders>
             <w:shd w:val="clear" w:color="auto" w:fill="D9E2F3"/>
-            <w:tcMar>
-              <w:top w:w="50" w:type="dxa"/>
-              <w:left w:w="90" w:type="dxa"/>
-              <w:bottom w:w="50" w:type="dxa"/>
-              <w:right w:w="90" w:type="dxa"/>
-            </w:tcMar>
             <w:vAlign w:val="center"/>
           </w:tcPr>
           <w:p>
@@ -9708,12 +8860,6 @@
               <w:right w:val="single" w:sz="6" w:space="0" w:color="1F3864"/>
             </w:tcBorders>
             <w:shd w:val="clear" w:color="auto" w:fill="D9E2F3"/>
-            <w:tcMar>
-              <w:top w:w="50" w:type="dxa"/>
-              <w:left w:w="90" w:type="dxa"/>
-              <w:bottom w:w="50" w:type="dxa"/>
-              <w:right w:w="90" w:type="dxa"/>
-            </w:tcMar>
             <w:vAlign w:val="center"/>
           </w:tcPr>
           <w:p>
@@ -9746,12 +8892,6 @@
               <w:right w:val="single" w:sz="6" w:space="0" w:color="1F3864"/>
             </w:tcBorders>
             <w:shd w:val="clear" w:color="auto" w:fill="D9E2F3"/>
-            <w:tcMar>
-              <w:top w:w="50" w:type="dxa"/>
-              <w:left w:w="90" w:type="dxa"/>
-              <w:bottom w:w="50" w:type="dxa"/>
-              <w:right w:w="90" w:type="dxa"/>
-            </w:tcMar>
             <w:vAlign w:val="center"/>
           </w:tcPr>
           <w:p>
@@ -9811,12 +8951,6 @@
               <w:right w:val="single" w:sz="6" w:space="0" w:color="1F3864"/>
             </w:tcBorders>
             <w:shd w:val="clear" w:color="auto" w:fill="D9E2F3"/>
-            <w:tcMar>
-              <w:top w:w="50" w:type="dxa"/>
-              <w:left w:w="90" w:type="dxa"/>
-              <w:bottom w:w="50" w:type="dxa"/>
-              <w:right w:w="90" w:type="dxa"/>
-            </w:tcMar>
             <w:vAlign w:val="center"/>
           </w:tcPr>
           <w:p>
@@ -9849,12 +8983,6 @@
               <w:right w:val="single" w:sz="6" w:space="0" w:color="1F3864"/>
             </w:tcBorders>
             <w:shd w:val="clear" w:color="auto" w:fill="D9E2F3"/>
-            <w:tcMar>
-              <w:top w:w="50" w:type="dxa"/>
-              <w:left w:w="90" w:type="dxa"/>
-              <w:bottom w:w="50" w:type="dxa"/>
-              <w:right w:w="90" w:type="dxa"/>
-            </w:tcMar>
             <w:vAlign w:val="center"/>
           </w:tcPr>
           <w:p>
@@ -9887,12 +9015,6 @@
               <w:right w:val="single" w:sz="6" w:space="0" w:color="1F3864"/>
             </w:tcBorders>
             <w:shd w:val="clear" w:color="auto" w:fill="D9E2F3"/>
-            <w:tcMar>
-              <w:top w:w="50" w:type="dxa"/>
-              <w:left w:w="90" w:type="dxa"/>
-              <w:bottom w:w="50" w:type="dxa"/>
-              <w:right w:w="90" w:type="dxa"/>
-            </w:tcMar>
             <w:vAlign w:val="center"/>
           </w:tcPr>
           <w:p>
@@ -9925,12 +9047,6 @@
               <w:right w:val="single" w:sz="6" w:space="0" w:color="1F3864"/>
             </w:tcBorders>
             <w:shd w:val="clear" w:color="auto" w:fill="D9E2F3"/>
-            <w:tcMar>
-              <w:top w:w="50" w:type="dxa"/>
-              <w:left w:w="90" w:type="dxa"/>
-              <w:bottom w:w="50" w:type="dxa"/>
-              <w:right w:w="90" w:type="dxa"/>
-            </w:tcMar>
             <w:vAlign w:val="center"/>
           </w:tcPr>
           <w:p>
@@ -9990,12 +9106,6 @@
               <w:right w:val="single" w:sz="6" w:space="0" w:color="1F3864"/>
             </w:tcBorders>
             <w:shd w:val="clear" w:color="auto" w:fill="D9E2F3"/>
-            <w:tcMar>
-              <w:top w:w="50" w:type="dxa"/>
-              <w:left w:w="90" w:type="dxa"/>
-              <w:bottom w:w="50" w:type="dxa"/>
-              <w:right w:w="90" w:type="dxa"/>
-            </w:tcMar>
             <w:vAlign w:val="center"/>
           </w:tcPr>
           <w:p>
@@ -10028,12 +9138,6 @@
               <w:right w:val="single" w:sz="6" w:space="0" w:color="1F3864"/>
             </w:tcBorders>
             <w:shd w:val="clear" w:color="auto" w:fill="D9E2F3"/>
-            <w:tcMar>
-              <w:top w:w="50" w:type="dxa"/>
-              <w:left w:w="90" w:type="dxa"/>
-              <w:bottom w:w="50" w:type="dxa"/>
-              <w:right w:w="90" w:type="dxa"/>
-            </w:tcMar>
             <w:vAlign w:val="center"/>
           </w:tcPr>
           <w:p>
@@ -10066,12 +9170,6 @@
               <w:right w:val="single" w:sz="6" w:space="0" w:color="1F3864"/>
             </w:tcBorders>
             <w:shd w:val="clear" w:color="auto" w:fill="D9E2F3"/>
-            <w:tcMar>
-              <w:top w:w="50" w:type="dxa"/>
-              <w:left w:w="90" w:type="dxa"/>
-              <w:bottom w:w="50" w:type="dxa"/>
-              <w:right w:w="90" w:type="dxa"/>
-            </w:tcMar>
             <w:vAlign w:val="center"/>
           </w:tcPr>
           <w:p>
@@ -10104,12 +9202,6 @@
               <w:right w:val="single" w:sz="6" w:space="0" w:color="1F3864"/>
             </w:tcBorders>
             <w:shd w:val="clear" w:color="auto" w:fill="D9E2F3"/>
-            <w:tcMar>
-              <w:top w:w="50" w:type="dxa"/>
-              <w:left w:w="90" w:type="dxa"/>
-              <w:bottom w:w="50" w:type="dxa"/>
-              <w:right w:w="90" w:type="dxa"/>
-            </w:tcMar>
             <w:vAlign w:val="center"/>
           </w:tcPr>
           <w:p>
@@ -10169,12 +9261,6 @@
               <w:right w:val="single" w:sz="6" w:space="0" w:color="1F3864"/>
             </w:tcBorders>
             <w:shd w:val="clear" w:color="auto" w:fill="D9E2F3"/>
-            <w:tcMar>
-              <w:top w:w="50" w:type="dxa"/>
-              <w:left w:w="90" w:type="dxa"/>
-              <w:bottom w:w="50" w:type="dxa"/>
-              <w:right w:w="90" w:type="dxa"/>
-            </w:tcMar>
             <w:vAlign w:val="center"/>
           </w:tcPr>
           <w:p>
@@ -10219,12 +9305,6 @@
               <w:right w:val="single" w:sz="6" w:space="0" w:color="1F3864"/>
             </w:tcBorders>
             <w:shd w:val="clear" w:color="auto" w:fill="4472C4"/>
-            <w:tcMar>
-              <w:top w:w="50" w:type="dxa"/>
-              <w:left w:w="90" w:type="dxa"/>
-              <w:bottom w:w="50" w:type="dxa"/>
-              <w:right w:w="90" w:type="dxa"/>
-            </w:tcMar>
             <w:vAlign w:val="center"/>
           </w:tcPr>
           <w:p>
@@ -10291,12 +9371,6 @@
               <w:right w:val="single" w:sz="6" w:space="0" w:color="1F3864"/>
             </w:tcBorders>
             <w:shd w:val="clear" w:color="auto" w:fill="4472C4"/>
-            <w:tcMar>
-              <w:top w:w="50" w:type="dxa"/>
-              <w:left w:w="90" w:type="dxa"/>
-              <w:bottom w:w="50" w:type="dxa"/>
-              <w:right w:w="90" w:type="dxa"/>
-            </w:tcMar>
             <w:vAlign w:val="center"/>
           </w:tcPr>
           <w:p>
@@ -10336,12 +9410,6 @@
               <w:right w:val="single" w:sz="6" w:space="0" w:color="1F3864"/>
             </w:tcBorders>
             <w:shd w:val="clear" w:color="auto" w:fill="4472C4"/>
-            <w:tcMar>
-              <w:top w:w="50" w:type="dxa"/>
-              <w:left w:w="90" w:type="dxa"/>
-              <w:bottom w:w="50" w:type="dxa"/>
-              <w:right w:w="90" w:type="dxa"/>
-            </w:tcMar>
             <w:vAlign w:val="center"/>
           </w:tcPr>
           <w:p>
@@ -10381,12 +9449,6 @@
               <w:right w:val="single" w:sz="6" w:space="0" w:color="1F3864"/>
             </w:tcBorders>
             <w:shd w:val="clear" w:color="auto" w:fill="4472C4"/>
-            <w:tcMar>
-              <w:top w:w="50" w:type="dxa"/>
-              <w:left w:w="90" w:type="dxa"/>
-              <w:bottom w:w="50" w:type="dxa"/>
-              <w:right w:w="90" w:type="dxa"/>
-            </w:tcMar>
             <w:vAlign w:val="center"/>
           </w:tcPr>
           <w:p>
@@ -10426,12 +9488,6 @@
               <w:right w:val="single" w:sz="6" w:space="0" w:color="1F3864"/>
             </w:tcBorders>
             <w:shd w:val="clear" w:color="auto" w:fill="4472C4"/>
-            <w:tcMar>
-              <w:top w:w="50" w:type="dxa"/>
-              <w:left w:w="90" w:type="dxa"/>
-              <w:bottom w:w="50" w:type="dxa"/>
-              <w:right w:w="90" w:type="dxa"/>
-            </w:tcMar>
             <w:vAlign w:val="center"/>
           </w:tcPr>
           <w:p>
@@ -10498,12 +9554,6 @@
               <w:right w:val="single" w:sz="6" w:space="0" w:color="1F3864"/>
             </w:tcBorders>
             <w:shd w:val="clear" w:color="auto" w:fill="D9E2F3"/>
-            <w:tcMar>
-              <w:top w:w="50" w:type="dxa"/>
-              <w:left w:w="90" w:type="dxa"/>
-              <w:bottom w:w="50" w:type="dxa"/>
-              <w:right w:w="90" w:type="dxa"/>
-            </w:tcMar>
             <w:vAlign w:val="center"/>
           </w:tcPr>
           <w:p>
@@ -10536,12 +9586,6 @@
               <w:right w:val="single" w:sz="6" w:space="0" w:color="1F3864"/>
             </w:tcBorders>
             <w:shd w:val="clear" w:color="auto" w:fill="D9E2F3"/>
-            <w:tcMar>
-              <w:top w:w="50" w:type="dxa"/>
-              <w:left w:w="90" w:type="dxa"/>
-              <w:bottom w:w="50" w:type="dxa"/>
-              <w:right w:w="90" w:type="dxa"/>
-            </w:tcMar>
             <w:vAlign w:val="center"/>
           </w:tcPr>
           <w:p>
@@ -10574,12 +9618,6 @@
               <w:right w:val="single" w:sz="6" w:space="0" w:color="1F3864"/>
             </w:tcBorders>
             <w:shd w:val="clear" w:color="auto" w:fill="D9E2F3"/>
-            <w:tcMar>
-              <w:top w:w="50" w:type="dxa"/>
-              <w:left w:w="90" w:type="dxa"/>
-              <w:bottom w:w="50" w:type="dxa"/>
-              <w:right w:w="90" w:type="dxa"/>
-            </w:tcMar>
             <w:vAlign w:val="center"/>
           </w:tcPr>
           <w:p>
@@ -10612,12 +9650,6 @@
               <w:right w:val="single" w:sz="6" w:space="0" w:color="1F3864"/>
             </w:tcBorders>
             <w:shd w:val="clear" w:color="auto" w:fill="D9E2F3"/>
-            <w:tcMar>
-              <w:top w:w="50" w:type="dxa"/>
-              <w:left w:w="90" w:type="dxa"/>
-              <w:bottom w:w="50" w:type="dxa"/>
-              <w:right w:w="90" w:type="dxa"/>
-            </w:tcMar>
             <w:vAlign w:val="center"/>
           </w:tcPr>
           <w:p>
@@ -10677,12 +9709,6 @@
               <w:right w:val="single" w:sz="6" w:space="0" w:color="1F3864"/>
             </w:tcBorders>
             <w:shd w:val="clear" w:color="auto" w:fill="D9E2F3"/>
-            <w:tcMar>
-              <w:top w:w="50" w:type="dxa"/>
-              <w:left w:w="90" w:type="dxa"/>
-              <w:bottom w:w="50" w:type="dxa"/>
-              <w:right w:w="90" w:type="dxa"/>
-            </w:tcMar>
             <w:vAlign w:val="center"/>
           </w:tcPr>
           <w:p>
@@ -10715,12 +9741,6 @@
               <w:right w:val="single" w:sz="6" w:space="0" w:color="1F3864"/>
             </w:tcBorders>
             <w:shd w:val="clear" w:color="auto" w:fill="D9E2F3"/>
-            <w:tcMar>
-              <w:top w:w="50" w:type="dxa"/>
-              <w:left w:w="90" w:type="dxa"/>
-              <w:bottom w:w="50" w:type="dxa"/>
-              <w:right w:w="90" w:type="dxa"/>
-            </w:tcMar>
             <w:vAlign w:val="center"/>
           </w:tcPr>
           <w:p>
@@ -10753,12 +9773,6 @@
               <w:right w:val="single" w:sz="6" w:space="0" w:color="1F3864"/>
             </w:tcBorders>
             <w:shd w:val="clear" w:color="auto" w:fill="D9E2F3"/>
-            <w:tcMar>
-              <w:top w:w="50" w:type="dxa"/>
-              <w:left w:w="90" w:type="dxa"/>
-              <w:bottom w:w="50" w:type="dxa"/>
-              <w:right w:w="90" w:type="dxa"/>
-            </w:tcMar>
             <w:vAlign w:val="center"/>
           </w:tcPr>
           <w:p>
@@ -10791,12 +9805,6 @@
               <w:right w:val="single" w:sz="6" w:space="0" w:color="1F3864"/>
             </w:tcBorders>
             <w:shd w:val="clear" w:color="auto" w:fill="D9E2F3"/>
-            <w:tcMar>
-              <w:top w:w="50" w:type="dxa"/>
-              <w:left w:w="90" w:type="dxa"/>
-              <w:bottom w:w="50" w:type="dxa"/>
-              <w:right w:w="90" w:type="dxa"/>
-            </w:tcMar>
             <w:vAlign w:val="center"/>
           </w:tcPr>
           <w:p>
@@ -10856,12 +9864,6 @@
               <w:right w:val="single" w:sz="6" w:space="0" w:color="1F3864"/>
             </w:tcBorders>
             <w:shd w:val="clear" w:color="auto" w:fill="D9E2F3"/>
-            <w:tcMar>
-              <w:top w:w="50" w:type="dxa"/>
-              <w:left w:w="90" w:type="dxa"/>
-              <w:bottom w:w="50" w:type="dxa"/>
-              <w:right w:w="90" w:type="dxa"/>
-            </w:tcMar>
             <w:vAlign w:val="center"/>
           </w:tcPr>
           <w:p>
@@ -10894,12 +9896,6 @@
               <w:right w:val="single" w:sz="6" w:space="0" w:color="1F3864"/>
             </w:tcBorders>
             <w:shd w:val="clear" w:color="auto" w:fill="D9E2F3"/>
-            <w:tcMar>
-              <w:top w:w="50" w:type="dxa"/>
-              <w:left w:w="90" w:type="dxa"/>
-              <w:bottom w:w="50" w:type="dxa"/>
-              <w:right w:w="90" w:type="dxa"/>
-            </w:tcMar>
             <w:vAlign w:val="center"/>
           </w:tcPr>
           <w:p>
@@ -10932,12 +9928,6 @@
               <w:right w:val="single" w:sz="6" w:space="0" w:color="1F3864"/>
             </w:tcBorders>
             <w:shd w:val="clear" w:color="auto" w:fill="D9E2F3"/>
-            <w:tcMar>
-              <w:top w:w="50" w:type="dxa"/>
-              <w:left w:w="90" w:type="dxa"/>
-              <w:bottom w:w="50" w:type="dxa"/>
-              <w:right w:w="90" w:type="dxa"/>
-            </w:tcMar>
             <w:vAlign w:val="center"/>
           </w:tcPr>
           <w:p>
@@ -10970,12 +9960,6 @@
               <w:right w:val="single" w:sz="6" w:space="0" w:color="1F3864"/>
             </w:tcBorders>
             <w:shd w:val="clear" w:color="auto" w:fill="D9E2F3"/>
-            <w:tcMar>
-              <w:top w:w="50" w:type="dxa"/>
-              <w:left w:w="90" w:type="dxa"/>
-              <w:bottom w:w="50" w:type="dxa"/>
-              <w:right w:w="90" w:type="dxa"/>
-            </w:tcMar>
             <w:vAlign w:val="center"/>
           </w:tcPr>
           <w:p>
@@ -11035,12 +10019,6 @@
               <w:right w:val="single" w:sz="6" w:space="0" w:color="1F3864"/>
             </w:tcBorders>
             <w:shd w:val="clear" w:color="auto" w:fill="D9E2F3"/>
-            <w:tcMar>
-              <w:top w:w="50" w:type="dxa"/>
-              <w:left w:w="90" w:type="dxa"/>
-              <w:bottom w:w="50" w:type="dxa"/>
-              <w:right w:w="90" w:type="dxa"/>
-            </w:tcMar>
             <w:vAlign w:val="center"/>
           </w:tcPr>
           <w:p>
@@ -11085,12 +10063,6 @@
               <w:right w:val="single" w:sz="6" w:space="0" w:color="1F3864"/>
             </w:tcBorders>
             <w:shd w:val="clear" w:color="auto" w:fill="4472C4"/>
-            <w:tcMar>
-              <w:top w:w="50" w:type="dxa"/>
-              <w:left w:w="90" w:type="dxa"/>
-              <w:bottom w:w="50" w:type="dxa"/>
-              <w:right w:w="90" w:type="dxa"/>
-            </w:tcMar>
             <w:vAlign w:val="center"/>
           </w:tcPr>
           <w:p>
@@ -11157,12 +10129,6 @@
               <w:right w:val="single" w:sz="6" w:space="0" w:color="1F3864"/>
             </w:tcBorders>
             <w:shd w:val="clear" w:color="auto" w:fill="4472C4"/>
-            <w:tcMar>
-              <w:top w:w="50" w:type="dxa"/>
-              <w:left w:w="90" w:type="dxa"/>
-              <w:bottom w:w="50" w:type="dxa"/>
-              <w:right w:w="90" w:type="dxa"/>
-            </w:tcMar>
             <w:vAlign w:val="center"/>
           </w:tcPr>
           <w:p>
@@ -11202,12 +10168,6 @@
               <w:right w:val="single" w:sz="6" w:space="0" w:color="1F3864"/>
             </w:tcBorders>
             <w:shd w:val="clear" w:color="auto" w:fill="4472C4"/>
-            <w:tcMar>
-              <w:top w:w="50" w:type="dxa"/>
-              <w:left w:w="90" w:type="dxa"/>
-              <w:bottom w:w="50" w:type="dxa"/>
-              <w:right w:w="90" w:type="dxa"/>
-            </w:tcMar>
             <w:vAlign w:val="center"/>
           </w:tcPr>
           <w:p>
@@ -11247,12 +10207,6 @@
               <w:right w:val="single" w:sz="6" w:space="0" w:color="1F3864"/>
             </w:tcBorders>
             <w:shd w:val="clear" w:color="auto" w:fill="4472C4"/>
-            <w:tcMar>
-              <w:top w:w="50" w:type="dxa"/>
-              <w:left w:w="90" w:type="dxa"/>
-              <w:bottom w:w="50" w:type="dxa"/>
-              <w:right w:w="90" w:type="dxa"/>
-            </w:tcMar>
             <w:vAlign w:val="center"/>
           </w:tcPr>
           <w:p>
@@ -11292,12 +10246,6 @@
               <w:right w:val="single" w:sz="6" w:space="0" w:color="1F3864"/>
             </w:tcBorders>
             <w:shd w:val="clear" w:color="auto" w:fill="4472C4"/>
-            <w:tcMar>
-              <w:top w:w="50" w:type="dxa"/>
-              <w:left w:w="90" w:type="dxa"/>
-              <w:bottom w:w="50" w:type="dxa"/>
-              <w:right w:w="90" w:type="dxa"/>
-            </w:tcMar>
             <w:vAlign w:val="center"/>
           </w:tcPr>
           <w:p>
@@ -11364,12 +10312,6 @@
               <w:right w:val="single" w:sz="6" w:space="0" w:color="1F3864"/>
             </w:tcBorders>
             <w:shd w:val="clear" w:color="auto" w:fill="D9E2F3"/>
-            <w:tcMar>
-              <w:top w:w="50" w:type="dxa"/>
-              <w:left w:w="90" w:type="dxa"/>
-              <w:bottom w:w="50" w:type="dxa"/>
-              <w:right w:w="90" w:type="dxa"/>
-            </w:tcMar>
             <w:vAlign w:val="center"/>
           </w:tcPr>
           <w:p>
@@ -11402,12 +10344,6 @@
               <w:right w:val="single" w:sz="6" w:space="0" w:color="1F3864"/>
             </w:tcBorders>
             <w:shd w:val="clear" w:color="auto" w:fill="D9E2F3"/>
-            <w:tcMar>
-              <w:top w:w="50" w:type="dxa"/>
-              <w:left w:w="90" w:type="dxa"/>
-              <w:bottom w:w="50" w:type="dxa"/>
-              <w:right w:w="90" w:type="dxa"/>
-            </w:tcMar>
             <w:vAlign w:val="center"/>
           </w:tcPr>
           <w:p>
@@ -11440,12 +10376,6 @@
               <w:right w:val="single" w:sz="6" w:space="0" w:color="1F3864"/>
             </w:tcBorders>
             <w:shd w:val="clear" w:color="auto" w:fill="D9E2F3"/>
-            <w:tcMar>
-              <w:top w:w="50" w:type="dxa"/>
-              <w:left w:w="90" w:type="dxa"/>
-              <w:bottom w:w="50" w:type="dxa"/>
-              <w:right w:w="90" w:type="dxa"/>
-            </w:tcMar>
             <w:vAlign w:val="center"/>
           </w:tcPr>
           <w:p>
@@ -11478,12 +10408,6 @@
               <w:right w:val="single" w:sz="6" w:space="0" w:color="1F3864"/>
             </w:tcBorders>
             <w:shd w:val="clear" w:color="auto" w:fill="D9E2F3"/>
-            <w:tcMar>
-              <w:top w:w="50" w:type="dxa"/>
-              <w:left w:w="90" w:type="dxa"/>
-              <w:bottom w:w="50" w:type="dxa"/>
-              <w:right w:w="90" w:type="dxa"/>
-            </w:tcMar>
             <w:vAlign w:val="center"/>
           </w:tcPr>
           <w:p>
@@ -11543,12 +10467,6 @@
               <w:right w:val="single" w:sz="6" w:space="0" w:color="1F3864"/>
             </w:tcBorders>
             <w:shd w:val="clear" w:color="auto" w:fill="D9E2F3"/>
-            <w:tcMar>
-              <w:top w:w="50" w:type="dxa"/>
-              <w:left w:w="90" w:type="dxa"/>
-              <w:bottom w:w="50" w:type="dxa"/>
-              <w:right w:w="90" w:type="dxa"/>
-            </w:tcMar>
             <w:vAlign w:val="center"/>
           </w:tcPr>
           <w:p>
@@ -11581,12 +10499,6 @@
               <w:right w:val="single" w:sz="6" w:space="0" w:color="1F3864"/>
             </w:tcBorders>
             <w:shd w:val="clear" w:color="auto" w:fill="D9E2F3"/>
-            <w:tcMar>
-              <w:top w:w="50" w:type="dxa"/>
-              <w:left w:w="90" w:type="dxa"/>
-              <w:bottom w:w="50" w:type="dxa"/>
-              <w:right w:w="90" w:type="dxa"/>
-            </w:tcMar>
             <w:vAlign w:val="center"/>
           </w:tcPr>
           <w:p>
@@ -11619,12 +10531,6 @@
               <w:right w:val="single" w:sz="6" w:space="0" w:color="1F3864"/>
             </w:tcBorders>
             <w:shd w:val="clear" w:color="auto" w:fill="D9E2F3"/>
-            <w:tcMar>
-              <w:top w:w="50" w:type="dxa"/>
-              <w:left w:w="90" w:type="dxa"/>
-              <w:bottom w:w="50" w:type="dxa"/>
-              <w:right w:w="90" w:type="dxa"/>
-            </w:tcMar>
             <w:vAlign w:val="center"/>
           </w:tcPr>
           <w:p>
@@ -11657,12 +10563,6 @@
               <w:right w:val="single" w:sz="6" w:space="0" w:color="1F3864"/>
             </w:tcBorders>
             <w:shd w:val="clear" w:color="auto" w:fill="D9E2F3"/>
-            <w:tcMar>
-              <w:top w:w="50" w:type="dxa"/>
-              <w:left w:w="90" w:type="dxa"/>
-              <w:bottom w:w="50" w:type="dxa"/>
-              <w:right w:w="90" w:type="dxa"/>
-            </w:tcMar>
             <w:vAlign w:val="center"/>
           </w:tcPr>
           <w:p>
@@ -11722,12 +10622,6 @@
               <w:right w:val="single" w:sz="6" w:space="0" w:color="1F3864"/>
             </w:tcBorders>
             <w:shd w:val="clear" w:color="auto" w:fill="D9E2F3"/>
-            <w:tcMar>
-              <w:top w:w="50" w:type="dxa"/>
-              <w:left w:w="90" w:type="dxa"/>
-              <w:bottom w:w="50" w:type="dxa"/>
-              <w:right w:w="90" w:type="dxa"/>
-            </w:tcMar>
             <w:vAlign w:val="center"/>
           </w:tcPr>
           <w:p>
@@ -11760,12 +10654,6 @@
               <w:right w:val="single" w:sz="6" w:space="0" w:color="1F3864"/>
             </w:tcBorders>
             <w:shd w:val="clear" w:color="auto" w:fill="D9E2F3"/>
-            <w:tcMar>
-              <w:top w:w="50" w:type="dxa"/>
-              <w:left w:w="90" w:type="dxa"/>
-              <w:bottom w:w="50" w:type="dxa"/>
-              <w:right w:w="90" w:type="dxa"/>
-            </w:tcMar>
             <w:vAlign w:val="center"/>
           </w:tcPr>
           <w:p>
@@ -11798,12 +10686,6 @@
               <w:right w:val="single" w:sz="6" w:space="0" w:color="1F3864"/>
             </w:tcBorders>
             <w:shd w:val="clear" w:color="auto" w:fill="D9E2F3"/>
-            <w:tcMar>
-              <w:top w:w="50" w:type="dxa"/>
-              <w:left w:w="90" w:type="dxa"/>
-              <w:bottom w:w="50" w:type="dxa"/>
-              <w:right w:w="90" w:type="dxa"/>
-            </w:tcMar>
             <w:vAlign w:val="center"/>
           </w:tcPr>
           <w:p>
@@ -11836,12 +10718,6 @@
               <w:right w:val="single" w:sz="6" w:space="0" w:color="1F3864"/>
             </w:tcBorders>
             <w:shd w:val="clear" w:color="auto" w:fill="D9E2F3"/>
-            <w:tcMar>
-              <w:top w:w="50" w:type="dxa"/>
-              <w:left w:w="90" w:type="dxa"/>
-              <w:bottom w:w="50" w:type="dxa"/>
-              <w:right w:w="90" w:type="dxa"/>
-            </w:tcMar>
             <w:vAlign w:val="center"/>
           </w:tcPr>
           <w:p>
@@ -11901,12 +10777,6 @@
               <w:right w:val="single" w:sz="6" w:space="0" w:color="1F3864"/>
             </w:tcBorders>
             <w:shd w:val="clear" w:color="auto" w:fill="D9E2F3"/>
-            <w:tcMar>
-              <w:top w:w="50" w:type="dxa"/>
-              <w:left w:w="90" w:type="dxa"/>
-              <w:bottom w:w="50" w:type="dxa"/>
-              <w:right w:w="90" w:type="dxa"/>
-            </w:tcMar>
             <w:vAlign w:val="center"/>
           </w:tcPr>
           <w:p>
@@ -11951,12 +10821,6 @@
               <w:right w:val="single" w:sz="6" w:space="0" w:color="1F3864"/>
             </w:tcBorders>
             <w:shd w:val="clear" w:color="auto" w:fill="4472C4"/>
-            <w:tcMar>
-              <w:top w:w="50" w:type="dxa"/>
-              <w:left w:w="90" w:type="dxa"/>
-              <w:bottom w:w="50" w:type="dxa"/>
-              <w:right w:w="90" w:type="dxa"/>
-            </w:tcMar>
             <w:vAlign w:val="center"/>
           </w:tcPr>
           <w:p>
@@ -12023,12 +10887,6 @@
               <w:right w:val="single" w:sz="6" w:space="0" w:color="1F3864"/>
             </w:tcBorders>
             <w:shd w:val="clear" w:color="auto" w:fill="4472C4"/>
-            <w:tcMar>
-              <w:top w:w="50" w:type="dxa"/>
-              <w:left w:w="90" w:type="dxa"/>
-              <w:bottom w:w="50" w:type="dxa"/>
-              <w:right w:w="90" w:type="dxa"/>
-            </w:tcMar>
             <w:vAlign w:val="center"/>
           </w:tcPr>
           <w:p>
@@ -12068,12 +10926,6 @@
               <w:right w:val="single" w:sz="6" w:space="0" w:color="1F3864"/>
             </w:tcBorders>
             <w:shd w:val="clear" w:color="auto" w:fill="4472C4"/>
-            <w:tcMar>
-              <w:top w:w="50" w:type="dxa"/>
-              <w:left w:w="90" w:type="dxa"/>
-              <w:bottom w:w="50" w:type="dxa"/>
-              <w:right w:w="90" w:type="dxa"/>
-            </w:tcMar>
             <w:vAlign w:val="center"/>
           </w:tcPr>
           <w:p>
@@ -12113,12 +10965,6 @@
               <w:right w:val="single" w:sz="6" w:space="0" w:color="1F3864"/>
             </w:tcBorders>
             <w:shd w:val="clear" w:color="auto" w:fill="4472C4"/>
-            <w:tcMar>
-              <w:top w:w="50" w:type="dxa"/>
-              <w:left w:w="90" w:type="dxa"/>
-              <w:bottom w:w="50" w:type="dxa"/>
-              <w:right w:w="90" w:type="dxa"/>
-            </w:tcMar>
             <w:vAlign w:val="center"/>
           </w:tcPr>
           <w:p>
@@ -12158,12 +11004,6 @@
               <w:right w:val="single" w:sz="6" w:space="0" w:color="1F3864"/>
             </w:tcBorders>
             <w:shd w:val="clear" w:color="auto" w:fill="4472C4"/>
-            <w:tcMar>
-              <w:top w:w="50" w:type="dxa"/>
-              <w:left w:w="90" w:type="dxa"/>
-              <w:bottom w:w="50" w:type="dxa"/>
-              <w:right w:w="90" w:type="dxa"/>
-            </w:tcMar>
             <w:vAlign w:val="center"/>
           </w:tcPr>
           <w:p>
@@ -12230,12 +11070,6 @@
               <w:right w:val="single" w:sz="6" w:space="0" w:color="1F3864"/>
             </w:tcBorders>
             <w:shd w:val="clear" w:color="auto" w:fill="D9E2F3"/>
-            <w:tcMar>
-              <w:top w:w="50" w:type="dxa"/>
-              <w:left w:w="90" w:type="dxa"/>
-              <w:bottom w:w="50" w:type="dxa"/>
-              <w:right w:w="90" w:type="dxa"/>
-            </w:tcMar>
             <w:vAlign w:val="center"/>
           </w:tcPr>
           <w:p>
@@ -12268,12 +11102,6 @@
               <w:right w:val="single" w:sz="6" w:space="0" w:color="1F3864"/>
             </w:tcBorders>
             <w:shd w:val="clear" w:color="auto" w:fill="D9E2F3"/>
-            <w:tcMar>
-              <w:top w:w="50" w:type="dxa"/>
-              <w:left w:w="90" w:type="dxa"/>
-              <w:bottom w:w="50" w:type="dxa"/>
-              <w:right w:w="90" w:type="dxa"/>
-            </w:tcMar>
             <w:vAlign w:val="center"/>
           </w:tcPr>
           <w:p>
@@ -12306,12 +11134,6 @@
               <w:right w:val="single" w:sz="6" w:space="0" w:color="1F3864"/>
             </w:tcBorders>
             <w:shd w:val="clear" w:color="auto" w:fill="D9E2F3"/>
-            <w:tcMar>
-              <w:top w:w="50" w:type="dxa"/>
-              <w:left w:w="90" w:type="dxa"/>
-              <w:bottom w:w="50" w:type="dxa"/>
-              <w:right w:w="90" w:type="dxa"/>
-            </w:tcMar>
             <w:vAlign w:val="center"/>
           </w:tcPr>
           <w:p>
@@ -12344,12 +11166,6 @@
               <w:right w:val="single" w:sz="6" w:space="0" w:color="1F3864"/>
             </w:tcBorders>
             <w:shd w:val="clear" w:color="auto" w:fill="D9E2F3"/>
-            <w:tcMar>
-              <w:top w:w="50" w:type="dxa"/>
-              <w:left w:w="90" w:type="dxa"/>
-              <w:bottom w:w="50" w:type="dxa"/>
-              <w:right w:w="90" w:type="dxa"/>
-            </w:tcMar>
             <w:vAlign w:val="center"/>
           </w:tcPr>
           <w:p>
@@ -12409,12 +11225,6 @@
               <w:right w:val="single" w:sz="6" w:space="0" w:color="1F3864"/>
             </w:tcBorders>
             <w:shd w:val="clear" w:color="auto" w:fill="D9E2F3"/>
-            <w:tcMar>
-              <w:top w:w="50" w:type="dxa"/>
-              <w:left w:w="90" w:type="dxa"/>
-              <w:bottom w:w="50" w:type="dxa"/>
-              <w:right w:w="90" w:type="dxa"/>
-            </w:tcMar>
             <w:vAlign w:val="center"/>
           </w:tcPr>
           <w:p>
@@ -12447,12 +11257,6 @@
               <w:right w:val="single" w:sz="6" w:space="0" w:color="1F3864"/>
             </w:tcBorders>
             <w:shd w:val="clear" w:color="auto" w:fill="D9E2F3"/>
-            <w:tcMar>
-              <w:top w:w="50" w:type="dxa"/>
-              <w:left w:w="90" w:type="dxa"/>
-              <w:bottom w:w="50" w:type="dxa"/>
-              <w:right w:w="90" w:type="dxa"/>
-            </w:tcMar>
             <w:vAlign w:val="center"/>
           </w:tcPr>
           <w:p>
@@ -12485,12 +11289,6 @@
               <w:right w:val="single" w:sz="6" w:space="0" w:color="1F3864"/>
             </w:tcBorders>
             <w:shd w:val="clear" w:color="auto" w:fill="D9E2F3"/>
-            <w:tcMar>
-              <w:top w:w="50" w:type="dxa"/>
-              <w:left w:w="90" w:type="dxa"/>
-              <w:bottom w:w="50" w:type="dxa"/>
-              <w:right w:w="90" w:type="dxa"/>
-            </w:tcMar>
             <w:vAlign w:val="center"/>
           </w:tcPr>
           <w:p>
@@ -12523,12 +11321,6 @@
               <w:right w:val="single" w:sz="6" w:space="0" w:color="1F3864"/>
             </w:tcBorders>
             <w:shd w:val="clear" w:color="auto" w:fill="D9E2F3"/>
-            <w:tcMar>
-              <w:top w:w="50" w:type="dxa"/>
-              <w:left w:w="90" w:type="dxa"/>
-              <w:bottom w:w="50" w:type="dxa"/>
-              <w:right w:w="90" w:type="dxa"/>
-            </w:tcMar>
             <w:vAlign w:val="center"/>
           </w:tcPr>
           <w:p>
@@ -12588,12 +11380,6 @@
               <w:right w:val="single" w:sz="6" w:space="0" w:color="1F3864"/>
             </w:tcBorders>
             <w:shd w:val="clear" w:color="auto" w:fill="D9E2F3"/>
-            <w:tcMar>
-              <w:top w:w="50" w:type="dxa"/>
-              <w:left w:w="90" w:type="dxa"/>
-              <w:bottom w:w="50" w:type="dxa"/>
-              <w:right w:w="90" w:type="dxa"/>
-            </w:tcMar>
             <w:vAlign w:val="center"/>
           </w:tcPr>
           <w:p>
@@ -12626,12 +11412,6 @@
               <w:right w:val="single" w:sz="6" w:space="0" w:color="1F3864"/>
             </w:tcBorders>
             <w:shd w:val="clear" w:color="auto" w:fill="D9E2F3"/>
-            <w:tcMar>
-              <w:top w:w="50" w:type="dxa"/>
-              <w:left w:w="90" w:type="dxa"/>
-              <w:bottom w:w="50" w:type="dxa"/>
-              <w:right w:w="90" w:type="dxa"/>
-            </w:tcMar>
             <w:vAlign w:val="center"/>
           </w:tcPr>
           <w:p>
@@ -12664,12 +11444,6 @@
               <w:right w:val="single" w:sz="6" w:space="0" w:color="1F3864"/>
             </w:tcBorders>
             <w:shd w:val="clear" w:color="auto" w:fill="D9E2F3"/>
-            <w:tcMar>
-              <w:top w:w="50" w:type="dxa"/>
-              <w:left w:w="90" w:type="dxa"/>
-              <w:bottom w:w="50" w:type="dxa"/>
-              <w:right w:w="90" w:type="dxa"/>
-            </w:tcMar>
             <w:vAlign w:val="center"/>
           </w:tcPr>
           <w:p>
@@ -12702,12 +11476,6 @@
               <w:right w:val="single" w:sz="6" w:space="0" w:color="1F3864"/>
             </w:tcBorders>
             <w:shd w:val="clear" w:color="auto" w:fill="D9E2F3"/>
-            <w:tcMar>
-              <w:top w:w="50" w:type="dxa"/>
-              <w:left w:w="90" w:type="dxa"/>
-              <w:bottom w:w="50" w:type="dxa"/>
-              <w:right w:w="90" w:type="dxa"/>
-            </w:tcMar>
             <w:vAlign w:val="center"/>
           </w:tcPr>
           <w:p>
@@ -12767,12 +11535,6 @@
               <w:right w:val="single" w:sz="6" w:space="0" w:color="1F3864"/>
             </w:tcBorders>
             <w:shd w:val="clear" w:color="auto" w:fill="D9E2F3"/>
-            <w:tcMar>
-              <w:top w:w="50" w:type="dxa"/>
-              <w:left w:w="90" w:type="dxa"/>
-              <w:bottom w:w="50" w:type="dxa"/>
-              <w:right w:w="90" w:type="dxa"/>
-            </w:tcMar>
             <w:vAlign w:val="center"/>
           </w:tcPr>
           <w:p>
@@ -12817,12 +11579,6 @@
               <w:right w:val="single" w:sz="6" w:space="0" w:color="1F3864"/>
             </w:tcBorders>
             <w:shd w:val="clear" w:color="auto" w:fill="4472C4"/>
-            <w:tcMar>
-              <w:top w:w="50" w:type="dxa"/>
-              <w:left w:w="90" w:type="dxa"/>
-              <w:bottom w:w="50" w:type="dxa"/>
-              <w:right w:w="90" w:type="dxa"/>
-            </w:tcMar>
             <w:vAlign w:val="center"/>
           </w:tcPr>
           <w:p>
@@ -12889,12 +11645,6 @@
               <w:right w:val="single" w:sz="6" w:space="0" w:color="1F3864"/>
             </w:tcBorders>
             <w:shd w:val="clear" w:color="auto" w:fill="4472C4"/>
-            <w:tcMar>
-              <w:top w:w="50" w:type="dxa"/>
-              <w:left w:w="90" w:type="dxa"/>
-              <w:bottom w:w="50" w:type="dxa"/>
-              <w:right w:w="90" w:type="dxa"/>
-            </w:tcMar>
             <w:vAlign w:val="center"/>
           </w:tcPr>
           <w:p>
@@ -12934,12 +11684,6 @@
               <w:right w:val="single" w:sz="6" w:space="0" w:color="1F3864"/>
             </w:tcBorders>
             <w:shd w:val="clear" w:color="auto" w:fill="4472C4"/>
-            <w:tcMar>
-              <w:top w:w="50" w:type="dxa"/>
-              <w:left w:w="90" w:type="dxa"/>
-              <w:bottom w:w="50" w:type="dxa"/>
-              <w:right w:w="90" w:type="dxa"/>
-            </w:tcMar>
             <w:vAlign w:val="center"/>
           </w:tcPr>
           <w:p>
@@ -12979,12 +11723,6 @@
               <w:right w:val="single" w:sz="6" w:space="0" w:color="1F3864"/>
             </w:tcBorders>
             <w:shd w:val="clear" w:color="auto" w:fill="4472C4"/>
-            <w:tcMar>
-              <w:top w:w="50" w:type="dxa"/>
-              <w:left w:w="90" w:type="dxa"/>
-              <w:bottom w:w="50" w:type="dxa"/>
-              <w:right w:w="90" w:type="dxa"/>
-            </w:tcMar>
             <w:vAlign w:val="center"/>
           </w:tcPr>
           <w:p>
@@ -13024,12 +11762,6 @@
               <w:right w:val="single" w:sz="6" w:space="0" w:color="1F3864"/>
             </w:tcBorders>
             <w:shd w:val="clear" w:color="auto" w:fill="4472C4"/>
-            <w:tcMar>
-              <w:top w:w="50" w:type="dxa"/>
-              <w:left w:w="90" w:type="dxa"/>
-              <w:bottom w:w="50" w:type="dxa"/>
-              <w:right w:w="90" w:type="dxa"/>
-            </w:tcMar>
             <w:vAlign w:val="center"/>
           </w:tcPr>
           <w:p>
@@ -13096,12 +11828,6 @@
               <w:right w:val="single" w:sz="6" w:space="0" w:color="1F3864"/>
             </w:tcBorders>
             <w:shd w:val="clear" w:color="auto" w:fill="D9E2F3"/>
-            <w:tcMar>
-              <w:top w:w="50" w:type="dxa"/>
-              <w:left w:w="90" w:type="dxa"/>
-              <w:bottom w:w="50" w:type="dxa"/>
-              <w:right w:w="90" w:type="dxa"/>
-            </w:tcMar>
             <w:vAlign w:val="center"/>
           </w:tcPr>
           <w:p>
@@ -13134,12 +11860,6 @@
               <w:right w:val="single" w:sz="6" w:space="0" w:color="1F3864"/>
             </w:tcBorders>
             <w:shd w:val="clear" w:color="auto" w:fill="D9E2F3"/>
-            <w:tcMar>
-              <w:top w:w="50" w:type="dxa"/>
-              <w:left w:w="90" w:type="dxa"/>
-              <w:bottom w:w="50" w:type="dxa"/>
-              <w:right w:w="90" w:type="dxa"/>
-            </w:tcMar>
             <w:vAlign w:val="center"/>
           </w:tcPr>
           <w:p>
@@ -13172,12 +11892,6 @@
               <w:right w:val="single" w:sz="6" w:space="0" w:color="1F3864"/>
             </w:tcBorders>
             <w:shd w:val="clear" w:color="auto" w:fill="D9E2F3"/>
-            <w:tcMar>
-              <w:top w:w="50" w:type="dxa"/>
-              <w:left w:w="90" w:type="dxa"/>
-              <w:bottom w:w="50" w:type="dxa"/>
-              <w:right w:w="90" w:type="dxa"/>
-            </w:tcMar>
             <w:vAlign w:val="center"/>
           </w:tcPr>
           <w:p>
@@ -13210,12 +11924,6 @@
               <w:right w:val="single" w:sz="6" w:space="0" w:color="1F3864"/>
             </w:tcBorders>
             <w:shd w:val="clear" w:color="auto" w:fill="D9E2F3"/>
-            <w:tcMar>
-              <w:top w:w="50" w:type="dxa"/>
-              <w:left w:w="90" w:type="dxa"/>
-              <w:bottom w:w="50" w:type="dxa"/>
-              <w:right w:w="90" w:type="dxa"/>
-            </w:tcMar>
             <w:vAlign w:val="center"/>
           </w:tcPr>
           <w:p>
@@ -13275,12 +11983,6 @@
               <w:right w:val="single" w:sz="6" w:space="0" w:color="1F3864"/>
             </w:tcBorders>
             <w:shd w:val="clear" w:color="auto" w:fill="D9E2F3"/>
-            <w:tcMar>
-              <w:top w:w="50" w:type="dxa"/>
-              <w:left w:w="90" w:type="dxa"/>
-              <w:bottom w:w="50" w:type="dxa"/>
-              <w:right w:w="90" w:type="dxa"/>
-            </w:tcMar>
             <w:vAlign w:val="center"/>
           </w:tcPr>
           <w:p>
@@ -13313,12 +12015,6 @@
               <w:right w:val="single" w:sz="6" w:space="0" w:color="1F3864"/>
             </w:tcBorders>
             <w:shd w:val="clear" w:color="auto" w:fill="D9E2F3"/>
-            <w:tcMar>
-              <w:top w:w="50" w:type="dxa"/>
-              <w:left w:w="90" w:type="dxa"/>
-              <w:bottom w:w="50" w:type="dxa"/>
-              <w:right w:w="90" w:type="dxa"/>
-            </w:tcMar>
             <w:vAlign w:val="center"/>
           </w:tcPr>
           <w:p>
@@ -13351,12 +12047,6 @@
               <w:right w:val="single" w:sz="6" w:space="0" w:color="1F3864"/>
             </w:tcBorders>
             <w:shd w:val="clear" w:color="auto" w:fill="D9E2F3"/>
-            <w:tcMar>
-              <w:top w:w="50" w:type="dxa"/>
-              <w:left w:w="90" w:type="dxa"/>
-              <w:bottom w:w="50" w:type="dxa"/>
-              <w:right w:w="90" w:type="dxa"/>
-            </w:tcMar>
             <w:vAlign w:val="center"/>
           </w:tcPr>
           <w:p>
@@ -13389,12 +12079,6 @@
               <w:right w:val="single" w:sz="6" w:space="0" w:color="1F3864"/>
             </w:tcBorders>
             <w:shd w:val="clear" w:color="auto" w:fill="D9E2F3"/>
-            <w:tcMar>
-              <w:top w:w="50" w:type="dxa"/>
-              <w:left w:w="90" w:type="dxa"/>
-              <w:bottom w:w="50" w:type="dxa"/>
-              <w:right w:w="90" w:type="dxa"/>
-            </w:tcMar>
             <w:vAlign w:val="center"/>
           </w:tcPr>
           <w:p>
@@ -13454,12 +12138,6 @@
               <w:right w:val="single" w:sz="6" w:space="0" w:color="1F3864"/>
             </w:tcBorders>
             <w:shd w:val="clear" w:color="auto" w:fill="D9E2F3"/>
-            <w:tcMar>
-              <w:top w:w="50" w:type="dxa"/>
-              <w:left w:w="90" w:type="dxa"/>
-              <w:bottom w:w="50" w:type="dxa"/>
-              <w:right w:w="90" w:type="dxa"/>
-            </w:tcMar>
             <w:vAlign w:val="center"/>
           </w:tcPr>
           <w:p>
@@ -13492,12 +12170,6 @@
               <w:right w:val="single" w:sz="6" w:space="0" w:color="1F3864"/>
             </w:tcBorders>
             <w:shd w:val="clear" w:color="auto" w:fill="D9E2F3"/>
-            <w:tcMar>
-              <w:top w:w="50" w:type="dxa"/>
-              <w:left w:w="90" w:type="dxa"/>
-              <w:bottom w:w="50" w:type="dxa"/>
-              <w:right w:w="90" w:type="dxa"/>
-            </w:tcMar>
             <w:vAlign w:val="center"/>
           </w:tcPr>
           <w:p>
@@ -13530,12 +12202,6 @@
               <w:right w:val="single" w:sz="6" w:space="0" w:color="1F3864"/>
             </w:tcBorders>
             <w:shd w:val="clear" w:color="auto" w:fill="D9E2F3"/>
-            <w:tcMar>
-              <w:top w:w="50" w:type="dxa"/>
-              <w:left w:w="90" w:type="dxa"/>
-              <w:bottom w:w="50" w:type="dxa"/>
-              <w:right w:w="90" w:type="dxa"/>
-            </w:tcMar>
             <w:vAlign w:val="center"/>
           </w:tcPr>
           <w:p>
@@ -13568,12 +12234,6 @@
               <w:right w:val="single" w:sz="6" w:space="0" w:color="1F3864"/>
             </w:tcBorders>
             <w:shd w:val="clear" w:color="auto" w:fill="D9E2F3"/>
-            <w:tcMar>
-              <w:top w:w="50" w:type="dxa"/>
-              <w:left w:w="90" w:type="dxa"/>
-              <w:bottom w:w="50" w:type="dxa"/>
-              <w:right w:w="90" w:type="dxa"/>
-            </w:tcMar>
             <w:vAlign w:val="center"/>
           </w:tcPr>
           <w:p>
@@ -13633,12 +12293,6 @@
               <w:right w:val="single" w:sz="6" w:space="0" w:color="1F3864"/>
             </w:tcBorders>
             <w:shd w:val="clear" w:color="auto" w:fill="D9E2F3"/>
-            <w:tcMar>
-              <w:top w:w="50" w:type="dxa"/>
-              <w:left w:w="90" w:type="dxa"/>
-              <w:bottom w:w="50" w:type="dxa"/>
-              <w:right w:w="90" w:type="dxa"/>
-            </w:tcMar>
             <w:vAlign w:val="center"/>
           </w:tcPr>
           <w:p>
@@ -13683,12 +12337,6 @@
               <w:right w:val="single" w:sz="6" w:space="0" w:color="1F3864"/>
             </w:tcBorders>
             <w:shd w:val="clear" w:color="auto" w:fill="4472C4"/>
-            <w:tcMar>
-              <w:top w:w="50" w:type="dxa"/>
-              <w:left w:w="90" w:type="dxa"/>
-              <w:bottom w:w="50" w:type="dxa"/>
-              <w:right w:w="90" w:type="dxa"/>
-            </w:tcMar>
             <w:vAlign w:val="center"/>
           </w:tcPr>
           <w:p>
@@ -13755,12 +12403,6 @@
               <w:right w:val="single" w:sz="6" w:space="0" w:color="1F3864"/>
             </w:tcBorders>
             <w:shd w:val="clear" w:color="auto" w:fill="4472C4"/>
-            <w:tcMar>
-              <w:top w:w="50" w:type="dxa"/>
-              <w:left w:w="90" w:type="dxa"/>
-              <w:bottom w:w="50" w:type="dxa"/>
-              <w:right w:w="90" w:type="dxa"/>
-            </w:tcMar>
             <w:vAlign w:val="center"/>
           </w:tcPr>
           <w:p>
@@ -13800,12 +12442,6 @@
               <w:right w:val="single" w:sz="6" w:space="0" w:color="1F3864"/>
             </w:tcBorders>
             <w:shd w:val="clear" w:color="auto" w:fill="4472C4"/>
-            <w:tcMar>
-              <w:top w:w="50" w:type="dxa"/>
-              <w:left w:w="90" w:type="dxa"/>
-              <w:bottom w:w="50" w:type="dxa"/>
-              <w:right w:w="90" w:type="dxa"/>
-            </w:tcMar>
             <w:vAlign w:val="center"/>
           </w:tcPr>
           <w:p>
@@ -13845,12 +12481,6 @@
               <w:right w:val="single" w:sz="6" w:space="0" w:color="1F3864"/>
             </w:tcBorders>
             <w:shd w:val="clear" w:color="auto" w:fill="4472C4"/>
-            <w:tcMar>
-              <w:top w:w="50" w:type="dxa"/>
-              <w:left w:w="90" w:type="dxa"/>
-              <w:bottom w:w="50" w:type="dxa"/>
-              <w:right w:w="90" w:type="dxa"/>
-            </w:tcMar>
             <w:vAlign w:val="center"/>
           </w:tcPr>
           <w:p>
@@ -13890,12 +12520,6 @@
               <w:right w:val="single" w:sz="6" w:space="0" w:color="1F3864"/>
             </w:tcBorders>
             <w:shd w:val="clear" w:color="auto" w:fill="4472C4"/>
-            <w:tcMar>
-              <w:top w:w="50" w:type="dxa"/>
-              <w:left w:w="90" w:type="dxa"/>
-              <w:bottom w:w="50" w:type="dxa"/>
-              <w:right w:w="90" w:type="dxa"/>
-            </w:tcMar>
             <w:vAlign w:val="center"/>
           </w:tcPr>
           <w:p>
@@ -13962,12 +12586,6 @@
               <w:right w:val="single" w:sz="6" w:space="0" w:color="1F3864"/>
             </w:tcBorders>
             <w:shd w:val="clear" w:color="auto" w:fill="D9E2F3"/>
-            <w:tcMar>
-              <w:top w:w="50" w:type="dxa"/>
-              <w:left w:w="90" w:type="dxa"/>
-              <w:bottom w:w="50" w:type="dxa"/>
-              <w:right w:w="90" w:type="dxa"/>
-            </w:tcMar>
             <w:vAlign w:val="center"/>
           </w:tcPr>
           <w:p>
@@ -14000,12 +12618,6 @@
               <w:right w:val="single" w:sz="6" w:space="0" w:color="1F3864"/>
             </w:tcBorders>
             <w:shd w:val="clear" w:color="auto" w:fill="D9E2F3"/>
-            <w:tcMar>
-              <w:top w:w="50" w:type="dxa"/>
-              <w:left w:w="90" w:type="dxa"/>
-              <w:bottom w:w="50" w:type="dxa"/>
-              <w:right w:w="90" w:type="dxa"/>
-            </w:tcMar>
             <w:vAlign w:val="center"/>
           </w:tcPr>
           <w:p>
@@ -14038,12 +12650,6 @@
               <w:right w:val="single" w:sz="6" w:space="0" w:color="1F3864"/>
             </w:tcBorders>
             <w:shd w:val="clear" w:color="auto" w:fill="D9E2F3"/>
-            <w:tcMar>
-              <w:top w:w="50" w:type="dxa"/>
-              <w:left w:w="90" w:type="dxa"/>
-              <w:bottom w:w="50" w:type="dxa"/>
-              <w:right w:w="90" w:type="dxa"/>
-            </w:tcMar>
             <w:vAlign w:val="center"/>
           </w:tcPr>
           <w:p>
@@ -14076,12 +12682,6 @@
               <w:right w:val="single" w:sz="6" w:space="0" w:color="1F3864"/>
             </w:tcBorders>
             <w:shd w:val="clear" w:color="auto" w:fill="D9E2F3"/>
-            <w:tcMar>
-              <w:top w:w="50" w:type="dxa"/>
-              <w:left w:w="90" w:type="dxa"/>
-              <w:bottom w:w="50" w:type="dxa"/>
-              <w:right w:w="90" w:type="dxa"/>
-            </w:tcMar>
             <w:vAlign w:val="center"/>
           </w:tcPr>
           <w:p>
@@ -14141,12 +12741,6 @@
               <w:right w:val="single" w:sz="6" w:space="0" w:color="1F3864"/>
             </w:tcBorders>
             <w:shd w:val="clear" w:color="auto" w:fill="D9E2F3"/>
-            <w:tcMar>
-              <w:top w:w="50" w:type="dxa"/>
-              <w:left w:w="90" w:type="dxa"/>
-              <w:bottom w:w="50" w:type="dxa"/>
-              <w:right w:w="90" w:type="dxa"/>
-            </w:tcMar>
             <w:vAlign w:val="center"/>
           </w:tcPr>
           <w:p>
@@ -14179,12 +12773,6 @@
               <w:right w:val="single" w:sz="6" w:space="0" w:color="1F3864"/>
             </w:tcBorders>
             <w:shd w:val="clear" w:color="auto" w:fill="D9E2F3"/>
-            <w:tcMar>
-              <w:top w:w="50" w:type="dxa"/>
-              <w:left w:w="90" w:type="dxa"/>
-              <w:bottom w:w="50" w:type="dxa"/>
-              <w:right w:w="90" w:type="dxa"/>
-            </w:tcMar>
             <w:vAlign w:val="center"/>
           </w:tcPr>
           <w:p>
@@ -14217,12 +12805,6 @@
               <w:right w:val="single" w:sz="6" w:space="0" w:color="1F3864"/>
             </w:tcBorders>
             <w:shd w:val="clear" w:color="auto" w:fill="D9E2F3"/>
-            <w:tcMar>
-              <w:top w:w="50" w:type="dxa"/>
-              <w:left w:w="90" w:type="dxa"/>
-              <w:bottom w:w="50" w:type="dxa"/>
-              <w:right w:w="90" w:type="dxa"/>
-            </w:tcMar>
             <w:vAlign w:val="center"/>
           </w:tcPr>
           <w:p>
@@ -14255,12 +12837,6 @@
               <w:right w:val="single" w:sz="6" w:space="0" w:color="1F3864"/>
             </w:tcBorders>
             <w:shd w:val="clear" w:color="auto" w:fill="D9E2F3"/>
-            <w:tcMar>
-              <w:top w:w="50" w:type="dxa"/>
-              <w:left w:w="90" w:type="dxa"/>
-              <w:bottom w:w="50" w:type="dxa"/>
-              <w:right w:w="90" w:type="dxa"/>
-            </w:tcMar>
             <w:vAlign w:val="center"/>
           </w:tcPr>
           <w:p>
@@ -14320,12 +12896,6 @@
               <w:right w:val="single" w:sz="6" w:space="0" w:color="1F3864"/>
             </w:tcBorders>
             <w:shd w:val="clear" w:color="auto" w:fill="D9E2F3"/>
-            <w:tcMar>
-              <w:top w:w="50" w:type="dxa"/>
-              <w:left w:w="90" w:type="dxa"/>
-              <w:bottom w:w="50" w:type="dxa"/>
-              <w:right w:w="90" w:type="dxa"/>
-            </w:tcMar>
             <w:vAlign w:val="center"/>
           </w:tcPr>
           <w:p>
@@ -14358,12 +12928,6 @@
               <w:right w:val="single" w:sz="6" w:space="0" w:color="1F3864"/>
             </w:tcBorders>
             <w:shd w:val="clear" w:color="auto" w:fill="D9E2F3"/>
-            <w:tcMar>
-              <w:top w:w="50" w:type="dxa"/>
-              <w:left w:w="90" w:type="dxa"/>
-              <w:bottom w:w="50" w:type="dxa"/>
-              <w:right w:w="90" w:type="dxa"/>
-            </w:tcMar>
             <w:vAlign w:val="center"/>
           </w:tcPr>
           <w:p>
@@ -14396,12 +12960,6 @@
               <w:right w:val="single" w:sz="6" w:space="0" w:color="1F3864"/>
             </w:tcBorders>
             <w:shd w:val="clear" w:color="auto" w:fill="D9E2F3"/>
-            <w:tcMar>
-              <w:top w:w="50" w:type="dxa"/>
-              <w:left w:w="90" w:type="dxa"/>
-              <w:bottom w:w="50" w:type="dxa"/>
-              <w:right w:w="90" w:type="dxa"/>
-            </w:tcMar>
             <w:vAlign w:val="center"/>
           </w:tcPr>
           <w:p>
@@ -14434,12 +12992,6 @@
               <w:right w:val="single" w:sz="6" w:space="0" w:color="1F3864"/>
             </w:tcBorders>
             <w:shd w:val="clear" w:color="auto" w:fill="D9E2F3"/>
-            <w:tcMar>
-              <w:top w:w="50" w:type="dxa"/>
-              <w:left w:w="90" w:type="dxa"/>
-              <w:bottom w:w="50" w:type="dxa"/>
-              <w:right w:w="90" w:type="dxa"/>
-            </w:tcMar>
             <w:vAlign w:val="center"/>
           </w:tcPr>
           <w:p>
@@ -14499,12 +13051,6 @@
               <w:right w:val="single" w:sz="6" w:space="0" w:color="1F3864"/>
             </w:tcBorders>
             <w:shd w:val="clear" w:color="auto" w:fill="D9E2F3"/>
-            <w:tcMar>
-              <w:top w:w="50" w:type="dxa"/>
-              <w:left w:w="90" w:type="dxa"/>
-              <w:bottom w:w="50" w:type="dxa"/>
-              <w:right w:w="90" w:type="dxa"/>
-            </w:tcMar>
             <w:vAlign w:val="center"/>
           </w:tcPr>
           <w:p>
@@ -14549,12 +13095,6 @@
               <w:right w:val="single" w:sz="6" w:space="0" w:color="1F3864"/>
             </w:tcBorders>
             <w:shd w:val="clear" w:color="auto" w:fill="4472C4"/>
-            <w:tcMar>
-              <w:top w:w="50" w:type="dxa"/>
-              <w:left w:w="90" w:type="dxa"/>
-              <w:bottom w:w="50" w:type="dxa"/>
-              <w:right w:w="90" w:type="dxa"/>
-            </w:tcMar>
             <w:vAlign w:val="center"/>
           </w:tcPr>
           <w:p>
@@ -14621,12 +13161,6 @@
               <w:right w:val="single" w:sz="6" w:space="0" w:color="1F3864"/>
             </w:tcBorders>
             <w:shd w:val="clear" w:color="auto" w:fill="4472C4"/>
-            <w:tcMar>
-              <w:top w:w="50" w:type="dxa"/>
-              <w:left w:w="90" w:type="dxa"/>
-              <w:bottom w:w="50" w:type="dxa"/>
-              <w:right w:w="90" w:type="dxa"/>
-            </w:tcMar>
             <w:vAlign w:val="center"/>
           </w:tcPr>
           <w:p>
@@ -14666,12 +13200,6 @@
               <w:right w:val="single" w:sz="6" w:space="0" w:color="1F3864"/>
             </w:tcBorders>
             <w:shd w:val="clear" w:color="auto" w:fill="4472C4"/>
-            <w:tcMar>
-              <w:top w:w="50" w:type="dxa"/>
-              <w:left w:w="90" w:type="dxa"/>
-              <w:bottom w:w="50" w:type="dxa"/>
-              <w:right w:w="90" w:type="dxa"/>
-            </w:tcMar>
             <w:vAlign w:val="center"/>
           </w:tcPr>
           <w:p>
@@ -14711,12 +13239,6 @@
               <w:right w:val="single" w:sz="6" w:space="0" w:color="1F3864"/>
             </w:tcBorders>
             <w:shd w:val="clear" w:color="auto" w:fill="4472C4"/>
-            <w:tcMar>
-              <w:top w:w="50" w:type="dxa"/>
-              <w:left w:w="90" w:type="dxa"/>
-              <w:bottom w:w="50" w:type="dxa"/>
-              <w:right w:w="90" w:type="dxa"/>
-            </w:tcMar>
             <w:vAlign w:val="center"/>
           </w:tcPr>
           <w:p>
@@ -14756,12 +13278,6 @@
               <w:right w:val="single" w:sz="6" w:space="0" w:color="1F3864"/>
             </w:tcBorders>
             <w:shd w:val="clear" w:color="auto" w:fill="4472C4"/>
-            <w:tcMar>
-              <w:top w:w="50" w:type="dxa"/>
-              <w:left w:w="90" w:type="dxa"/>
-              <w:bottom w:w="50" w:type="dxa"/>
-              <w:right w:w="90" w:type="dxa"/>
-            </w:tcMar>
             <w:vAlign w:val="center"/>
           </w:tcPr>
           <w:p>
@@ -14828,12 +13344,6 @@
               <w:right w:val="single" w:sz="6" w:space="0" w:color="1F3864"/>
             </w:tcBorders>
             <w:shd w:val="clear" w:color="auto" w:fill="D9E2F3"/>
-            <w:tcMar>
-              <w:top w:w="50" w:type="dxa"/>
-              <w:left w:w="90" w:type="dxa"/>
-              <w:bottom w:w="50" w:type="dxa"/>
-              <w:right w:w="90" w:type="dxa"/>
-            </w:tcMar>
             <w:vAlign w:val="center"/>
           </w:tcPr>
           <w:p>
@@ -14866,12 +13376,6 @@
               <w:right w:val="single" w:sz="6" w:space="0" w:color="1F3864"/>
             </w:tcBorders>
             <w:shd w:val="clear" w:color="auto" w:fill="D9E2F3"/>
-            <w:tcMar>
-              <w:top w:w="50" w:type="dxa"/>
-              <w:left w:w="90" w:type="dxa"/>
-              <w:bottom w:w="50" w:type="dxa"/>
-              <w:right w:w="90" w:type="dxa"/>
-            </w:tcMar>
             <w:vAlign w:val="center"/>
           </w:tcPr>
           <w:p>
@@ -14904,12 +13408,6 @@
               <w:right w:val="single" w:sz="6" w:space="0" w:color="1F3864"/>
             </w:tcBorders>
             <w:shd w:val="clear" w:color="auto" w:fill="D9E2F3"/>
-            <w:tcMar>
-              <w:top w:w="50" w:type="dxa"/>
-              <w:left w:w="90" w:type="dxa"/>
-              <w:bottom w:w="50" w:type="dxa"/>
-              <w:right w:w="90" w:type="dxa"/>
-            </w:tcMar>
             <w:vAlign w:val="center"/>
           </w:tcPr>
           <w:p>
@@ -14942,12 +13440,6 @@
               <w:right w:val="single" w:sz="6" w:space="0" w:color="1F3864"/>
             </w:tcBorders>
             <w:shd w:val="clear" w:color="auto" w:fill="D9E2F3"/>
-            <w:tcMar>
-              <w:top w:w="50" w:type="dxa"/>
-              <w:left w:w="90" w:type="dxa"/>
-              <w:bottom w:w="50" w:type="dxa"/>
-              <w:right w:w="90" w:type="dxa"/>
-            </w:tcMar>
             <w:vAlign w:val="center"/>
           </w:tcPr>
           <w:p>
@@ -15007,12 +13499,6 @@
               <w:right w:val="single" w:sz="6" w:space="0" w:color="1F3864"/>
             </w:tcBorders>
             <w:shd w:val="clear" w:color="auto" w:fill="D9E2F3"/>
-            <w:tcMar>
-              <w:top w:w="50" w:type="dxa"/>
-              <w:left w:w="90" w:type="dxa"/>
-              <w:bottom w:w="50" w:type="dxa"/>
-              <w:right w:w="90" w:type="dxa"/>
-            </w:tcMar>
             <w:vAlign w:val="center"/>
           </w:tcPr>
           <w:p>
@@ -15045,12 +13531,6 @@
               <w:right w:val="single" w:sz="6" w:space="0" w:color="1F3864"/>
             </w:tcBorders>
             <w:shd w:val="clear" w:color="auto" w:fill="D9E2F3"/>
-            <w:tcMar>
-              <w:top w:w="50" w:type="dxa"/>
-              <w:left w:w="90" w:type="dxa"/>
-              <w:bottom w:w="50" w:type="dxa"/>
-              <w:right w:w="90" w:type="dxa"/>
-            </w:tcMar>
             <w:vAlign w:val="center"/>
           </w:tcPr>
           <w:p>
@@ -15083,12 +13563,6 @@
               <w:right w:val="single" w:sz="6" w:space="0" w:color="1F3864"/>
             </w:tcBorders>
             <w:shd w:val="clear" w:color="auto" w:fill="D9E2F3"/>
-            <w:tcMar>
-              <w:top w:w="50" w:type="dxa"/>
-              <w:left w:w="90" w:type="dxa"/>
-              <w:bottom w:w="50" w:type="dxa"/>
-              <w:right w:w="90" w:type="dxa"/>
-            </w:tcMar>
             <w:vAlign w:val="center"/>
           </w:tcPr>
           <w:p>
@@ -15121,12 +13595,6 @@
               <w:right w:val="single" w:sz="6" w:space="0" w:color="1F3864"/>
             </w:tcBorders>
             <w:shd w:val="clear" w:color="auto" w:fill="D9E2F3"/>
-            <w:tcMar>
-              <w:top w:w="50" w:type="dxa"/>
-              <w:left w:w="90" w:type="dxa"/>
-              <w:bottom w:w="50" w:type="dxa"/>
-              <w:right w:w="90" w:type="dxa"/>
-            </w:tcMar>
             <w:vAlign w:val="center"/>
           </w:tcPr>
           <w:p>
@@ -15186,12 +13654,6 @@
               <w:right w:val="single" w:sz="6" w:space="0" w:color="1F3864"/>
             </w:tcBorders>
             <w:shd w:val="clear" w:color="auto" w:fill="D9E2F3"/>
-            <w:tcMar>
-              <w:top w:w="50" w:type="dxa"/>
-              <w:left w:w="90" w:type="dxa"/>
-              <w:bottom w:w="50" w:type="dxa"/>
-              <w:right w:w="90" w:type="dxa"/>
-            </w:tcMar>
             <w:vAlign w:val="center"/>
           </w:tcPr>
           <w:p>
@@ -15224,12 +13686,6 @@
               <w:right w:val="single" w:sz="6" w:space="0" w:color="1F3864"/>
             </w:tcBorders>
             <w:shd w:val="clear" w:color="auto" w:fill="D9E2F3"/>
-            <w:tcMar>
-              <w:top w:w="50" w:type="dxa"/>
-              <w:left w:w="90" w:type="dxa"/>
-              <w:bottom w:w="50" w:type="dxa"/>
-              <w:right w:w="90" w:type="dxa"/>
-            </w:tcMar>
             <w:vAlign w:val="center"/>
           </w:tcPr>
           <w:p>
@@ -15262,12 +13718,6 @@
               <w:right w:val="single" w:sz="6" w:space="0" w:color="1F3864"/>
             </w:tcBorders>
             <w:shd w:val="clear" w:color="auto" w:fill="D9E2F3"/>
-            <w:tcMar>
-              <w:top w:w="50" w:type="dxa"/>
-              <w:left w:w="90" w:type="dxa"/>
-              <w:bottom w:w="50" w:type="dxa"/>
-              <w:right w:w="90" w:type="dxa"/>
-            </w:tcMar>
             <w:vAlign w:val="center"/>
           </w:tcPr>
           <w:p>
@@ -15300,12 +13750,6 @@
               <w:right w:val="single" w:sz="6" w:space="0" w:color="1F3864"/>
             </w:tcBorders>
             <w:shd w:val="clear" w:color="auto" w:fill="D9E2F3"/>
-            <w:tcMar>
-              <w:top w:w="50" w:type="dxa"/>
-              <w:left w:w="90" w:type="dxa"/>
-              <w:bottom w:w="50" w:type="dxa"/>
-              <w:right w:w="90" w:type="dxa"/>
-            </w:tcMar>
             <w:vAlign w:val="center"/>
           </w:tcPr>
           <w:p>
@@ -15365,12 +13809,6 @@
               <w:right w:val="single" w:sz="6" w:space="0" w:color="1F3864"/>
             </w:tcBorders>
             <w:shd w:val="clear" w:color="auto" w:fill="D9E2F3"/>
-            <w:tcMar>
-              <w:top w:w="50" w:type="dxa"/>
-              <w:left w:w="90" w:type="dxa"/>
-              <w:bottom w:w="50" w:type="dxa"/>
-              <w:right w:w="90" w:type="dxa"/>
-            </w:tcMar>
             <w:vAlign w:val="center"/>
           </w:tcPr>
           <w:p>
@@ -15415,12 +13853,6 @@
               <w:right w:val="single" w:sz="6" w:space="0" w:color="1F3864"/>
             </w:tcBorders>
             <w:shd w:val="clear" w:color="auto" w:fill="4472C4"/>
-            <w:tcMar>
-              <w:top w:w="50" w:type="dxa"/>
-              <w:left w:w="90" w:type="dxa"/>
-              <w:bottom w:w="50" w:type="dxa"/>
-              <w:right w:w="90" w:type="dxa"/>
-            </w:tcMar>
             <w:vAlign w:val="center"/>
           </w:tcPr>
           <w:p>
@@ -15487,12 +13919,6 @@
               <w:right w:val="single" w:sz="6" w:space="0" w:color="1F3864"/>
             </w:tcBorders>
             <w:shd w:val="clear" w:color="auto" w:fill="4472C4"/>
-            <w:tcMar>
-              <w:top w:w="50" w:type="dxa"/>
-              <w:left w:w="90" w:type="dxa"/>
-              <w:bottom w:w="50" w:type="dxa"/>
-              <w:right w:w="90" w:type="dxa"/>
-            </w:tcMar>
             <w:vAlign w:val="center"/>
           </w:tcPr>
           <w:p>
@@ -15532,12 +13958,6 @@
               <w:right w:val="single" w:sz="6" w:space="0" w:color="1F3864"/>
             </w:tcBorders>
             <w:shd w:val="clear" w:color="auto" w:fill="4472C4"/>
-            <w:tcMar>
-              <w:top w:w="50" w:type="dxa"/>
-              <w:left w:w="90" w:type="dxa"/>
-              <w:bottom w:w="50" w:type="dxa"/>
-              <w:right w:w="90" w:type="dxa"/>
-            </w:tcMar>
             <w:vAlign w:val="center"/>
           </w:tcPr>
           <w:p>
@@ -15577,12 +13997,6 @@
               <w:right w:val="single" w:sz="6" w:space="0" w:color="1F3864"/>
             </w:tcBorders>
             <w:shd w:val="clear" w:color="auto" w:fill="4472C4"/>
-            <w:tcMar>
-              <w:top w:w="50" w:type="dxa"/>
-              <w:left w:w="90" w:type="dxa"/>
-              <w:bottom w:w="50" w:type="dxa"/>
-              <w:right w:w="90" w:type="dxa"/>
-            </w:tcMar>
             <w:vAlign w:val="center"/>
           </w:tcPr>
           <w:p>
@@ -15622,12 +14036,6 @@
               <w:right w:val="single" w:sz="6" w:space="0" w:color="1F3864"/>
             </w:tcBorders>
             <w:shd w:val="clear" w:color="auto" w:fill="4472C4"/>
-            <w:tcMar>
-              <w:top w:w="50" w:type="dxa"/>
-              <w:left w:w="90" w:type="dxa"/>
-              <w:bottom w:w="50" w:type="dxa"/>
-              <w:right w:w="90" w:type="dxa"/>
-            </w:tcMar>
             <w:vAlign w:val="center"/>
           </w:tcPr>
           <w:p>
@@ -15694,12 +14102,6 @@
               <w:right w:val="single" w:sz="6" w:space="0" w:color="1F3864"/>
             </w:tcBorders>
             <w:shd w:val="clear" w:color="auto" w:fill="D9E2F3"/>
-            <w:tcMar>
-              <w:top w:w="50" w:type="dxa"/>
-              <w:left w:w="90" w:type="dxa"/>
-              <w:bottom w:w="50" w:type="dxa"/>
-              <w:right w:w="90" w:type="dxa"/>
-            </w:tcMar>
             <w:vAlign w:val="center"/>
           </w:tcPr>
           <w:p>
@@ -15732,12 +14134,6 @@
               <w:right w:val="single" w:sz="6" w:space="0" w:color="1F3864"/>
             </w:tcBorders>
             <w:shd w:val="clear" w:color="auto" w:fill="D9E2F3"/>
-            <w:tcMar>
-              <w:top w:w="50" w:type="dxa"/>
-              <w:left w:w="90" w:type="dxa"/>
-              <w:bottom w:w="50" w:type="dxa"/>
-              <w:right w:w="90" w:type="dxa"/>
-            </w:tcMar>
             <w:vAlign w:val="center"/>
           </w:tcPr>
           <w:p>
@@ -15770,12 +14166,6 @@
               <w:right w:val="single" w:sz="6" w:space="0" w:color="1F3864"/>
             </w:tcBorders>
             <w:shd w:val="clear" w:color="auto" w:fill="D9E2F3"/>
-            <w:tcMar>
-              <w:top w:w="50" w:type="dxa"/>
-              <w:left w:w="90" w:type="dxa"/>
-              <w:bottom w:w="50" w:type="dxa"/>
-              <w:right w:w="90" w:type="dxa"/>
-            </w:tcMar>
             <w:vAlign w:val="center"/>
           </w:tcPr>
           <w:p>
@@ -15808,12 +14198,6 @@
               <w:right w:val="single" w:sz="6" w:space="0" w:color="1F3864"/>
             </w:tcBorders>
             <w:shd w:val="clear" w:color="auto" w:fill="D9E2F3"/>
-            <w:tcMar>
-              <w:top w:w="50" w:type="dxa"/>
-              <w:left w:w="90" w:type="dxa"/>
-              <w:bottom w:w="50" w:type="dxa"/>
-              <w:right w:w="90" w:type="dxa"/>
-            </w:tcMar>
             <w:vAlign w:val="center"/>
           </w:tcPr>
           <w:p>
@@ -15873,12 +14257,6 @@
               <w:right w:val="single" w:sz="6" w:space="0" w:color="1F3864"/>
             </w:tcBorders>
             <w:shd w:val="clear" w:color="auto" w:fill="D9E2F3"/>
-            <w:tcMar>
-              <w:top w:w="50" w:type="dxa"/>
-              <w:left w:w="90" w:type="dxa"/>
-              <w:bottom w:w="50" w:type="dxa"/>
-              <w:right w:w="90" w:type="dxa"/>
-            </w:tcMar>
             <w:vAlign w:val="center"/>
           </w:tcPr>
           <w:p>
@@ -15911,12 +14289,6 @@
               <w:right w:val="single" w:sz="6" w:space="0" w:color="1F3864"/>
             </w:tcBorders>
             <w:shd w:val="clear" w:color="auto" w:fill="D9E2F3"/>
-            <w:tcMar>
-              <w:top w:w="50" w:type="dxa"/>
-              <w:left w:w="90" w:type="dxa"/>
-              <w:bottom w:w="50" w:type="dxa"/>
-              <w:right w:w="90" w:type="dxa"/>
-            </w:tcMar>
             <w:vAlign w:val="center"/>
           </w:tcPr>
           <w:p>
@@ -15949,12 +14321,6 @@
               <w:right w:val="single" w:sz="6" w:space="0" w:color="1F3864"/>
             </w:tcBorders>
             <w:shd w:val="clear" w:color="auto" w:fill="D9E2F3"/>
-            <w:tcMar>
-              <w:top w:w="50" w:type="dxa"/>
-              <w:left w:w="90" w:type="dxa"/>
-              <w:bottom w:w="50" w:type="dxa"/>
-              <w:right w:w="90" w:type="dxa"/>
-            </w:tcMar>
             <w:vAlign w:val="center"/>
           </w:tcPr>
           <w:p>
@@ -15987,12 +14353,6 @@
               <w:right w:val="single" w:sz="6" w:space="0" w:color="1F3864"/>
             </w:tcBorders>
             <w:shd w:val="clear" w:color="auto" w:fill="D9E2F3"/>
-            <w:tcMar>
-              <w:top w:w="50" w:type="dxa"/>
-              <w:left w:w="90" w:type="dxa"/>
-              <w:bottom w:w="50" w:type="dxa"/>
-              <w:right w:w="90" w:type="dxa"/>
-            </w:tcMar>
             <w:vAlign w:val="center"/>
           </w:tcPr>
           <w:p>
@@ -16052,12 +14412,6 @@
               <w:right w:val="single" w:sz="6" w:space="0" w:color="1F3864"/>
             </w:tcBorders>
             <w:shd w:val="clear" w:color="auto" w:fill="D9E2F3"/>
-            <w:tcMar>
-              <w:top w:w="50" w:type="dxa"/>
-              <w:left w:w="90" w:type="dxa"/>
-              <w:bottom w:w="50" w:type="dxa"/>
-              <w:right w:w="90" w:type="dxa"/>
-            </w:tcMar>
             <w:vAlign w:val="center"/>
           </w:tcPr>
           <w:p>
@@ -16090,12 +14444,6 @@
               <w:right w:val="single" w:sz="6" w:space="0" w:color="1F3864"/>
             </w:tcBorders>
             <w:shd w:val="clear" w:color="auto" w:fill="D9E2F3"/>
-            <w:tcMar>
-              <w:top w:w="50" w:type="dxa"/>
-              <w:left w:w="90" w:type="dxa"/>
-              <w:bottom w:w="50" w:type="dxa"/>
-              <w:right w:w="90" w:type="dxa"/>
-            </w:tcMar>
             <w:vAlign w:val="center"/>
           </w:tcPr>
           <w:p>
@@ -16128,12 +14476,6 @@
               <w:right w:val="single" w:sz="6" w:space="0" w:color="1F3864"/>
             </w:tcBorders>
             <w:shd w:val="clear" w:color="auto" w:fill="D9E2F3"/>
-            <w:tcMar>
-              <w:top w:w="50" w:type="dxa"/>
-              <w:left w:w="90" w:type="dxa"/>
-              <w:bottom w:w="50" w:type="dxa"/>
-              <w:right w:w="90" w:type="dxa"/>
-            </w:tcMar>
             <w:vAlign w:val="center"/>
           </w:tcPr>
           <w:p>
@@ -16166,12 +14508,6 @@
               <w:right w:val="single" w:sz="6" w:space="0" w:color="1F3864"/>
             </w:tcBorders>
             <w:shd w:val="clear" w:color="auto" w:fill="D9E2F3"/>
-            <w:tcMar>
-              <w:top w:w="50" w:type="dxa"/>
-              <w:left w:w="90" w:type="dxa"/>
-              <w:bottom w:w="50" w:type="dxa"/>
-              <w:right w:w="90" w:type="dxa"/>
-            </w:tcMar>
             <w:vAlign w:val="center"/>
           </w:tcPr>
           <w:p>
@@ -16231,12 +14567,6 @@
               <w:right w:val="single" w:sz="6" w:space="0" w:color="1F3864"/>
             </w:tcBorders>
             <w:shd w:val="clear" w:color="auto" w:fill="D9E2F3"/>
-            <w:tcMar>
-              <w:top w:w="50" w:type="dxa"/>
-              <w:left w:w="90" w:type="dxa"/>
-              <w:bottom w:w="50" w:type="dxa"/>
-              <w:right w:w="90" w:type="dxa"/>
-            </w:tcMar>
             <w:vAlign w:val="center"/>
           </w:tcPr>
           <w:p>
@@ -16281,12 +14611,6 @@
               <w:right w:val="single" w:sz="6" w:space="0" w:color="1F3864"/>
             </w:tcBorders>
             <w:shd w:val="clear" w:color="auto" w:fill="4472C4"/>
-            <w:tcMar>
-              <w:top w:w="50" w:type="dxa"/>
-              <w:left w:w="90" w:type="dxa"/>
-              <w:bottom w:w="50" w:type="dxa"/>
-              <w:right w:w="90" w:type="dxa"/>
-            </w:tcMar>
             <w:vAlign w:val="center"/>
           </w:tcPr>
           <w:p>
@@ -16353,12 +14677,6 @@
               <w:right w:val="single" w:sz="6" w:space="0" w:color="1F3864"/>
             </w:tcBorders>
             <w:shd w:val="clear" w:color="auto" w:fill="4472C4"/>
-            <w:tcMar>
-              <w:top w:w="50" w:type="dxa"/>
-              <w:left w:w="90" w:type="dxa"/>
-              <w:bottom w:w="50" w:type="dxa"/>
-              <w:right w:w="90" w:type="dxa"/>
-            </w:tcMar>
             <w:vAlign w:val="center"/>
           </w:tcPr>
           <w:p>
@@ -16398,12 +14716,6 @@
               <w:right w:val="single" w:sz="6" w:space="0" w:color="1F3864"/>
             </w:tcBorders>
             <w:shd w:val="clear" w:color="auto" w:fill="4472C4"/>
-            <w:tcMar>
-              <w:top w:w="50" w:type="dxa"/>
-              <w:left w:w="90" w:type="dxa"/>
-              <w:bottom w:w="50" w:type="dxa"/>
-              <w:right w:w="90" w:type="dxa"/>
-            </w:tcMar>
             <w:vAlign w:val="center"/>
           </w:tcPr>
           <w:p>
@@ -16443,12 +14755,6 @@
               <w:right w:val="single" w:sz="6" w:space="0" w:color="1F3864"/>
             </w:tcBorders>
             <w:shd w:val="clear" w:color="auto" w:fill="4472C4"/>
-            <w:tcMar>
-              <w:top w:w="50" w:type="dxa"/>
-              <w:left w:w="90" w:type="dxa"/>
-              <w:bottom w:w="50" w:type="dxa"/>
-              <w:right w:w="90" w:type="dxa"/>
-            </w:tcMar>
             <w:vAlign w:val="center"/>
           </w:tcPr>
           <w:p>
@@ -16488,12 +14794,6 @@
               <w:right w:val="single" w:sz="6" w:space="0" w:color="1F3864"/>
             </w:tcBorders>
             <w:shd w:val="clear" w:color="auto" w:fill="4472C4"/>
-            <w:tcMar>
-              <w:top w:w="50" w:type="dxa"/>
-              <w:left w:w="90" w:type="dxa"/>
-              <w:bottom w:w="50" w:type="dxa"/>
-              <w:right w:w="90" w:type="dxa"/>
-            </w:tcMar>
             <w:vAlign w:val="center"/>
           </w:tcPr>
           <w:p>
@@ -16560,12 +14860,6 @@
               <w:right w:val="single" w:sz="6" w:space="0" w:color="1F3864"/>
             </w:tcBorders>
             <w:shd w:val="clear" w:color="auto" w:fill="D9E2F3"/>
-            <w:tcMar>
-              <w:top w:w="50" w:type="dxa"/>
-              <w:left w:w="90" w:type="dxa"/>
-              <w:bottom w:w="50" w:type="dxa"/>
-              <w:right w:w="90" w:type="dxa"/>
-            </w:tcMar>
             <w:vAlign w:val="center"/>
           </w:tcPr>
           <w:p>
@@ -16598,12 +14892,6 @@
               <w:right w:val="single" w:sz="6" w:space="0" w:color="1F3864"/>
             </w:tcBorders>
             <w:shd w:val="clear" w:color="auto" w:fill="D9E2F3"/>
-            <w:tcMar>
-              <w:top w:w="50" w:type="dxa"/>
-              <w:left w:w="90" w:type="dxa"/>
-              <w:bottom w:w="50" w:type="dxa"/>
-              <w:right w:w="90" w:type="dxa"/>
-            </w:tcMar>
             <w:vAlign w:val="center"/>
           </w:tcPr>
           <w:p>
@@ -16636,12 +14924,6 @@
               <w:right w:val="single" w:sz="6" w:space="0" w:color="1F3864"/>
             </w:tcBorders>
             <w:shd w:val="clear" w:color="auto" w:fill="D9E2F3"/>
-            <w:tcMar>
-              <w:top w:w="50" w:type="dxa"/>
-              <w:left w:w="90" w:type="dxa"/>
-              <w:bottom w:w="50" w:type="dxa"/>
-              <w:right w:w="90" w:type="dxa"/>
-            </w:tcMar>
             <w:vAlign w:val="center"/>
           </w:tcPr>
           <w:p>
@@ -16674,12 +14956,6 @@
               <w:right w:val="single" w:sz="6" w:space="0" w:color="1F3864"/>
             </w:tcBorders>
             <w:shd w:val="clear" w:color="auto" w:fill="D9E2F3"/>
-            <w:tcMar>
-              <w:top w:w="50" w:type="dxa"/>
-              <w:left w:w="90" w:type="dxa"/>
-              <w:bottom w:w="50" w:type="dxa"/>
-              <w:right w:w="90" w:type="dxa"/>
-            </w:tcMar>
             <w:vAlign w:val="center"/>
           </w:tcPr>
           <w:p>
@@ -16739,12 +15015,6 @@
               <w:right w:val="single" w:sz="6" w:space="0" w:color="1F3864"/>
             </w:tcBorders>
             <w:shd w:val="clear" w:color="auto" w:fill="D9E2F3"/>
-            <w:tcMar>
-              <w:top w:w="50" w:type="dxa"/>
-              <w:left w:w="90" w:type="dxa"/>
-              <w:bottom w:w="50" w:type="dxa"/>
-              <w:right w:w="90" w:type="dxa"/>
-            </w:tcMar>
             <w:vAlign w:val="center"/>
           </w:tcPr>
           <w:p>
@@ -16777,12 +15047,6 @@
               <w:right w:val="single" w:sz="6" w:space="0" w:color="1F3864"/>
             </w:tcBorders>
             <w:shd w:val="clear" w:color="auto" w:fill="D9E2F3"/>
-            <w:tcMar>
-              <w:top w:w="50" w:type="dxa"/>
-              <w:left w:w="90" w:type="dxa"/>
-              <w:bottom w:w="50" w:type="dxa"/>
-              <w:right w:w="90" w:type="dxa"/>
-            </w:tcMar>
             <w:vAlign w:val="center"/>
           </w:tcPr>
           <w:p>
@@ -16815,12 +15079,6 @@
               <w:right w:val="single" w:sz="6" w:space="0" w:color="1F3864"/>
             </w:tcBorders>
             <w:shd w:val="clear" w:color="auto" w:fill="D9E2F3"/>
-            <w:tcMar>
-              <w:top w:w="50" w:type="dxa"/>
-              <w:left w:w="90" w:type="dxa"/>
-              <w:bottom w:w="50" w:type="dxa"/>
-              <w:right w:w="90" w:type="dxa"/>
-            </w:tcMar>
             <w:vAlign w:val="center"/>
           </w:tcPr>
           <w:p>
@@ -16853,12 +15111,6 @@
               <w:right w:val="single" w:sz="6" w:space="0" w:color="1F3864"/>
             </w:tcBorders>
             <w:shd w:val="clear" w:color="auto" w:fill="D9E2F3"/>
-            <w:tcMar>
-              <w:top w:w="50" w:type="dxa"/>
-              <w:left w:w="90" w:type="dxa"/>
-              <w:bottom w:w="50" w:type="dxa"/>
-              <w:right w:w="90" w:type="dxa"/>
-            </w:tcMar>
             <w:vAlign w:val="center"/>
           </w:tcPr>
           <w:p>
@@ -16918,12 +15170,6 @@
               <w:right w:val="single" w:sz="6" w:space="0" w:color="1F3864"/>
             </w:tcBorders>
             <w:shd w:val="clear" w:color="auto" w:fill="D9E2F3"/>
-            <w:tcMar>
-              <w:top w:w="50" w:type="dxa"/>
-              <w:left w:w="90" w:type="dxa"/>
-              <w:bottom w:w="50" w:type="dxa"/>
-              <w:right w:w="90" w:type="dxa"/>
-            </w:tcMar>
             <w:vAlign w:val="center"/>
           </w:tcPr>
           <w:p>
@@ -16956,12 +15202,6 @@
               <w:right w:val="single" w:sz="6" w:space="0" w:color="1F3864"/>
             </w:tcBorders>
             <w:shd w:val="clear" w:color="auto" w:fill="D9E2F3"/>
-            <w:tcMar>
-              <w:top w:w="50" w:type="dxa"/>
-              <w:left w:w="90" w:type="dxa"/>
-              <w:bottom w:w="50" w:type="dxa"/>
-              <w:right w:w="90" w:type="dxa"/>
-            </w:tcMar>
             <w:vAlign w:val="center"/>
           </w:tcPr>
           <w:p>
@@ -16994,12 +15234,6 @@
               <w:right w:val="single" w:sz="6" w:space="0" w:color="1F3864"/>
             </w:tcBorders>
             <w:shd w:val="clear" w:color="auto" w:fill="D9E2F3"/>
-            <w:tcMar>
-              <w:top w:w="50" w:type="dxa"/>
-              <w:left w:w="90" w:type="dxa"/>
-              <w:bottom w:w="50" w:type="dxa"/>
-              <w:right w:w="90" w:type="dxa"/>
-            </w:tcMar>
             <w:vAlign w:val="center"/>
           </w:tcPr>
           <w:p>
@@ -17032,12 +15266,6 @@
               <w:right w:val="single" w:sz="6" w:space="0" w:color="1F3864"/>
             </w:tcBorders>
             <w:shd w:val="clear" w:color="auto" w:fill="D9E2F3"/>
-            <w:tcMar>
-              <w:top w:w="50" w:type="dxa"/>
-              <w:left w:w="90" w:type="dxa"/>
-              <w:bottom w:w="50" w:type="dxa"/>
-              <w:right w:w="90" w:type="dxa"/>
-            </w:tcMar>
             <w:vAlign w:val="center"/>
           </w:tcPr>
           <w:p>
@@ -17097,12 +15325,6 @@
               <w:right w:val="single" w:sz="6" w:space="0" w:color="1F3864"/>
             </w:tcBorders>
             <w:shd w:val="clear" w:color="auto" w:fill="D9E2F3"/>
-            <w:tcMar>
-              <w:top w:w="50" w:type="dxa"/>
-              <w:left w:w="90" w:type="dxa"/>
-              <w:bottom w:w="50" w:type="dxa"/>
-              <w:right w:w="90" w:type="dxa"/>
-            </w:tcMar>
             <w:vAlign w:val="center"/>
           </w:tcPr>
           <w:p>
@@ -17147,12 +15369,6 @@
               <w:right w:val="single" w:sz="6" w:space="0" w:color="1F3864"/>
             </w:tcBorders>
             <w:shd w:val="clear" w:color="auto" w:fill="4472C4"/>
-            <w:tcMar>
-              <w:top w:w="50" w:type="dxa"/>
-              <w:left w:w="90" w:type="dxa"/>
-              <w:bottom w:w="50" w:type="dxa"/>
-              <w:right w:w="90" w:type="dxa"/>
-            </w:tcMar>
             <w:vAlign w:val="center"/>
           </w:tcPr>
           <w:p>
@@ -17219,12 +15435,6 @@
               <w:right w:val="single" w:sz="6" w:space="0" w:color="1F3864"/>
             </w:tcBorders>
             <w:shd w:val="clear" w:color="auto" w:fill="4472C4"/>
-            <w:tcMar>
-              <w:top w:w="50" w:type="dxa"/>
-              <w:left w:w="90" w:type="dxa"/>
-              <w:bottom w:w="50" w:type="dxa"/>
-              <w:right w:w="90" w:type="dxa"/>
-            </w:tcMar>
             <w:vAlign w:val="center"/>
           </w:tcPr>
           <w:p>
@@ -17264,12 +15474,6 @@
               <w:right w:val="single" w:sz="6" w:space="0" w:color="1F3864"/>
             </w:tcBorders>
             <w:shd w:val="clear" w:color="auto" w:fill="4472C4"/>
-            <w:tcMar>
-              <w:top w:w="50" w:type="dxa"/>
-              <w:left w:w="90" w:type="dxa"/>
-              <w:bottom w:w="50" w:type="dxa"/>
-              <w:right w:w="90" w:type="dxa"/>
-            </w:tcMar>
             <w:vAlign w:val="center"/>
           </w:tcPr>
           <w:p>
@@ -17309,12 +15513,6 @@
               <w:right w:val="single" w:sz="6" w:space="0" w:color="1F3864"/>
             </w:tcBorders>
             <w:shd w:val="clear" w:color="auto" w:fill="4472C4"/>
-            <w:tcMar>
-              <w:top w:w="50" w:type="dxa"/>
-              <w:left w:w="90" w:type="dxa"/>
-              <w:bottom w:w="50" w:type="dxa"/>
-              <w:right w:w="90" w:type="dxa"/>
-            </w:tcMar>
             <w:vAlign w:val="center"/>
           </w:tcPr>
           <w:p>
@@ -17354,12 +15552,6 @@
               <w:right w:val="single" w:sz="6" w:space="0" w:color="1F3864"/>
             </w:tcBorders>
             <w:shd w:val="clear" w:color="auto" w:fill="4472C4"/>
-            <w:tcMar>
-              <w:top w:w="50" w:type="dxa"/>
-              <w:left w:w="90" w:type="dxa"/>
-              <w:bottom w:w="50" w:type="dxa"/>
-              <w:right w:w="90" w:type="dxa"/>
-            </w:tcMar>
             <w:vAlign w:val="center"/>
           </w:tcPr>
           <w:p>
@@ -17426,12 +15618,6 @@
               <w:right w:val="single" w:sz="6" w:space="0" w:color="1F3864"/>
             </w:tcBorders>
             <w:shd w:val="clear" w:color="auto" w:fill="D9E2F3"/>
-            <w:tcMar>
-              <w:top w:w="50" w:type="dxa"/>
-              <w:left w:w="90" w:type="dxa"/>
-              <w:bottom w:w="50" w:type="dxa"/>
-              <w:right w:w="90" w:type="dxa"/>
-            </w:tcMar>
             <w:vAlign w:val="center"/>
           </w:tcPr>
           <w:p>
@@ -17464,12 +15650,6 @@
               <w:right w:val="single" w:sz="6" w:space="0" w:color="1F3864"/>
             </w:tcBorders>
             <w:shd w:val="clear" w:color="auto" w:fill="D9E2F3"/>
-            <w:tcMar>
-              <w:top w:w="50" w:type="dxa"/>
-              <w:left w:w="90" w:type="dxa"/>
-              <w:bottom w:w="50" w:type="dxa"/>
-              <w:right w:w="90" w:type="dxa"/>
-            </w:tcMar>
             <w:vAlign w:val="center"/>
           </w:tcPr>
           <w:p>
@@ -17502,12 +15682,6 @@
               <w:right w:val="single" w:sz="6" w:space="0" w:color="1F3864"/>
             </w:tcBorders>
             <w:shd w:val="clear" w:color="auto" w:fill="D9E2F3"/>
-            <w:tcMar>
-              <w:top w:w="50" w:type="dxa"/>
-              <w:left w:w="90" w:type="dxa"/>
-              <w:bottom w:w="50" w:type="dxa"/>
-              <w:right w:w="90" w:type="dxa"/>
-            </w:tcMar>
             <w:vAlign w:val="center"/>
           </w:tcPr>
           <w:p>
@@ -17540,12 +15714,6 @@
               <w:right w:val="single" w:sz="6" w:space="0" w:color="1F3864"/>
             </w:tcBorders>
             <w:shd w:val="clear" w:color="auto" w:fill="D9E2F3"/>
-            <w:tcMar>
-              <w:top w:w="50" w:type="dxa"/>
-              <w:left w:w="90" w:type="dxa"/>
-              <w:bottom w:w="50" w:type="dxa"/>
-              <w:right w:w="90" w:type="dxa"/>
-            </w:tcMar>
             <w:vAlign w:val="center"/>
           </w:tcPr>
           <w:p>
@@ -17605,12 +15773,6 @@
               <w:right w:val="single" w:sz="6" w:space="0" w:color="1F3864"/>
             </w:tcBorders>
             <w:shd w:val="clear" w:color="auto" w:fill="D9E2F3"/>
-            <w:tcMar>
-              <w:top w:w="50" w:type="dxa"/>
-              <w:left w:w="90" w:type="dxa"/>
-              <w:bottom w:w="50" w:type="dxa"/>
-              <w:right w:w="90" w:type="dxa"/>
-            </w:tcMar>
             <w:vAlign w:val="center"/>
           </w:tcPr>
           <w:p>
@@ -17643,12 +15805,6 @@
               <w:right w:val="single" w:sz="6" w:space="0" w:color="1F3864"/>
             </w:tcBorders>
             <w:shd w:val="clear" w:color="auto" w:fill="D9E2F3"/>
-            <w:tcMar>
-              <w:top w:w="50" w:type="dxa"/>
-              <w:left w:w="90" w:type="dxa"/>
-              <w:bottom w:w="50" w:type="dxa"/>
-              <w:right w:w="90" w:type="dxa"/>
-            </w:tcMar>
             <w:vAlign w:val="center"/>
           </w:tcPr>
           <w:p>
@@ -17681,12 +15837,6 @@
               <w:right w:val="single" w:sz="6" w:space="0" w:color="1F3864"/>
             </w:tcBorders>
             <w:shd w:val="clear" w:color="auto" w:fill="D9E2F3"/>
-            <w:tcMar>
-              <w:top w:w="50" w:type="dxa"/>
-              <w:left w:w="90" w:type="dxa"/>
-              <w:bottom w:w="50" w:type="dxa"/>
-              <w:right w:w="90" w:type="dxa"/>
-            </w:tcMar>
             <w:vAlign w:val="center"/>
           </w:tcPr>
           <w:p>
@@ -17719,12 +15869,6 @@
               <w:right w:val="single" w:sz="6" w:space="0" w:color="1F3864"/>
             </w:tcBorders>
             <w:shd w:val="clear" w:color="auto" w:fill="D9E2F3"/>
-            <w:tcMar>
-              <w:top w:w="50" w:type="dxa"/>
-              <w:left w:w="90" w:type="dxa"/>
-              <w:bottom w:w="50" w:type="dxa"/>
-              <w:right w:w="90" w:type="dxa"/>
-            </w:tcMar>
             <w:vAlign w:val="center"/>
           </w:tcPr>
           <w:p>
@@ -17784,12 +15928,6 @@
               <w:right w:val="single" w:sz="6" w:space="0" w:color="1F3864"/>
             </w:tcBorders>
             <w:shd w:val="clear" w:color="auto" w:fill="D9E2F3"/>
-            <w:tcMar>
-              <w:top w:w="50" w:type="dxa"/>
-              <w:left w:w="90" w:type="dxa"/>
-              <w:bottom w:w="50" w:type="dxa"/>
-              <w:right w:w="90" w:type="dxa"/>
-            </w:tcMar>
             <w:vAlign w:val="center"/>
           </w:tcPr>
           <w:p>
@@ -17822,12 +15960,6 @@
               <w:right w:val="single" w:sz="6" w:space="0" w:color="1F3864"/>
             </w:tcBorders>
             <w:shd w:val="clear" w:color="auto" w:fill="D9E2F3"/>
-            <w:tcMar>
-              <w:top w:w="50" w:type="dxa"/>
-              <w:left w:w="90" w:type="dxa"/>
-              <w:bottom w:w="50" w:type="dxa"/>
-              <w:right w:w="90" w:type="dxa"/>
-            </w:tcMar>
             <w:vAlign w:val="center"/>
           </w:tcPr>
           <w:p>
@@ -17860,12 +15992,6 @@
               <w:right w:val="single" w:sz="6" w:space="0" w:color="1F3864"/>
             </w:tcBorders>
             <w:shd w:val="clear" w:color="auto" w:fill="D9E2F3"/>
-            <w:tcMar>
-              <w:top w:w="50" w:type="dxa"/>
-              <w:left w:w="90" w:type="dxa"/>
-              <w:bottom w:w="50" w:type="dxa"/>
-              <w:right w:w="90" w:type="dxa"/>
-            </w:tcMar>
             <w:vAlign w:val="center"/>
           </w:tcPr>
           <w:p>
@@ -17898,12 +16024,6 @@
               <w:right w:val="single" w:sz="6" w:space="0" w:color="1F3864"/>
             </w:tcBorders>
             <w:shd w:val="clear" w:color="auto" w:fill="D9E2F3"/>
-            <w:tcMar>
-              <w:top w:w="50" w:type="dxa"/>
-              <w:left w:w="90" w:type="dxa"/>
-              <w:bottom w:w="50" w:type="dxa"/>
-              <w:right w:w="90" w:type="dxa"/>
-            </w:tcMar>
             <w:vAlign w:val="center"/>
           </w:tcPr>
           <w:p>
@@ -17963,12 +16083,6 @@
               <w:right w:val="single" w:sz="6" w:space="0" w:color="1F3864"/>
             </w:tcBorders>
             <w:shd w:val="clear" w:color="auto" w:fill="D9E2F3"/>
-            <w:tcMar>
-              <w:top w:w="50" w:type="dxa"/>
-              <w:left w:w="90" w:type="dxa"/>
-              <w:bottom w:w="50" w:type="dxa"/>
-              <w:right w:w="90" w:type="dxa"/>
-            </w:tcMar>
             <w:vAlign w:val="center"/>
           </w:tcPr>
           <w:p>
@@ -18013,12 +16127,6 @@
               <w:right w:val="single" w:sz="6" w:space="0" w:color="1F3864"/>
             </w:tcBorders>
             <w:shd w:val="clear" w:color="auto" w:fill="4472C4"/>
-            <w:tcMar>
-              <w:top w:w="50" w:type="dxa"/>
-              <w:left w:w="90" w:type="dxa"/>
-              <w:bottom w:w="50" w:type="dxa"/>
-              <w:right w:w="90" w:type="dxa"/>
-            </w:tcMar>
             <w:vAlign w:val="center"/>
           </w:tcPr>
           <w:p>
@@ -18085,12 +16193,6 @@
               <w:right w:val="single" w:sz="6" w:space="0" w:color="1F3864"/>
             </w:tcBorders>
             <w:shd w:val="clear" w:color="auto" w:fill="4472C4"/>
-            <w:tcMar>
-              <w:top w:w="50" w:type="dxa"/>
-              <w:left w:w="90" w:type="dxa"/>
-              <w:bottom w:w="50" w:type="dxa"/>
-              <w:right w:w="90" w:type="dxa"/>
-            </w:tcMar>
             <w:vAlign w:val="center"/>
           </w:tcPr>
           <w:p>
@@ -18130,12 +16232,6 @@
               <w:right w:val="single" w:sz="6" w:space="0" w:color="1F3864"/>
             </w:tcBorders>
             <w:shd w:val="clear" w:color="auto" w:fill="4472C4"/>
-            <w:tcMar>
-              <w:top w:w="50" w:type="dxa"/>
-              <w:left w:w="90" w:type="dxa"/>
-              <w:bottom w:w="50" w:type="dxa"/>
-              <w:right w:w="90" w:type="dxa"/>
-            </w:tcMar>
             <w:vAlign w:val="center"/>
           </w:tcPr>
           <w:p>
@@ -18175,12 +16271,6 @@
               <w:right w:val="single" w:sz="6" w:space="0" w:color="1F3864"/>
             </w:tcBorders>
             <w:shd w:val="clear" w:color="auto" w:fill="4472C4"/>
-            <w:tcMar>
-              <w:top w:w="50" w:type="dxa"/>
-              <w:left w:w="90" w:type="dxa"/>
-              <w:bottom w:w="50" w:type="dxa"/>
-              <w:right w:w="90" w:type="dxa"/>
-            </w:tcMar>
             <w:vAlign w:val="center"/>
           </w:tcPr>
           <w:p>
@@ -18220,12 +16310,6 @@
               <w:right w:val="single" w:sz="6" w:space="0" w:color="1F3864"/>
             </w:tcBorders>
             <w:shd w:val="clear" w:color="auto" w:fill="4472C4"/>
-            <w:tcMar>
-              <w:top w:w="50" w:type="dxa"/>
-              <w:left w:w="90" w:type="dxa"/>
-              <w:bottom w:w="50" w:type="dxa"/>
-              <w:right w:w="90" w:type="dxa"/>
-            </w:tcMar>
             <w:vAlign w:val="center"/>
           </w:tcPr>
           <w:p>
@@ -18292,12 +16376,6 @@
               <w:right w:val="single" w:sz="6" w:space="0" w:color="1F3864"/>
             </w:tcBorders>
             <w:shd w:val="clear" w:color="auto" w:fill="D9E2F3"/>
-            <w:tcMar>
-              <w:top w:w="50" w:type="dxa"/>
-              <w:left w:w="90" w:type="dxa"/>
-              <w:bottom w:w="50" w:type="dxa"/>
-              <w:right w:w="90" w:type="dxa"/>
-            </w:tcMar>
             <w:vAlign w:val="center"/>
           </w:tcPr>
           <w:p>
@@ -18330,12 +16408,6 @@
               <w:right w:val="single" w:sz="6" w:space="0" w:color="1F3864"/>
             </w:tcBorders>
             <w:shd w:val="clear" w:color="auto" w:fill="D9E2F3"/>
-            <w:tcMar>
-              <w:top w:w="50" w:type="dxa"/>
-              <w:left w:w="90" w:type="dxa"/>
-              <w:bottom w:w="50" w:type="dxa"/>
-              <w:right w:w="90" w:type="dxa"/>
-            </w:tcMar>
             <w:vAlign w:val="center"/>
           </w:tcPr>
           <w:p>
@@ -18368,12 +16440,6 @@
               <w:right w:val="single" w:sz="6" w:space="0" w:color="1F3864"/>
             </w:tcBorders>
             <w:shd w:val="clear" w:color="auto" w:fill="D9E2F3"/>
-            <w:tcMar>
-              <w:top w:w="50" w:type="dxa"/>
-              <w:left w:w="90" w:type="dxa"/>
-              <w:bottom w:w="50" w:type="dxa"/>
-              <w:right w:w="90" w:type="dxa"/>
-            </w:tcMar>
             <w:vAlign w:val="center"/>
           </w:tcPr>
           <w:p>
@@ -18406,12 +16472,6 @@
               <w:right w:val="single" w:sz="6" w:space="0" w:color="1F3864"/>
             </w:tcBorders>
             <w:shd w:val="clear" w:color="auto" w:fill="D9E2F3"/>
-            <w:tcMar>
-              <w:top w:w="50" w:type="dxa"/>
-              <w:left w:w="90" w:type="dxa"/>
-              <w:bottom w:w="50" w:type="dxa"/>
-              <w:right w:w="90" w:type="dxa"/>
-            </w:tcMar>
             <w:vAlign w:val="center"/>
           </w:tcPr>
           <w:p>
@@ -18471,12 +16531,6 @@
               <w:right w:val="single" w:sz="6" w:space="0" w:color="1F3864"/>
             </w:tcBorders>
             <w:shd w:val="clear" w:color="auto" w:fill="D9E2F3"/>
-            <w:tcMar>
-              <w:top w:w="50" w:type="dxa"/>
-              <w:left w:w="90" w:type="dxa"/>
-              <w:bottom w:w="50" w:type="dxa"/>
-              <w:right w:w="90" w:type="dxa"/>
-            </w:tcMar>
             <w:vAlign w:val="center"/>
           </w:tcPr>
           <w:p>
@@ -18509,12 +16563,6 @@
               <w:right w:val="single" w:sz="6" w:space="0" w:color="1F3864"/>
             </w:tcBorders>
             <w:shd w:val="clear" w:color="auto" w:fill="D9E2F3"/>
-            <w:tcMar>
-              <w:top w:w="50" w:type="dxa"/>
-              <w:left w:w="90" w:type="dxa"/>
-              <w:bottom w:w="50" w:type="dxa"/>
-              <w:right w:w="90" w:type="dxa"/>
-            </w:tcMar>
             <w:vAlign w:val="center"/>
           </w:tcPr>
           <w:p>
@@ -18547,12 +16595,6 @@
               <w:right w:val="single" w:sz="6" w:space="0" w:color="1F3864"/>
             </w:tcBorders>
             <w:shd w:val="clear" w:color="auto" w:fill="D9E2F3"/>
-            <w:tcMar>
-              <w:top w:w="50" w:type="dxa"/>
-              <w:left w:w="90" w:type="dxa"/>
-              <w:bottom w:w="50" w:type="dxa"/>
-              <w:right w:w="90" w:type="dxa"/>
-            </w:tcMar>
             <w:vAlign w:val="center"/>
           </w:tcPr>
           <w:p>
@@ -18585,12 +16627,6 @@
               <w:right w:val="single" w:sz="6" w:space="0" w:color="1F3864"/>
             </w:tcBorders>
             <w:shd w:val="clear" w:color="auto" w:fill="D9E2F3"/>
-            <w:tcMar>
-              <w:top w:w="50" w:type="dxa"/>
-              <w:left w:w="90" w:type="dxa"/>
-              <w:bottom w:w="50" w:type="dxa"/>
-              <w:right w:w="90" w:type="dxa"/>
-            </w:tcMar>
             <w:vAlign w:val="center"/>
           </w:tcPr>
           <w:p>
@@ -18650,12 +16686,6 @@
               <w:right w:val="single" w:sz="6" w:space="0" w:color="1F3864"/>
             </w:tcBorders>
             <w:shd w:val="clear" w:color="auto" w:fill="D9E2F3"/>
-            <w:tcMar>
-              <w:top w:w="50" w:type="dxa"/>
-              <w:left w:w="90" w:type="dxa"/>
-              <w:bottom w:w="50" w:type="dxa"/>
-              <w:right w:w="90" w:type="dxa"/>
-            </w:tcMar>
             <w:vAlign w:val="center"/>
           </w:tcPr>
           <w:p>
@@ -18688,12 +16718,6 @@
               <w:right w:val="single" w:sz="6" w:space="0" w:color="1F3864"/>
             </w:tcBorders>
             <w:shd w:val="clear" w:color="auto" w:fill="D9E2F3"/>
-            <w:tcMar>
-              <w:top w:w="50" w:type="dxa"/>
-              <w:left w:w="90" w:type="dxa"/>
-              <w:bottom w:w="50" w:type="dxa"/>
-              <w:right w:w="90" w:type="dxa"/>
-            </w:tcMar>
             <w:vAlign w:val="center"/>
           </w:tcPr>
           <w:p>
@@ -18726,12 +16750,6 @@
               <w:right w:val="single" w:sz="6" w:space="0" w:color="1F3864"/>
             </w:tcBorders>
             <w:shd w:val="clear" w:color="auto" w:fill="D9E2F3"/>
-            <w:tcMar>
-              <w:top w:w="50" w:type="dxa"/>
-              <w:left w:w="90" w:type="dxa"/>
-              <w:bottom w:w="50" w:type="dxa"/>
-              <w:right w:w="90" w:type="dxa"/>
-            </w:tcMar>
             <w:vAlign w:val="center"/>
           </w:tcPr>
           <w:p>
@@ -18764,12 +16782,6 @@
               <w:right w:val="single" w:sz="6" w:space="0" w:color="1F3864"/>
             </w:tcBorders>
             <w:shd w:val="clear" w:color="auto" w:fill="D9E2F3"/>
-            <w:tcMar>
-              <w:top w:w="50" w:type="dxa"/>
-              <w:left w:w="90" w:type="dxa"/>
-              <w:bottom w:w="50" w:type="dxa"/>
-              <w:right w:w="90" w:type="dxa"/>
-            </w:tcMar>
             <w:vAlign w:val="center"/>
           </w:tcPr>
           <w:p>
@@ -18829,12 +16841,6 @@
               <w:right w:val="single" w:sz="6" w:space="0" w:color="1F3864"/>
             </w:tcBorders>
             <w:shd w:val="clear" w:color="auto" w:fill="D9E2F3"/>
-            <w:tcMar>
-              <w:top w:w="50" w:type="dxa"/>
-              <w:left w:w="90" w:type="dxa"/>
-              <w:bottom w:w="50" w:type="dxa"/>
-              <w:right w:w="90" w:type="dxa"/>
-            </w:tcMar>
             <w:vAlign w:val="center"/>
           </w:tcPr>
           <w:p>
@@ -18879,12 +16885,6 @@
               <w:right w:val="single" w:sz="6" w:space="0" w:color="1F3864"/>
             </w:tcBorders>
             <w:shd w:val="clear" w:color="auto" w:fill="4472C4"/>
-            <w:tcMar>
-              <w:top w:w="50" w:type="dxa"/>
-              <w:left w:w="90" w:type="dxa"/>
-              <w:bottom w:w="50" w:type="dxa"/>
-              <w:right w:w="90" w:type="dxa"/>
-            </w:tcMar>
             <w:vAlign w:val="center"/>
           </w:tcPr>
           <w:p>
@@ -18951,12 +16951,6 @@
               <w:right w:val="single" w:sz="6" w:space="0" w:color="1F3864"/>
             </w:tcBorders>
             <w:shd w:val="clear" w:color="auto" w:fill="4472C4"/>
-            <w:tcMar>
-              <w:top w:w="50" w:type="dxa"/>
-              <w:left w:w="90" w:type="dxa"/>
-              <w:bottom w:w="50" w:type="dxa"/>
-              <w:right w:w="90" w:type="dxa"/>
-            </w:tcMar>
             <w:vAlign w:val="center"/>
           </w:tcPr>
           <w:p>
@@ -18996,12 +16990,6 @@
               <w:right w:val="single" w:sz="6" w:space="0" w:color="1F3864"/>
             </w:tcBorders>
             <w:shd w:val="clear" w:color="auto" w:fill="4472C4"/>
-            <w:tcMar>
-              <w:top w:w="50" w:type="dxa"/>
-              <w:left w:w="90" w:type="dxa"/>
-              <w:bottom w:w="50" w:type="dxa"/>
-              <w:right w:w="90" w:type="dxa"/>
-            </w:tcMar>
             <w:vAlign w:val="center"/>
           </w:tcPr>
           <w:p>
@@ -19041,12 +17029,6 @@
               <w:right w:val="single" w:sz="6" w:space="0" w:color="1F3864"/>
             </w:tcBorders>
             <w:shd w:val="clear" w:color="auto" w:fill="4472C4"/>
-            <w:tcMar>
-              <w:top w:w="50" w:type="dxa"/>
-              <w:left w:w="90" w:type="dxa"/>
-              <w:bottom w:w="50" w:type="dxa"/>
-              <w:right w:w="90" w:type="dxa"/>
-            </w:tcMar>
             <w:vAlign w:val="center"/>
           </w:tcPr>
           <w:p>
@@ -19086,12 +17068,6 @@
               <w:right w:val="single" w:sz="6" w:space="0" w:color="1F3864"/>
             </w:tcBorders>
             <w:shd w:val="clear" w:color="auto" w:fill="4472C4"/>
-            <w:tcMar>
-              <w:top w:w="50" w:type="dxa"/>
-              <w:left w:w="90" w:type="dxa"/>
-              <w:bottom w:w="50" w:type="dxa"/>
-              <w:right w:w="90" w:type="dxa"/>
-            </w:tcMar>
             <w:vAlign w:val="center"/>
           </w:tcPr>
           <w:p>
@@ -19158,12 +17134,6 @@
               <w:right w:val="single" w:sz="6" w:space="0" w:color="1F3864"/>
             </w:tcBorders>
             <w:shd w:val="clear" w:color="auto" w:fill="D9E2F3"/>
-            <w:tcMar>
-              <w:top w:w="50" w:type="dxa"/>
-              <w:left w:w="90" w:type="dxa"/>
-              <w:bottom w:w="50" w:type="dxa"/>
-              <w:right w:w="90" w:type="dxa"/>
-            </w:tcMar>
             <w:vAlign w:val="center"/>
           </w:tcPr>
           <w:p>
@@ -19196,12 +17166,6 @@
               <w:right w:val="single" w:sz="6" w:space="0" w:color="1F3864"/>
             </w:tcBorders>
             <w:shd w:val="clear" w:color="auto" w:fill="D9E2F3"/>
-            <w:tcMar>
-              <w:top w:w="50" w:type="dxa"/>
-              <w:left w:w="90" w:type="dxa"/>
-              <w:bottom w:w="50" w:type="dxa"/>
-              <w:right w:w="90" w:type="dxa"/>
-            </w:tcMar>
             <w:vAlign w:val="center"/>
           </w:tcPr>
           <w:p>
@@ -19234,12 +17198,6 @@
               <w:right w:val="single" w:sz="6" w:space="0" w:color="1F3864"/>
             </w:tcBorders>
             <w:shd w:val="clear" w:color="auto" w:fill="D9E2F3"/>
-            <w:tcMar>
-              <w:top w:w="50" w:type="dxa"/>
-              <w:left w:w="90" w:type="dxa"/>
-              <w:bottom w:w="50" w:type="dxa"/>
-              <w:right w:w="90" w:type="dxa"/>
-            </w:tcMar>
             <w:vAlign w:val="center"/>
           </w:tcPr>
           <w:p>
@@ -19272,12 +17230,6 @@
               <w:right w:val="single" w:sz="6" w:space="0" w:color="1F3864"/>
             </w:tcBorders>
             <w:shd w:val="clear" w:color="auto" w:fill="D9E2F3"/>
-            <w:tcMar>
-              <w:top w:w="50" w:type="dxa"/>
-              <w:left w:w="90" w:type="dxa"/>
-              <w:bottom w:w="50" w:type="dxa"/>
-              <w:right w:w="90" w:type="dxa"/>
-            </w:tcMar>
             <w:vAlign w:val="center"/>
           </w:tcPr>
           <w:p>
@@ -19337,12 +17289,6 @@
               <w:right w:val="single" w:sz="6" w:space="0" w:color="1F3864"/>
             </w:tcBorders>
             <w:shd w:val="clear" w:color="auto" w:fill="D9E2F3"/>
-            <w:tcMar>
-              <w:top w:w="50" w:type="dxa"/>
-              <w:left w:w="90" w:type="dxa"/>
-              <w:bottom w:w="50" w:type="dxa"/>
-              <w:right w:w="90" w:type="dxa"/>
-            </w:tcMar>
             <w:vAlign w:val="center"/>
           </w:tcPr>
           <w:p>
@@ -19375,12 +17321,6 @@
               <w:right w:val="single" w:sz="6" w:space="0" w:color="1F3864"/>
             </w:tcBorders>
             <w:shd w:val="clear" w:color="auto" w:fill="D9E2F3"/>
-            <w:tcMar>
-              <w:top w:w="50" w:type="dxa"/>
-              <w:left w:w="90" w:type="dxa"/>
-              <w:bottom w:w="50" w:type="dxa"/>
-              <w:right w:w="90" w:type="dxa"/>
-            </w:tcMar>
             <w:vAlign w:val="center"/>
           </w:tcPr>
           <w:p>
@@ -19413,12 +17353,6 @@
               <w:right w:val="single" w:sz="6" w:space="0" w:color="1F3864"/>
             </w:tcBorders>
             <w:shd w:val="clear" w:color="auto" w:fill="D9E2F3"/>
-            <w:tcMar>
-              <w:top w:w="50" w:type="dxa"/>
-              <w:left w:w="90" w:type="dxa"/>
-              <w:bottom w:w="50" w:type="dxa"/>
-              <w:right w:w="90" w:type="dxa"/>
-            </w:tcMar>
             <w:vAlign w:val="center"/>
           </w:tcPr>
           <w:p>
@@ -19451,12 +17385,6 @@
               <w:right w:val="single" w:sz="6" w:space="0" w:color="1F3864"/>
             </w:tcBorders>
             <w:shd w:val="clear" w:color="auto" w:fill="D9E2F3"/>
-            <w:tcMar>
-              <w:top w:w="50" w:type="dxa"/>
-              <w:left w:w="90" w:type="dxa"/>
-              <w:bottom w:w="50" w:type="dxa"/>
-              <w:right w:w="90" w:type="dxa"/>
-            </w:tcMar>
             <w:vAlign w:val="center"/>
           </w:tcPr>
           <w:p>
@@ -19516,12 +17444,6 @@
               <w:right w:val="single" w:sz="6" w:space="0" w:color="1F3864"/>
             </w:tcBorders>
             <w:shd w:val="clear" w:color="auto" w:fill="D9E2F3"/>
-            <w:tcMar>
-              <w:top w:w="50" w:type="dxa"/>
-              <w:left w:w="90" w:type="dxa"/>
-              <w:bottom w:w="50" w:type="dxa"/>
-              <w:right w:w="90" w:type="dxa"/>
-            </w:tcMar>
             <w:vAlign w:val="center"/>
           </w:tcPr>
           <w:p>
@@ -19554,12 +17476,6 @@
               <w:right w:val="single" w:sz="6" w:space="0" w:color="1F3864"/>
             </w:tcBorders>
             <w:shd w:val="clear" w:color="auto" w:fill="D9E2F3"/>
-            <w:tcMar>
-              <w:top w:w="50" w:type="dxa"/>
-              <w:left w:w="90" w:type="dxa"/>
-              <w:bottom w:w="50" w:type="dxa"/>
-              <w:right w:w="90" w:type="dxa"/>
-            </w:tcMar>
             <w:vAlign w:val="center"/>
           </w:tcPr>
           <w:p>
@@ -19592,12 +17508,6 @@
               <w:right w:val="single" w:sz="6" w:space="0" w:color="1F3864"/>
             </w:tcBorders>
             <w:shd w:val="clear" w:color="auto" w:fill="D9E2F3"/>
-            <w:tcMar>
-              <w:top w:w="50" w:type="dxa"/>
-              <w:left w:w="90" w:type="dxa"/>
-              <w:bottom w:w="50" w:type="dxa"/>
-              <w:right w:w="90" w:type="dxa"/>
-            </w:tcMar>
             <w:vAlign w:val="center"/>
           </w:tcPr>
           <w:p>
@@ -19630,12 +17540,6 @@
               <w:right w:val="single" w:sz="6" w:space="0" w:color="1F3864"/>
             </w:tcBorders>
             <w:shd w:val="clear" w:color="auto" w:fill="D9E2F3"/>
-            <w:tcMar>
-              <w:top w:w="50" w:type="dxa"/>
-              <w:left w:w="90" w:type="dxa"/>
-              <w:bottom w:w="50" w:type="dxa"/>
-              <w:right w:w="90" w:type="dxa"/>
-            </w:tcMar>
             <w:vAlign w:val="center"/>
           </w:tcPr>
           <w:p>
@@ -19695,12 +17599,6 @@
               <w:right w:val="single" w:sz="6" w:space="0" w:color="1F3864"/>
             </w:tcBorders>
             <w:shd w:val="clear" w:color="auto" w:fill="D9E2F3"/>
-            <w:tcMar>
-              <w:top w:w="50" w:type="dxa"/>
-              <w:left w:w="90" w:type="dxa"/>
-              <w:bottom w:w="50" w:type="dxa"/>
-              <w:right w:w="90" w:type="dxa"/>
-            </w:tcMar>
             <w:vAlign w:val="center"/>
           </w:tcPr>
           <w:p>
@@ -19745,12 +17643,6 @@
               <w:right w:val="single" w:sz="6" w:space="0" w:color="1F3864"/>
             </w:tcBorders>
             <w:shd w:val="clear" w:color="auto" w:fill="4472C4"/>
-            <w:tcMar>
-              <w:top w:w="50" w:type="dxa"/>
-              <w:left w:w="90" w:type="dxa"/>
-              <w:bottom w:w="50" w:type="dxa"/>
-              <w:right w:w="90" w:type="dxa"/>
-            </w:tcMar>
             <w:vAlign w:val="center"/>
           </w:tcPr>
           <w:p>
@@ -19817,12 +17709,6 @@
               <w:right w:val="single" w:sz="6" w:space="0" w:color="1F3864"/>
             </w:tcBorders>
             <w:shd w:val="clear" w:color="auto" w:fill="4472C4"/>
-            <w:tcMar>
-              <w:top w:w="50" w:type="dxa"/>
-              <w:left w:w="90" w:type="dxa"/>
-              <w:bottom w:w="50" w:type="dxa"/>
-              <w:right w:w="90" w:type="dxa"/>
-            </w:tcMar>
             <w:vAlign w:val="center"/>
           </w:tcPr>
           <w:p>
@@ -19862,12 +17748,6 @@
               <w:right w:val="single" w:sz="6" w:space="0" w:color="1F3864"/>
             </w:tcBorders>
             <w:shd w:val="clear" w:color="auto" w:fill="4472C4"/>
-            <w:tcMar>
-              <w:top w:w="50" w:type="dxa"/>
-              <w:left w:w="90" w:type="dxa"/>
-              <w:bottom w:w="50" w:type="dxa"/>
-              <w:right w:w="90" w:type="dxa"/>
-            </w:tcMar>
             <w:vAlign w:val="center"/>
           </w:tcPr>
           <w:p>
@@ -19907,12 +17787,6 @@
               <w:right w:val="single" w:sz="6" w:space="0" w:color="1F3864"/>
             </w:tcBorders>
             <w:shd w:val="clear" w:color="auto" w:fill="4472C4"/>
-            <w:tcMar>
-              <w:top w:w="50" w:type="dxa"/>
-              <w:left w:w="90" w:type="dxa"/>
-              <w:bottom w:w="50" w:type="dxa"/>
-              <w:right w:w="90" w:type="dxa"/>
-            </w:tcMar>
             <w:vAlign w:val="center"/>
           </w:tcPr>
           <w:p>
@@ -19952,12 +17826,6 @@
               <w:right w:val="single" w:sz="6" w:space="0" w:color="1F3864"/>
             </w:tcBorders>
             <w:shd w:val="clear" w:color="auto" w:fill="4472C4"/>
-            <w:tcMar>
-              <w:top w:w="50" w:type="dxa"/>
-              <w:left w:w="90" w:type="dxa"/>
-              <w:bottom w:w="50" w:type="dxa"/>
-              <w:right w:w="90" w:type="dxa"/>
-            </w:tcMar>
             <w:vAlign w:val="center"/>
           </w:tcPr>
           <w:p>
@@ -20024,12 +17892,6 @@
               <w:right w:val="single" w:sz="6" w:space="0" w:color="1F3864"/>
             </w:tcBorders>
             <w:shd w:val="clear" w:color="auto" w:fill="D9E2F3"/>
-            <w:tcMar>
-              <w:top w:w="50" w:type="dxa"/>
-              <w:left w:w="90" w:type="dxa"/>
-              <w:bottom w:w="50" w:type="dxa"/>
-              <w:right w:w="90" w:type="dxa"/>
-            </w:tcMar>
             <w:vAlign w:val="center"/>
           </w:tcPr>
           <w:p>
@@ -20062,12 +17924,6 @@
               <w:right w:val="single" w:sz="6" w:space="0" w:color="1F3864"/>
             </w:tcBorders>
             <w:shd w:val="clear" w:color="auto" w:fill="D9E2F3"/>
-            <w:tcMar>
-              <w:top w:w="50" w:type="dxa"/>
-              <w:left w:w="90" w:type="dxa"/>
-              <w:bottom w:w="50" w:type="dxa"/>
-              <w:right w:w="90" w:type="dxa"/>
-            </w:tcMar>
             <w:vAlign w:val="center"/>
           </w:tcPr>
           <w:p>
@@ -20100,12 +17956,6 @@
               <w:right w:val="single" w:sz="6" w:space="0" w:color="1F3864"/>
             </w:tcBorders>
             <w:shd w:val="clear" w:color="auto" w:fill="D9E2F3"/>
-            <w:tcMar>
-              <w:top w:w="50" w:type="dxa"/>
-              <w:left w:w="90" w:type="dxa"/>
-              <w:bottom w:w="50" w:type="dxa"/>
-              <w:right w:w="90" w:type="dxa"/>
-            </w:tcMar>
             <w:vAlign w:val="center"/>
           </w:tcPr>
           <w:p>
@@ -20138,12 +17988,6 @@
               <w:right w:val="single" w:sz="6" w:space="0" w:color="1F3864"/>
             </w:tcBorders>
             <w:shd w:val="clear" w:color="auto" w:fill="D9E2F3"/>
-            <w:tcMar>
-              <w:top w:w="50" w:type="dxa"/>
-              <w:left w:w="90" w:type="dxa"/>
-              <w:bottom w:w="50" w:type="dxa"/>
-              <w:right w:w="90" w:type="dxa"/>
-            </w:tcMar>
             <w:vAlign w:val="center"/>
           </w:tcPr>
           <w:p>
@@ -20203,12 +18047,6 @@
               <w:right w:val="single" w:sz="6" w:space="0" w:color="1F3864"/>
             </w:tcBorders>
             <w:shd w:val="clear" w:color="auto" w:fill="D9E2F3"/>
-            <w:tcMar>
-              <w:top w:w="50" w:type="dxa"/>
-              <w:left w:w="90" w:type="dxa"/>
-              <w:bottom w:w="50" w:type="dxa"/>
-              <w:right w:w="90" w:type="dxa"/>
-            </w:tcMar>
             <w:vAlign w:val="center"/>
           </w:tcPr>
           <w:p>
@@ -20241,12 +18079,6 @@
               <w:right w:val="single" w:sz="6" w:space="0" w:color="1F3864"/>
             </w:tcBorders>
             <w:shd w:val="clear" w:color="auto" w:fill="D9E2F3"/>
-            <w:tcMar>
-              <w:top w:w="50" w:type="dxa"/>
-              <w:left w:w="90" w:type="dxa"/>
-              <w:bottom w:w="50" w:type="dxa"/>
-              <w:right w:w="90" w:type="dxa"/>
-            </w:tcMar>
             <w:vAlign w:val="center"/>
           </w:tcPr>
           <w:p>
@@ -20279,12 +18111,6 @@
               <w:right w:val="single" w:sz="6" w:space="0" w:color="1F3864"/>
             </w:tcBorders>
             <w:shd w:val="clear" w:color="auto" w:fill="D9E2F3"/>
-            <w:tcMar>
-              <w:top w:w="50" w:type="dxa"/>
-              <w:left w:w="90" w:type="dxa"/>
-              <w:bottom w:w="50" w:type="dxa"/>
-              <w:right w:w="90" w:type="dxa"/>
-            </w:tcMar>
             <w:vAlign w:val="center"/>
           </w:tcPr>
           <w:p>
@@ -20317,12 +18143,6 @@
               <w:right w:val="single" w:sz="6" w:space="0" w:color="1F3864"/>
             </w:tcBorders>
             <w:shd w:val="clear" w:color="auto" w:fill="D9E2F3"/>
-            <w:tcMar>
-              <w:top w:w="50" w:type="dxa"/>
-              <w:left w:w="90" w:type="dxa"/>
-              <w:bottom w:w="50" w:type="dxa"/>
-              <w:right w:w="90" w:type="dxa"/>
-            </w:tcMar>
             <w:vAlign w:val="center"/>
           </w:tcPr>
           <w:p>
@@ -20382,12 +18202,6 @@
               <w:right w:val="single" w:sz="6" w:space="0" w:color="1F3864"/>
             </w:tcBorders>
             <w:shd w:val="clear" w:color="auto" w:fill="D9E2F3"/>
-            <w:tcMar>
-              <w:top w:w="50" w:type="dxa"/>
-              <w:left w:w="90" w:type="dxa"/>
-              <w:bottom w:w="50" w:type="dxa"/>
-              <w:right w:w="90" w:type="dxa"/>
-            </w:tcMar>
             <w:vAlign w:val="center"/>
           </w:tcPr>
           <w:p>
@@ -20420,12 +18234,6 @@
               <w:right w:val="single" w:sz="6" w:space="0" w:color="1F3864"/>
             </w:tcBorders>
             <w:shd w:val="clear" w:color="auto" w:fill="D9E2F3"/>
-            <w:tcMar>
-              <w:top w:w="50" w:type="dxa"/>
-              <w:left w:w="90" w:type="dxa"/>
-              <w:bottom w:w="50" w:type="dxa"/>
-              <w:right w:w="90" w:type="dxa"/>
-            </w:tcMar>
             <w:vAlign w:val="center"/>
           </w:tcPr>
           <w:p>
@@ -20458,12 +18266,6 @@
               <w:right w:val="single" w:sz="6" w:space="0" w:color="1F3864"/>
             </w:tcBorders>
             <w:shd w:val="clear" w:color="auto" w:fill="D9E2F3"/>
-            <w:tcMar>
-              <w:top w:w="50" w:type="dxa"/>
-              <w:left w:w="90" w:type="dxa"/>
-              <w:bottom w:w="50" w:type="dxa"/>
-              <w:right w:w="90" w:type="dxa"/>
-            </w:tcMar>
             <w:vAlign w:val="center"/>
           </w:tcPr>
           <w:p>
@@ -20496,12 +18298,6 @@
               <w:right w:val="single" w:sz="6" w:space="0" w:color="1F3864"/>
             </w:tcBorders>
             <w:shd w:val="clear" w:color="auto" w:fill="D9E2F3"/>
-            <w:tcMar>
-              <w:top w:w="50" w:type="dxa"/>
-              <w:left w:w="90" w:type="dxa"/>
-              <w:bottom w:w="50" w:type="dxa"/>
-              <w:right w:w="90" w:type="dxa"/>
-            </w:tcMar>
             <w:vAlign w:val="center"/>
           </w:tcPr>
           <w:p>
@@ -20561,12 +18357,6 @@
               <w:right w:val="single" w:sz="6" w:space="0" w:color="1F3864"/>
             </w:tcBorders>
             <w:shd w:val="clear" w:color="auto" w:fill="D9E2F3"/>
-            <w:tcMar>
-              <w:top w:w="50" w:type="dxa"/>
-              <w:left w:w="90" w:type="dxa"/>
-              <w:bottom w:w="50" w:type="dxa"/>
-              <w:right w:w="90" w:type="dxa"/>
-            </w:tcMar>
             <w:vAlign w:val="center"/>
           </w:tcPr>
           <w:p>
@@ -20611,12 +18401,6 @@
               <w:right w:val="single" w:sz="6" w:space="0" w:color="1F3864"/>
             </w:tcBorders>
             <w:shd w:val="clear" w:color="auto" w:fill="4472C4"/>
-            <w:tcMar>
-              <w:top w:w="50" w:type="dxa"/>
-              <w:left w:w="90" w:type="dxa"/>
-              <w:bottom w:w="50" w:type="dxa"/>
-              <w:right w:w="90" w:type="dxa"/>
-            </w:tcMar>
             <w:vAlign w:val="center"/>
           </w:tcPr>
           <w:p>
@@ -20683,12 +18467,6 @@
               <w:right w:val="single" w:sz="6" w:space="0" w:color="1F3864"/>
             </w:tcBorders>
             <w:shd w:val="clear" w:color="auto" w:fill="4472C4"/>
-            <w:tcMar>
-              <w:top w:w="50" w:type="dxa"/>
-              <w:left w:w="90" w:type="dxa"/>
-              <w:bottom w:w="50" w:type="dxa"/>
-              <w:right w:w="90" w:type="dxa"/>
-            </w:tcMar>
             <w:vAlign w:val="center"/>
           </w:tcPr>
           <w:p>
@@ -20728,12 +18506,6 @@
               <w:right w:val="single" w:sz="6" w:space="0" w:color="1F3864"/>
             </w:tcBorders>
             <w:shd w:val="clear" w:color="auto" w:fill="4472C4"/>
-            <w:tcMar>
-              <w:top w:w="50" w:type="dxa"/>
-              <w:left w:w="90" w:type="dxa"/>
-              <w:bottom w:w="50" w:type="dxa"/>
-              <w:right w:w="90" w:type="dxa"/>
-            </w:tcMar>
             <w:vAlign w:val="center"/>
           </w:tcPr>
           <w:p>
@@ -20773,12 +18545,6 @@
               <w:right w:val="single" w:sz="6" w:space="0" w:color="1F3864"/>
             </w:tcBorders>
             <w:shd w:val="clear" w:color="auto" w:fill="4472C4"/>
-            <w:tcMar>
-              <w:top w:w="50" w:type="dxa"/>
-              <w:left w:w="90" w:type="dxa"/>
-              <w:bottom w:w="50" w:type="dxa"/>
-              <w:right w:w="90" w:type="dxa"/>
-            </w:tcMar>
             <w:vAlign w:val="center"/>
           </w:tcPr>
           <w:p>
@@ -20818,12 +18584,6 @@
               <w:right w:val="single" w:sz="6" w:space="0" w:color="1F3864"/>
             </w:tcBorders>
             <w:shd w:val="clear" w:color="auto" w:fill="4472C4"/>
-            <w:tcMar>
-              <w:top w:w="50" w:type="dxa"/>
-              <w:left w:w="90" w:type="dxa"/>
-              <w:bottom w:w="50" w:type="dxa"/>
-              <w:right w:w="90" w:type="dxa"/>
-            </w:tcMar>
             <w:vAlign w:val="center"/>
           </w:tcPr>
           <w:p>
@@ -20890,12 +18650,6 @@
               <w:right w:val="single" w:sz="6" w:space="0" w:color="1F3864"/>
             </w:tcBorders>
             <w:shd w:val="clear" w:color="auto" w:fill="D9E2F3"/>
-            <w:tcMar>
-              <w:top w:w="50" w:type="dxa"/>
-              <w:left w:w="90" w:type="dxa"/>
-              <w:bottom w:w="50" w:type="dxa"/>
-              <w:right w:w="90" w:type="dxa"/>
-            </w:tcMar>
             <w:vAlign w:val="center"/>
           </w:tcPr>
           <w:p>
@@ -20928,12 +18682,6 @@
               <w:right w:val="single" w:sz="6" w:space="0" w:color="1F3864"/>
             </w:tcBorders>
             <w:shd w:val="clear" w:color="auto" w:fill="D9E2F3"/>
-            <w:tcMar>
-              <w:top w:w="50" w:type="dxa"/>
-              <w:left w:w="90" w:type="dxa"/>
-              <w:bottom w:w="50" w:type="dxa"/>
-              <w:right w:w="90" w:type="dxa"/>
-            </w:tcMar>
             <w:vAlign w:val="center"/>
           </w:tcPr>
           <w:p>
@@ -20966,12 +18714,6 @@
               <w:right w:val="single" w:sz="6" w:space="0" w:color="1F3864"/>
             </w:tcBorders>
             <w:shd w:val="clear" w:color="auto" w:fill="D9E2F3"/>
-            <w:tcMar>
-              <w:top w:w="50" w:type="dxa"/>
-              <w:left w:w="90" w:type="dxa"/>
-              <w:bottom w:w="50" w:type="dxa"/>
-              <w:right w:w="90" w:type="dxa"/>
-            </w:tcMar>
             <w:vAlign w:val="center"/>
           </w:tcPr>
           <w:p>
@@ -21004,12 +18746,6 @@
               <w:right w:val="single" w:sz="6" w:space="0" w:color="1F3864"/>
             </w:tcBorders>
             <w:shd w:val="clear" w:color="auto" w:fill="D9E2F3"/>
-            <w:tcMar>
-              <w:top w:w="50" w:type="dxa"/>
-              <w:left w:w="90" w:type="dxa"/>
-              <w:bottom w:w="50" w:type="dxa"/>
-              <w:right w:w="90" w:type="dxa"/>
-            </w:tcMar>
             <w:vAlign w:val="center"/>
           </w:tcPr>
           <w:p>
@@ -21069,12 +18805,6 @@
               <w:right w:val="single" w:sz="6" w:space="0" w:color="1F3864"/>
             </w:tcBorders>
             <w:shd w:val="clear" w:color="auto" w:fill="D9E2F3"/>
-            <w:tcMar>
-              <w:top w:w="50" w:type="dxa"/>
-              <w:left w:w="90" w:type="dxa"/>
-              <w:bottom w:w="50" w:type="dxa"/>
-              <w:right w:w="90" w:type="dxa"/>
-            </w:tcMar>
             <w:vAlign w:val="center"/>
           </w:tcPr>
           <w:p>
@@ -21107,12 +18837,6 @@
               <w:right w:val="single" w:sz="6" w:space="0" w:color="1F3864"/>
             </w:tcBorders>
             <w:shd w:val="clear" w:color="auto" w:fill="D9E2F3"/>
-            <w:tcMar>
-              <w:top w:w="50" w:type="dxa"/>
-              <w:left w:w="90" w:type="dxa"/>
-              <w:bottom w:w="50" w:type="dxa"/>
-              <w:right w:w="90" w:type="dxa"/>
-            </w:tcMar>
             <w:vAlign w:val="center"/>
           </w:tcPr>
           <w:p>
@@ -21145,12 +18869,6 @@
               <w:right w:val="single" w:sz="6" w:space="0" w:color="1F3864"/>
             </w:tcBorders>
             <w:shd w:val="clear" w:color="auto" w:fill="D9E2F3"/>
-            <w:tcMar>
-              <w:top w:w="50" w:type="dxa"/>
-              <w:left w:w="90" w:type="dxa"/>
-              <w:bottom w:w="50" w:type="dxa"/>
-              <w:right w:w="90" w:type="dxa"/>
-            </w:tcMar>
             <w:vAlign w:val="center"/>
           </w:tcPr>
           <w:p>
@@ -21183,12 +18901,6 @@
               <w:right w:val="single" w:sz="6" w:space="0" w:color="1F3864"/>
             </w:tcBorders>
             <w:shd w:val="clear" w:color="auto" w:fill="D9E2F3"/>
-            <w:tcMar>
-              <w:top w:w="50" w:type="dxa"/>
-              <w:left w:w="90" w:type="dxa"/>
-              <w:bottom w:w="50" w:type="dxa"/>
-              <w:right w:w="90" w:type="dxa"/>
-            </w:tcMar>
             <w:vAlign w:val="center"/>
           </w:tcPr>
           <w:p>
@@ -21248,12 +18960,6 @@
               <w:right w:val="single" w:sz="6" w:space="0" w:color="1F3864"/>
             </w:tcBorders>
             <w:shd w:val="clear" w:color="auto" w:fill="D9E2F3"/>
-            <w:tcMar>
-              <w:top w:w="50" w:type="dxa"/>
-              <w:left w:w="90" w:type="dxa"/>
-              <w:bottom w:w="50" w:type="dxa"/>
-              <w:right w:w="90" w:type="dxa"/>
-            </w:tcMar>
             <w:vAlign w:val="center"/>
           </w:tcPr>
           <w:p>
@@ -21286,12 +18992,6 @@
               <w:right w:val="single" w:sz="6" w:space="0" w:color="1F3864"/>
             </w:tcBorders>
             <w:shd w:val="clear" w:color="auto" w:fill="D9E2F3"/>
-            <w:tcMar>
-              <w:top w:w="50" w:type="dxa"/>
-              <w:left w:w="90" w:type="dxa"/>
-              <w:bottom w:w="50" w:type="dxa"/>
-              <w:right w:w="90" w:type="dxa"/>
-            </w:tcMar>
             <w:vAlign w:val="center"/>
           </w:tcPr>
           <w:p>
@@ -21324,12 +19024,6 @@
               <w:right w:val="single" w:sz="6" w:space="0" w:color="1F3864"/>
             </w:tcBorders>
             <w:shd w:val="clear" w:color="auto" w:fill="D9E2F3"/>
-            <w:tcMar>
-              <w:top w:w="50" w:type="dxa"/>
-              <w:left w:w="90" w:type="dxa"/>
-              <w:bottom w:w="50" w:type="dxa"/>
-              <w:right w:w="90" w:type="dxa"/>
-            </w:tcMar>
             <w:vAlign w:val="center"/>
           </w:tcPr>
           <w:p>
@@ -21362,12 +19056,6 @@
               <w:right w:val="single" w:sz="6" w:space="0" w:color="1F3864"/>
             </w:tcBorders>
             <w:shd w:val="clear" w:color="auto" w:fill="D9E2F3"/>
-            <w:tcMar>
-              <w:top w:w="50" w:type="dxa"/>
-              <w:left w:w="90" w:type="dxa"/>
-              <w:bottom w:w="50" w:type="dxa"/>
-              <w:right w:w="90" w:type="dxa"/>
-            </w:tcMar>
             <w:vAlign w:val="center"/>
           </w:tcPr>
           <w:p>
@@ -21427,12 +19115,6 @@
               <w:right w:val="single" w:sz="6" w:space="0" w:color="1F3864"/>
             </w:tcBorders>
             <w:shd w:val="clear" w:color="auto" w:fill="D9E2F3"/>
-            <w:tcMar>
-              <w:top w:w="50" w:type="dxa"/>
-              <w:left w:w="90" w:type="dxa"/>
-              <w:bottom w:w="50" w:type="dxa"/>
-              <w:right w:w="90" w:type="dxa"/>
-            </w:tcMar>
             <w:vAlign w:val="center"/>
           </w:tcPr>
           <w:p>
@@ -21477,12 +19159,6 @@
               <w:right w:val="single" w:sz="6" w:space="0" w:color="1F3864"/>
             </w:tcBorders>
             <w:shd w:val="clear" w:color="auto" w:fill="4472C4"/>
-            <w:tcMar>
-              <w:top w:w="50" w:type="dxa"/>
-              <w:left w:w="90" w:type="dxa"/>
-              <w:bottom w:w="50" w:type="dxa"/>
-              <w:right w:w="90" w:type="dxa"/>
-            </w:tcMar>
             <w:vAlign w:val="center"/>
           </w:tcPr>
           <w:p>
@@ -21549,12 +19225,6 @@
               <w:right w:val="single" w:sz="6" w:space="0" w:color="1F3864"/>
             </w:tcBorders>
             <w:shd w:val="clear" w:color="auto" w:fill="4472C4"/>
-            <w:tcMar>
-              <w:top w:w="50" w:type="dxa"/>
-              <w:left w:w="90" w:type="dxa"/>
-              <w:bottom w:w="50" w:type="dxa"/>
-              <w:right w:w="90" w:type="dxa"/>
-            </w:tcMar>
             <w:vAlign w:val="center"/>
           </w:tcPr>
           <w:p>
@@ -21594,12 +19264,6 @@
               <w:right w:val="single" w:sz="6" w:space="0" w:color="1F3864"/>
             </w:tcBorders>
             <w:shd w:val="clear" w:color="auto" w:fill="4472C4"/>
-            <w:tcMar>
-              <w:top w:w="50" w:type="dxa"/>
-              <w:left w:w="90" w:type="dxa"/>
-              <w:bottom w:w="50" w:type="dxa"/>
-              <w:right w:w="90" w:type="dxa"/>
-            </w:tcMar>
             <w:vAlign w:val="center"/>
           </w:tcPr>
           <w:p>
@@ -21639,12 +19303,6 @@
               <w:right w:val="single" w:sz="6" w:space="0" w:color="1F3864"/>
             </w:tcBorders>
             <w:shd w:val="clear" w:color="auto" w:fill="4472C4"/>
-            <w:tcMar>
-              <w:top w:w="50" w:type="dxa"/>
-              <w:left w:w="90" w:type="dxa"/>
-              <w:bottom w:w="50" w:type="dxa"/>
-              <w:right w:w="90" w:type="dxa"/>
-            </w:tcMar>
             <w:vAlign w:val="center"/>
           </w:tcPr>
           <w:p>
@@ -21684,12 +19342,6 @@
               <w:right w:val="single" w:sz="6" w:space="0" w:color="1F3864"/>
             </w:tcBorders>
             <w:shd w:val="clear" w:color="auto" w:fill="4472C4"/>
-            <w:tcMar>
-              <w:top w:w="50" w:type="dxa"/>
-              <w:left w:w="90" w:type="dxa"/>
-              <w:bottom w:w="50" w:type="dxa"/>
-              <w:right w:w="90" w:type="dxa"/>
-            </w:tcMar>
             <w:vAlign w:val="center"/>
           </w:tcPr>
           <w:p>
@@ -21756,12 +19408,6 @@
               <w:right w:val="single" w:sz="6" w:space="0" w:color="1F3864"/>
             </w:tcBorders>
             <w:shd w:val="clear" w:color="auto" w:fill="D9E2F3"/>
-            <w:tcMar>
-              <w:top w:w="50" w:type="dxa"/>
-              <w:left w:w="90" w:type="dxa"/>
-              <w:bottom w:w="50" w:type="dxa"/>
-              <w:right w:w="90" w:type="dxa"/>
-            </w:tcMar>
             <w:vAlign w:val="center"/>
           </w:tcPr>
           <w:p>
@@ -21794,12 +19440,6 @@
               <w:right w:val="single" w:sz="6" w:space="0" w:color="1F3864"/>
             </w:tcBorders>
             <w:shd w:val="clear" w:color="auto" w:fill="D9E2F3"/>
-            <w:tcMar>
-              <w:top w:w="50" w:type="dxa"/>
-              <w:left w:w="90" w:type="dxa"/>
-              <w:bottom w:w="50" w:type="dxa"/>
-              <w:right w:w="90" w:type="dxa"/>
-            </w:tcMar>
             <w:vAlign w:val="center"/>
           </w:tcPr>
           <w:p>
@@ -21832,12 +19472,6 @@
               <w:right w:val="single" w:sz="6" w:space="0" w:color="1F3864"/>
             </w:tcBorders>
             <w:shd w:val="clear" w:color="auto" w:fill="D9E2F3"/>
-            <w:tcMar>
-              <w:top w:w="50" w:type="dxa"/>
-              <w:left w:w="90" w:type="dxa"/>
-              <w:bottom w:w="50" w:type="dxa"/>
-              <w:right w:w="90" w:type="dxa"/>
-            </w:tcMar>
             <w:vAlign w:val="center"/>
           </w:tcPr>
           <w:p>
@@ -21870,12 +19504,6 @@
               <w:right w:val="single" w:sz="6" w:space="0" w:color="1F3864"/>
             </w:tcBorders>
             <w:shd w:val="clear" w:color="auto" w:fill="D9E2F3"/>
-            <w:tcMar>
-              <w:top w:w="50" w:type="dxa"/>
-              <w:left w:w="90" w:type="dxa"/>
-              <w:bottom w:w="50" w:type="dxa"/>
-              <w:right w:w="90" w:type="dxa"/>
-            </w:tcMar>
             <w:vAlign w:val="center"/>
           </w:tcPr>
           <w:p>
@@ -21935,12 +19563,6 @@
               <w:right w:val="single" w:sz="6" w:space="0" w:color="1F3864"/>
             </w:tcBorders>
             <w:shd w:val="clear" w:color="auto" w:fill="D9E2F3"/>
-            <w:tcMar>
-              <w:top w:w="50" w:type="dxa"/>
-              <w:left w:w="90" w:type="dxa"/>
-              <w:bottom w:w="50" w:type="dxa"/>
-              <w:right w:w="90" w:type="dxa"/>
-            </w:tcMar>
             <w:vAlign w:val="center"/>
           </w:tcPr>
           <w:p>
@@ -21973,12 +19595,6 @@
               <w:right w:val="single" w:sz="6" w:space="0" w:color="1F3864"/>
             </w:tcBorders>
             <w:shd w:val="clear" w:color="auto" w:fill="D9E2F3"/>
-            <w:tcMar>
-              <w:top w:w="50" w:type="dxa"/>
-              <w:left w:w="90" w:type="dxa"/>
-              <w:bottom w:w="50" w:type="dxa"/>
-              <w:right w:w="90" w:type="dxa"/>
-            </w:tcMar>
             <w:vAlign w:val="center"/>
           </w:tcPr>
           <w:p>
@@ -22011,12 +19627,6 @@
               <w:right w:val="single" w:sz="6" w:space="0" w:color="1F3864"/>
             </w:tcBorders>
             <w:shd w:val="clear" w:color="auto" w:fill="D9E2F3"/>
-            <w:tcMar>
-              <w:top w:w="50" w:type="dxa"/>
-              <w:left w:w="90" w:type="dxa"/>
-              <w:bottom w:w="50" w:type="dxa"/>
-              <w:right w:w="90" w:type="dxa"/>
-            </w:tcMar>
             <w:vAlign w:val="center"/>
           </w:tcPr>
           <w:p>
@@ -22049,12 +19659,6 @@
               <w:right w:val="single" w:sz="6" w:space="0" w:color="1F3864"/>
             </w:tcBorders>
             <w:shd w:val="clear" w:color="auto" w:fill="D9E2F3"/>
-            <w:tcMar>
-              <w:top w:w="50" w:type="dxa"/>
-              <w:left w:w="90" w:type="dxa"/>
-              <w:bottom w:w="50" w:type="dxa"/>
-              <w:right w:w="90" w:type="dxa"/>
-            </w:tcMar>
             <w:vAlign w:val="center"/>
           </w:tcPr>
           <w:p>
@@ -22114,12 +19718,6 @@
               <w:right w:val="single" w:sz="6" w:space="0" w:color="1F3864"/>
             </w:tcBorders>
             <w:shd w:val="clear" w:color="auto" w:fill="D9E2F3"/>
-            <w:tcMar>
-              <w:top w:w="50" w:type="dxa"/>
-              <w:left w:w="90" w:type="dxa"/>
-              <w:bottom w:w="50" w:type="dxa"/>
-              <w:right w:w="90" w:type="dxa"/>
-            </w:tcMar>
             <w:vAlign w:val="center"/>
           </w:tcPr>
           <w:p>
@@ -22152,12 +19750,6 @@
               <w:right w:val="single" w:sz="6" w:space="0" w:color="1F3864"/>
             </w:tcBorders>
             <w:shd w:val="clear" w:color="auto" w:fill="D9E2F3"/>
-            <w:tcMar>
-              <w:top w:w="50" w:type="dxa"/>
-              <w:left w:w="90" w:type="dxa"/>
-              <w:bottom w:w="50" w:type="dxa"/>
-              <w:right w:w="90" w:type="dxa"/>
-            </w:tcMar>
             <w:vAlign w:val="center"/>
           </w:tcPr>
           <w:p>
@@ -22190,12 +19782,6 @@
               <w:right w:val="single" w:sz="6" w:space="0" w:color="1F3864"/>
             </w:tcBorders>
             <w:shd w:val="clear" w:color="auto" w:fill="D9E2F3"/>
-            <w:tcMar>
-              <w:top w:w="50" w:type="dxa"/>
-              <w:left w:w="90" w:type="dxa"/>
-              <w:bottom w:w="50" w:type="dxa"/>
-              <w:right w:w="90" w:type="dxa"/>
-            </w:tcMar>
             <w:vAlign w:val="center"/>
           </w:tcPr>
           <w:p>
@@ -22228,12 +19814,6 @@
               <w:right w:val="single" w:sz="6" w:space="0" w:color="1F3864"/>
             </w:tcBorders>
             <w:shd w:val="clear" w:color="auto" w:fill="D9E2F3"/>
-            <w:tcMar>
-              <w:top w:w="50" w:type="dxa"/>
-              <w:left w:w="90" w:type="dxa"/>
-              <w:bottom w:w="50" w:type="dxa"/>
-              <w:right w:w="90" w:type="dxa"/>
-            </w:tcMar>
             <w:vAlign w:val="center"/>
           </w:tcPr>
           <w:p>
@@ -22293,12 +19873,6 @@
               <w:right w:val="single" w:sz="6" w:space="0" w:color="1F3864"/>
             </w:tcBorders>
             <w:shd w:val="clear" w:color="auto" w:fill="D9E2F3"/>
-            <w:tcMar>
-              <w:top w:w="50" w:type="dxa"/>
-              <w:left w:w="90" w:type="dxa"/>
-              <w:bottom w:w="50" w:type="dxa"/>
-              <w:right w:w="90" w:type="dxa"/>
-            </w:tcMar>
             <w:vAlign w:val="center"/>
           </w:tcPr>
           <w:p>
@@ -22343,12 +19917,6 @@
               <w:right w:val="single" w:sz="6" w:space="0" w:color="1F3864"/>
             </w:tcBorders>
             <w:shd w:val="clear" w:color="auto" w:fill="4472C4"/>
-            <w:tcMar>
-              <w:top w:w="50" w:type="dxa"/>
-              <w:left w:w="90" w:type="dxa"/>
-              <w:bottom w:w="50" w:type="dxa"/>
-              <w:right w:w="90" w:type="dxa"/>
-            </w:tcMar>
             <w:vAlign w:val="center"/>
           </w:tcPr>
           <w:p>
@@ -22415,12 +19983,6 @@
               <w:right w:val="single" w:sz="6" w:space="0" w:color="1F3864"/>
             </w:tcBorders>
             <w:shd w:val="clear" w:color="auto" w:fill="4472C4"/>
-            <w:tcMar>
-              <w:top w:w="50" w:type="dxa"/>
-              <w:left w:w="90" w:type="dxa"/>
-              <w:bottom w:w="50" w:type="dxa"/>
-              <w:right w:w="90" w:type="dxa"/>
-            </w:tcMar>
             <w:vAlign w:val="center"/>
           </w:tcPr>
           <w:p>
@@ -22460,12 +20022,6 @@
               <w:right w:val="single" w:sz="6" w:space="0" w:color="1F3864"/>
             </w:tcBorders>
             <w:shd w:val="clear" w:color="auto" w:fill="4472C4"/>
-            <w:tcMar>
-              <w:top w:w="50" w:type="dxa"/>
-              <w:left w:w="90" w:type="dxa"/>
-              <w:bottom w:w="50" w:type="dxa"/>
-              <w:right w:w="90" w:type="dxa"/>
-            </w:tcMar>
             <w:vAlign w:val="center"/>
           </w:tcPr>
           <w:p>
@@ -22505,12 +20061,6 @@
               <w:right w:val="single" w:sz="6" w:space="0" w:color="1F3864"/>
             </w:tcBorders>
             <w:shd w:val="clear" w:color="auto" w:fill="4472C4"/>
-            <w:tcMar>
-              <w:top w:w="50" w:type="dxa"/>
-              <w:left w:w="90" w:type="dxa"/>
-              <w:bottom w:w="50" w:type="dxa"/>
-              <w:right w:w="90" w:type="dxa"/>
-            </w:tcMar>
             <w:vAlign w:val="center"/>
           </w:tcPr>
           <w:p>
@@ -22550,12 +20100,6 @@
               <w:right w:val="single" w:sz="6" w:space="0" w:color="1F3864"/>
             </w:tcBorders>
             <w:shd w:val="clear" w:color="auto" w:fill="4472C4"/>
-            <w:tcMar>
-              <w:top w:w="50" w:type="dxa"/>
-              <w:left w:w="90" w:type="dxa"/>
-              <w:bottom w:w="50" w:type="dxa"/>
-              <w:right w:w="90" w:type="dxa"/>
-            </w:tcMar>
             <w:vAlign w:val="center"/>
           </w:tcPr>
           <w:p>
@@ -22622,12 +20166,6 @@
               <w:right w:val="single" w:sz="6" w:space="0" w:color="1F3864"/>
             </w:tcBorders>
             <w:shd w:val="clear" w:color="auto" w:fill="D9E2F3"/>
-            <w:tcMar>
-              <w:top w:w="50" w:type="dxa"/>
-              <w:left w:w="90" w:type="dxa"/>
-              <w:bottom w:w="50" w:type="dxa"/>
-              <w:right w:w="90" w:type="dxa"/>
-            </w:tcMar>
             <w:vAlign w:val="center"/>
           </w:tcPr>
           <w:p>
@@ -22660,12 +20198,6 @@
               <w:right w:val="single" w:sz="6" w:space="0" w:color="1F3864"/>
             </w:tcBorders>
             <w:shd w:val="clear" w:color="auto" w:fill="D9E2F3"/>
-            <w:tcMar>
-              <w:top w:w="50" w:type="dxa"/>
-              <w:left w:w="90" w:type="dxa"/>
-              <w:bottom w:w="50" w:type="dxa"/>
-              <w:right w:w="90" w:type="dxa"/>
-            </w:tcMar>
             <w:vAlign w:val="center"/>
           </w:tcPr>
           <w:p>
@@ -22698,12 +20230,6 @@
               <w:right w:val="single" w:sz="6" w:space="0" w:color="1F3864"/>
             </w:tcBorders>
             <w:shd w:val="clear" w:color="auto" w:fill="D9E2F3"/>
-            <w:tcMar>
-              <w:top w:w="50" w:type="dxa"/>
-              <w:left w:w="90" w:type="dxa"/>
-              <w:bottom w:w="50" w:type="dxa"/>
-              <w:right w:w="90" w:type="dxa"/>
-            </w:tcMar>
             <w:vAlign w:val="center"/>
           </w:tcPr>
           <w:p>
@@ -22736,12 +20262,6 @@
               <w:right w:val="single" w:sz="6" w:space="0" w:color="1F3864"/>
             </w:tcBorders>
             <w:shd w:val="clear" w:color="auto" w:fill="D9E2F3"/>
-            <w:tcMar>
-              <w:top w:w="50" w:type="dxa"/>
-              <w:left w:w="90" w:type="dxa"/>
-              <w:bottom w:w="50" w:type="dxa"/>
-              <w:right w:w="90" w:type="dxa"/>
-            </w:tcMar>
             <w:vAlign w:val="center"/>
           </w:tcPr>
           <w:p>
@@ -22801,12 +20321,6 @@
               <w:right w:val="single" w:sz="6" w:space="0" w:color="1F3864"/>
             </w:tcBorders>
             <w:shd w:val="clear" w:color="auto" w:fill="D9E2F3"/>
-            <w:tcMar>
-              <w:top w:w="50" w:type="dxa"/>
-              <w:left w:w="90" w:type="dxa"/>
-              <w:bottom w:w="50" w:type="dxa"/>
-              <w:right w:w="90" w:type="dxa"/>
-            </w:tcMar>
             <w:vAlign w:val="center"/>
           </w:tcPr>
           <w:p>
@@ -22839,12 +20353,6 @@
               <w:right w:val="single" w:sz="6" w:space="0" w:color="1F3864"/>
             </w:tcBorders>
             <w:shd w:val="clear" w:color="auto" w:fill="D9E2F3"/>
-            <w:tcMar>
-              <w:top w:w="50" w:type="dxa"/>
-              <w:left w:w="90" w:type="dxa"/>
-              <w:bottom w:w="50" w:type="dxa"/>
-              <w:right w:w="90" w:type="dxa"/>
-            </w:tcMar>
             <w:vAlign w:val="center"/>
           </w:tcPr>
           <w:p>
@@ -22877,12 +20385,6 @@
               <w:right w:val="single" w:sz="6" w:space="0" w:color="1F3864"/>
             </w:tcBorders>
             <w:shd w:val="clear" w:color="auto" w:fill="D9E2F3"/>
-            <w:tcMar>
-              <w:top w:w="50" w:type="dxa"/>
-              <w:left w:w="90" w:type="dxa"/>
-              <w:bottom w:w="50" w:type="dxa"/>
-              <w:right w:w="90" w:type="dxa"/>
-            </w:tcMar>
             <w:vAlign w:val="center"/>
           </w:tcPr>
           <w:p>
@@ -22915,12 +20417,6 @@
               <w:right w:val="single" w:sz="6" w:space="0" w:color="1F3864"/>
             </w:tcBorders>
             <w:shd w:val="clear" w:color="auto" w:fill="D9E2F3"/>
-            <w:tcMar>
-              <w:top w:w="50" w:type="dxa"/>
-              <w:left w:w="90" w:type="dxa"/>
-              <w:bottom w:w="50" w:type="dxa"/>
-              <w:right w:w="90" w:type="dxa"/>
-            </w:tcMar>
             <w:vAlign w:val="center"/>
           </w:tcPr>
           <w:p>
@@ -22980,12 +20476,6 @@
               <w:right w:val="single" w:sz="6" w:space="0" w:color="1F3864"/>
             </w:tcBorders>
             <w:shd w:val="clear" w:color="auto" w:fill="D9E2F3"/>
-            <w:tcMar>
-              <w:top w:w="50" w:type="dxa"/>
-              <w:left w:w="90" w:type="dxa"/>
-              <w:bottom w:w="50" w:type="dxa"/>
-              <w:right w:w="90" w:type="dxa"/>
-            </w:tcMar>
             <w:vAlign w:val="center"/>
           </w:tcPr>
           <w:p>
@@ -23018,12 +20508,6 @@
               <w:right w:val="single" w:sz="6" w:space="0" w:color="1F3864"/>
             </w:tcBorders>
             <w:shd w:val="clear" w:color="auto" w:fill="D9E2F3"/>
-            <w:tcMar>
-              <w:top w:w="50" w:type="dxa"/>
-              <w:left w:w="90" w:type="dxa"/>
-              <w:bottom w:w="50" w:type="dxa"/>
-              <w:right w:w="90" w:type="dxa"/>
-            </w:tcMar>
             <w:vAlign w:val="center"/>
           </w:tcPr>
           <w:p>
@@ -23056,12 +20540,6 @@
               <w:right w:val="single" w:sz="6" w:space="0" w:color="1F3864"/>
             </w:tcBorders>
             <w:shd w:val="clear" w:color="auto" w:fill="D9E2F3"/>
-            <w:tcMar>
-              <w:top w:w="50" w:type="dxa"/>
-              <w:left w:w="90" w:type="dxa"/>
-              <w:bottom w:w="50" w:type="dxa"/>
-              <w:right w:w="90" w:type="dxa"/>
-            </w:tcMar>
             <w:vAlign w:val="center"/>
           </w:tcPr>
           <w:p>
@@ -23094,12 +20572,6 @@
               <w:right w:val="single" w:sz="6" w:space="0" w:color="1F3864"/>
             </w:tcBorders>
             <w:shd w:val="clear" w:color="auto" w:fill="D9E2F3"/>
-            <w:tcMar>
-              <w:top w:w="50" w:type="dxa"/>
-              <w:left w:w="90" w:type="dxa"/>
-              <w:bottom w:w="50" w:type="dxa"/>
-              <w:right w:w="90" w:type="dxa"/>
-            </w:tcMar>
             <w:vAlign w:val="center"/>
           </w:tcPr>
           <w:p>
@@ -23159,12 +20631,6 @@
               <w:right w:val="single" w:sz="6" w:space="0" w:color="1F3864"/>
             </w:tcBorders>
             <w:shd w:val="clear" w:color="auto" w:fill="D9E2F3"/>
-            <w:tcMar>
-              <w:top w:w="50" w:type="dxa"/>
-              <w:left w:w="90" w:type="dxa"/>
-              <w:bottom w:w="50" w:type="dxa"/>
-              <w:right w:w="90" w:type="dxa"/>
-            </w:tcMar>
             <w:vAlign w:val="center"/>
           </w:tcPr>
           <w:p>
@@ -23209,12 +20675,6 @@
               <w:right w:val="single" w:sz="6" w:space="0" w:color="1F3864"/>
             </w:tcBorders>
             <w:shd w:val="clear" w:color="auto" w:fill="4472C4"/>
-            <w:tcMar>
-              <w:top w:w="50" w:type="dxa"/>
-              <w:left w:w="90" w:type="dxa"/>
-              <w:bottom w:w="50" w:type="dxa"/>
-              <w:right w:w="90" w:type="dxa"/>
-            </w:tcMar>
             <w:vAlign w:val="center"/>
           </w:tcPr>
           <w:p>
@@ -23281,12 +20741,6 @@
               <w:right w:val="single" w:sz="6" w:space="0" w:color="1F3864"/>
             </w:tcBorders>
             <w:shd w:val="clear" w:color="auto" w:fill="4472C4"/>
-            <w:tcMar>
-              <w:top w:w="50" w:type="dxa"/>
-              <w:left w:w="90" w:type="dxa"/>
-              <w:bottom w:w="50" w:type="dxa"/>
-              <w:right w:w="90" w:type="dxa"/>
-            </w:tcMar>
             <w:vAlign w:val="center"/>
           </w:tcPr>
           <w:p>
@@ -23326,12 +20780,6 @@
               <w:right w:val="single" w:sz="6" w:space="0" w:color="1F3864"/>
             </w:tcBorders>
             <w:shd w:val="clear" w:color="auto" w:fill="4472C4"/>
-            <w:tcMar>
-              <w:top w:w="50" w:type="dxa"/>
-              <w:left w:w="90" w:type="dxa"/>
-              <w:bottom w:w="50" w:type="dxa"/>
-              <w:right w:w="90" w:type="dxa"/>
-            </w:tcMar>
             <w:vAlign w:val="center"/>
           </w:tcPr>
           <w:p>
@@ -23371,12 +20819,6 @@
               <w:right w:val="single" w:sz="6" w:space="0" w:color="1F3864"/>
             </w:tcBorders>
             <w:shd w:val="clear" w:color="auto" w:fill="4472C4"/>
-            <w:tcMar>
-              <w:top w:w="50" w:type="dxa"/>
-              <w:left w:w="90" w:type="dxa"/>
-              <w:bottom w:w="50" w:type="dxa"/>
-              <w:right w:w="90" w:type="dxa"/>
-            </w:tcMar>
             <w:vAlign w:val="center"/>
           </w:tcPr>
           <w:p>
@@ -23416,12 +20858,6 @@
               <w:right w:val="single" w:sz="6" w:space="0" w:color="1F3864"/>
             </w:tcBorders>
             <w:shd w:val="clear" w:color="auto" w:fill="4472C4"/>
-            <w:tcMar>
-              <w:top w:w="50" w:type="dxa"/>
-              <w:left w:w="90" w:type="dxa"/>
-              <w:bottom w:w="50" w:type="dxa"/>
-              <w:right w:w="90" w:type="dxa"/>
-            </w:tcMar>
             <w:vAlign w:val="center"/>
           </w:tcPr>
           <w:p>
@@ -23488,12 +20924,6 @@
               <w:right w:val="single" w:sz="6" w:space="0" w:color="1F3864"/>
             </w:tcBorders>
             <w:shd w:val="clear" w:color="auto" w:fill="D9E2F3"/>
-            <w:tcMar>
-              <w:top w:w="50" w:type="dxa"/>
-              <w:left w:w="90" w:type="dxa"/>
-              <w:bottom w:w="50" w:type="dxa"/>
-              <w:right w:w="90" w:type="dxa"/>
-            </w:tcMar>
             <w:vAlign w:val="center"/>
           </w:tcPr>
           <w:p>
@@ -23526,12 +20956,6 @@
               <w:right w:val="single" w:sz="6" w:space="0" w:color="1F3864"/>
             </w:tcBorders>
             <w:shd w:val="clear" w:color="auto" w:fill="D9E2F3"/>
-            <w:tcMar>
-              <w:top w:w="50" w:type="dxa"/>
-              <w:left w:w="90" w:type="dxa"/>
-              <w:bottom w:w="50" w:type="dxa"/>
-              <w:right w:w="90" w:type="dxa"/>
-            </w:tcMar>
             <w:vAlign w:val="center"/>
           </w:tcPr>
           <w:p>
@@ -23564,12 +20988,6 @@
               <w:right w:val="single" w:sz="6" w:space="0" w:color="1F3864"/>
             </w:tcBorders>
             <w:shd w:val="clear" w:color="auto" w:fill="D9E2F3"/>
-            <w:tcMar>
-              <w:top w:w="50" w:type="dxa"/>
-              <w:left w:w="90" w:type="dxa"/>
-              <w:bottom w:w="50" w:type="dxa"/>
-              <w:right w:w="90" w:type="dxa"/>
-            </w:tcMar>
             <w:vAlign w:val="center"/>
           </w:tcPr>
           <w:p>
@@ -23602,12 +21020,6 @@
               <w:right w:val="single" w:sz="6" w:space="0" w:color="1F3864"/>
             </w:tcBorders>
             <w:shd w:val="clear" w:color="auto" w:fill="D9E2F3"/>
-            <w:tcMar>
-              <w:top w:w="50" w:type="dxa"/>
-              <w:left w:w="90" w:type="dxa"/>
-              <w:bottom w:w="50" w:type="dxa"/>
-              <w:right w:w="90" w:type="dxa"/>
-            </w:tcMar>
             <w:vAlign w:val="center"/>
           </w:tcPr>
           <w:p>
@@ -23667,12 +21079,6 @@
               <w:right w:val="single" w:sz="6" w:space="0" w:color="1F3864"/>
             </w:tcBorders>
             <w:shd w:val="clear" w:color="auto" w:fill="D9E2F3"/>
-            <w:tcMar>
-              <w:top w:w="50" w:type="dxa"/>
-              <w:left w:w="90" w:type="dxa"/>
-              <w:bottom w:w="50" w:type="dxa"/>
-              <w:right w:w="90" w:type="dxa"/>
-            </w:tcMar>
             <w:vAlign w:val="center"/>
           </w:tcPr>
           <w:p>
@@ -23705,12 +21111,6 @@
               <w:right w:val="single" w:sz="6" w:space="0" w:color="1F3864"/>
             </w:tcBorders>
             <w:shd w:val="clear" w:color="auto" w:fill="D9E2F3"/>
-            <w:tcMar>
-              <w:top w:w="50" w:type="dxa"/>
-              <w:left w:w="90" w:type="dxa"/>
-              <w:bottom w:w="50" w:type="dxa"/>
-              <w:right w:w="90" w:type="dxa"/>
-            </w:tcMar>
             <w:vAlign w:val="center"/>
           </w:tcPr>
           <w:p>
@@ -23743,12 +21143,6 @@
               <w:right w:val="single" w:sz="6" w:space="0" w:color="1F3864"/>
             </w:tcBorders>
             <w:shd w:val="clear" w:color="auto" w:fill="D9E2F3"/>
-            <w:tcMar>
-              <w:top w:w="50" w:type="dxa"/>
-              <w:left w:w="90" w:type="dxa"/>
-              <w:bottom w:w="50" w:type="dxa"/>
-              <w:right w:w="90" w:type="dxa"/>
-            </w:tcMar>
             <w:vAlign w:val="center"/>
           </w:tcPr>
           <w:p>
@@ -23781,12 +21175,6 @@
               <w:right w:val="single" w:sz="6" w:space="0" w:color="1F3864"/>
             </w:tcBorders>
             <w:shd w:val="clear" w:color="auto" w:fill="D9E2F3"/>
-            <w:tcMar>
-              <w:top w:w="50" w:type="dxa"/>
-              <w:left w:w="90" w:type="dxa"/>
-              <w:bottom w:w="50" w:type="dxa"/>
-              <w:right w:w="90" w:type="dxa"/>
-            </w:tcMar>
             <w:vAlign w:val="center"/>
           </w:tcPr>
           <w:p>
@@ -23846,12 +21234,6 @@
               <w:right w:val="single" w:sz="6" w:space="0" w:color="1F3864"/>
             </w:tcBorders>
             <w:shd w:val="clear" w:color="auto" w:fill="D9E2F3"/>
-            <w:tcMar>
-              <w:top w:w="50" w:type="dxa"/>
-              <w:left w:w="90" w:type="dxa"/>
-              <w:bottom w:w="50" w:type="dxa"/>
-              <w:right w:w="90" w:type="dxa"/>
-            </w:tcMar>
             <w:vAlign w:val="center"/>
           </w:tcPr>
           <w:p>
@@ -23884,12 +21266,6 @@
               <w:right w:val="single" w:sz="6" w:space="0" w:color="1F3864"/>
             </w:tcBorders>
             <w:shd w:val="clear" w:color="auto" w:fill="D9E2F3"/>
-            <w:tcMar>
-              <w:top w:w="50" w:type="dxa"/>
-              <w:left w:w="90" w:type="dxa"/>
-              <w:bottom w:w="50" w:type="dxa"/>
-              <w:right w:w="90" w:type="dxa"/>
-            </w:tcMar>
             <w:vAlign w:val="center"/>
           </w:tcPr>
           <w:p>
@@ -23922,12 +21298,6 @@
               <w:right w:val="single" w:sz="6" w:space="0" w:color="1F3864"/>
             </w:tcBorders>
             <w:shd w:val="clear" w:color="auto" w:fill="D9E2F3"/>
-            <w:tcMar>
-              <w:top w:w="50" w:type="dxa"/>
-              <w:left w:w="90" w:type="dxa"/>
-              <w:bottom w:w="50" w:type="dxa"/>
-              <w:right w:w="90" w:type="dxa"/>
-            </w:tcMar>
             <w:vAlign w:val="center"/>
           </w:tcPr>
           <w:p>
@@ -23960,12 +21330,6 @@
               <w:right w:val="single" w:sz="6" w:space="0" w:color="1F3864"/>
             </w:tcBorders>
             <w:shd w:val="clear" w:color="auto" w:fill="D9E2F3"/>
-            <w:tcMar>
-              <w:top w:w="50" w:type="dxa"/>
-              <w:left w:w="90" w:type="dxa"/>
-              <w:bottom w:w="50" w:type="dxa"/>
-              <w:right w:w="90" w:type="dxa"/>
-            </w:tcMar>
             <w:vAlign w:val="center"/>
           </w:tcPr>
           <w:p>
@@ -24025,12 +21389,6 @@
               <w:right w:val="single" w:sz="6" w:space="0" w:color="1F3864"/>
             </w:tcBorders>
             <w:shd w:val="clear" w:color="auto" w:fill="D9E2F3"/>
-            <w:tcMar>
-              <w:top w:w="50" w:type="dxa"/>
-              <w:left w:w="90" w:type="dxa"/>
-              <w:bottom w:w="50" w:type="dxa"/>
-              <w:right w:w="90" w:type="dxa"/>
-            </w:tcMar>
             <w:vAlign w:val="center"/>
           </w:tcPr>
           <w:p>
@@ -24075,12 +21433,6 @@
               <w:right w:val="single" w:sz="6" w:space="0" w:color="1F3864"/>
             </w:tcBorders>
             <w:shd w:val="clear" w:color="auto" w:fill="4472C4"/>
-            <w:tcMar>
-              <w:top w:w="50" w:type="dxa"/>
-              <w:left w:w="90" w:type="dxa"/>
-              <w:bottom w:w="50" w:type="dxa"/>
-              <w:right w:w="90" w:type="dxa"/>
-            </w:tcMar>
             <w:vAlign w:val="center"/>
           </w:tcPr>
           <w:p>
@@ -24147,12 +21499,6 @@
               <w:right w:val="single" w:sz="6" w:space="0" w:color="1F3864"/>
             </w:tcBorders>
             <w:shd w:val="clear" w:color="auto" w:fill="4472C4"/>
-            <w:tcMar>
-              <w:top w:w="50" w:type="dxa"/>
-              <w:left w:w="90" w:type="dxa"/>
-              <w:bottom w:w="50" w:type="dxa"/>
-              <w:right w:w="90" w:type="dxa"/>
-            </w:tcMar>
             <w:vAlign w:val="center"/>
           </w:tcPr>
           <w:p>
@@ -24192,12 +21538,6 @@
               <w:right w:val="single" w:sz="6" w:space="0" w:color="1F3864"/>
             </w:tcBorders>
             <w:shd w:val="clear" w:color="auto" w:fill="4472C4"/>
-            <w:tcMar>
-              <w:top w:w="50" w:type="dxa"/>
-              <w:left w:w="90" w:type="dxa"/>
-              <w:bottom w:w="50" w:type="dxa"/>
-              <w:right w:w="90" w:type="dxa"/>
-            </w:tcMar>
             <w:vAlign w:val="center"/>
           </w:tcPr>
           <w:p>
@@ -24237,12 +21577,6 @@
               <w:right w:val="single" w:sz="6" w:space="0" w:color="1F3864"/>
             </w:tcBorders>
             <w:shd w:val="clear" w:color="auto" w:fill="4472C4"/>
-            <w:tcMar>
-              <w:top w:w="50" w:type="dxa"/>
-              <w:left w:w="90" w:type="dxa"/>
-              <w:bottom w:w="50" w:type="dxa"/>
-              <w:right w:w="90" w:type="dxa"/>
-            </w:tcMar>
             <w:vAlign w:val="center"/>
           </w:tcPr>
           <w:p>
@@ -24282,12 +21616,6 @@
               <w:right w:val="single" w:sz="6" w:space="0" w:color="1F3864"/>
             </w:tcBorders>
             <w:shd w:val="clear" w:color="auto" w:fill="4472C4"/>
-            <w:tcMar>
-              <w:top w:w="50" w:type="dxa"/>
-              <w:left w:w="90" w:type="dxa"/>
-              <w:bottom w:w="50" w:type="dxa"/>
-              <w:right w:w="90" w:type="dxa"/>
-            </w:tcMar>
             <w:vAlign w:val="center"/>
           </w:tcPr>
           <w:p>
@@ -24354,12 +21682,6 @@
               <w:right w:val="single" w:sz="6" w:space="0" w:color="1F3864"/>
             </w:tcBorders>
             <w:shd w:val="clear" w:color="auto" w:fill="D9E2F3"/>
-            <w:tcMar>
-              <w:top w:w="50" w:type="dxa"/>
-              <w:left w:w="90" w:type="dxa"/>
-              <w:bottom w:w="50" w:type="dxa"/>
-              <w:right w:w="90" w:type="dxa"/>
-            </w:tcMar>
             <w:vAlign w:val="center"/>
           </w:tcPr>
           <w:p>
@@ -24392,12 +21714,6 @@
               <w:right w:val="single" w:sz="6" w:space="0" w:color="1F3864"/>
             </w:tcBorders>
             <w:shd w:val="clear" w:color="auto" w:fill="D9E2F3"/>
-            <w:tcMar>
-              <w:top w:w="50" w:type="dxa"/>
-              <w:left w:w="90" w:type="dxa"/>
-              <w:bottom w:w="50" w:type="dxa"/>
-              <w:right w:w="90" w:type="dxa"/>
-            </w:tcMar>
             <w:vAlign w:val="center"/>
           </w:tcPr>
           <w:p>
@@ -24430,12 +21746,6 @@
               <w:right w:val="single" w:sz="6" w:space="0" w:color="1F3864"/>
             </w:tcBorders>
             <w:shd w:val="clear" w:color="auto" w:fill="D9E2F3"/>
-            <w:tcMar>
-              <w:top w:w="50" w:type="dxa"/>
-              <w:left w:w="90" w:type="dxa"/>
-              <w:bottom w:w="50" w:type="dxa"/>
-              <w:right w:w="90" w:type="dxa"/>
-            </w:tcMar>
             <w:vAlign w:val="center"/>
           </w:tcPr>
           <w:p>
@@ -24468,12 +21778,6 @@
               <w:right w:val="single" w:sz="6" w:space="0" w:color="1F3864"/>
             </w:tcBorders>
             <w:shd w:val="clear" w:color="auto" w:fill="D9E2F3"/>
-            <w:tcMar>
-              <w:top w:w="50" w:type="dxa"/>
-              <w:left w:w="90" w:type="dxa"/>
-              <w:bottom w:w="50" w:type="dxa"/>
-              <w:right w:w="90" w:type="dxa"/>
-            </w:tcMar>
             <w:vAlign w:val="center"/>
           </w:tcPr>
           <w:p>
@@ -24533,12 +21837,6 @@
               <w:right w:val="single" w:sz="6" w:space="0" w:color="1F3864"/>
             </w:tcBorders>
             <w:shd w:val="clear" w:color="auto" w:fill="D9E2F3"/>
-            <w:tcMar>
-              <w:top w:w="50" w:type="dxa"/>
-              <w:left w:w="90" w:type="dxa"/>
-              <w:bottom w:w="50" w:type="dxa"/>
-              <w:right w:w="90" w:type="dxa"/>
-            </w:tcMar>
             <w:vAlign w:val="center"/>
           </w:tcPr>
           <w:p>
@@ -24571,12 +21869,6 @@
               <w:right w:val="single" w:sz="6" w:space="0" w:color="1F3864"/>
             </w:tcBorders>
             <w:shd w:val="clear" w:color="auto" w:fill="D9E2F3"/>
-            <w:tcMar>
-              <w:top w:w="50" w:type="dxa"/>
-              <w:left w:w="90" w:type="dxa"/>
-              <w:bottom w:w="50" w:type="dxa"/>
-              <w:right w:w="90" w:type="dxa"/>
-            </w:tcMar>
             <w:vAlign w:val="center"/>
           </w:tcPr>
           <w:p>
@@ -24609,12 +21901,6 @@
               <w:right w:val="single" w:sz="6" w:space="0" w:color="1F3864"/>
             </w:tcBorders>
             <w:shd w:val="clear" w:color="auto" w:fill="D9E2F3"/>
-            <w:tcMar>
-              <w:top w:w="50" w:type="dxa"/>
-              <w:left w:w="90" w:type="dxa"/>
-              <w:bottom w:w="50" w:type="dxa"/>
-              <w:right w:w="90" w:type="dxa"/>
-            </w:tcMar>
             <w:vAlign w:val="center"/>
           </w:tcPr>
           <w:p>
@@ -24647,12 +21933,6 @@
               <w:right w:val="single" w:sz="6" w:space="0" w:color="1F3864"/>
             </w:tcBorders>
             <w:shd w:val="clear" w:color="auto" w:fill="D9E2F3"/>
-            <w:tcMar>
-              <w:top w:w="50" w:type="dxa"/>
-              <w:left w:w="90" w:type="dxa"/>
-              <w:bottom w:w="50" w:type="dxa"/>
-              <w:right w:w="90" w:type="dxa"/>
-            </w:tcMar>
             <w:vAlign w:val="center"/>
           </w:tcPr>
           <w:p>
@@ -24712,12 +21992,6 @@
               <w:right w:val="single" w:sz="6" w:space="0" w:color="1F3864"/>
             </w:tcBorders>
             <w:shd w:val="clear" w:color="auto" w:fill="D9E2F3"/>
-            <w:tcMar>
-              <w:top w:w="50" w:type="dxa"/>
-              <w:left w:w="90" w:type="dxa"/>
-              <w:bottom w:w="50" w:type="dxa"/>
-              <w:right w:w="90" w:type="dxa"/>
-            </w:tcMar>
             <w:vAlign w:val="center"/>
           </w:tcPr>
           <w:p>
@@ -24750,12 +22024,6 @@
               <w:right w:val="single" w:sz="6" w:space="0" w:color="1F3864"/>
             </w:tcBorders>
             <w:shd w:val="clear" w:color="auto" w:fill="D9E2F3"/>
-            <w:tcMar>
-              <w:top w:w="50" w:type="dxa"/>
-              <w:left w:w="90" w:type="dxa"/>
-              <w:bottom w:w="50" w:type="dxa"/>
-              <w:right w:w="90" w:type="dxa"/>
-            </w:tcMar>
             <w:vAlign w:val="center"/>
           </w:tcPr>
           <w:p>
@@ -24788,12 +22056,6 @@
               <w:right w:val="single" w:sz="6" w:space="0" w:color="1F3864"/>
             </w:tcBorders>
             <w:shd w:val="clear" w:color="auto" w:fill="D9E2F3"/>
-            <w:tcMar>
-              <w:top w:w="50" w:type="dxa"/>
-              <w:left w:w="90" w:type="dxa"/>
-              <w:bottom w:w="50" w:type="dxa"/>
-              <w:right w:w="90" w:type="dxa"/>
-            </w:tcMar>
             <w:vAlign w:val="center"/>
           </w:tcPr>
           <w:p>
@@ -24826,12 +22088,6 @@
               <w:right w:val="single" w:sz="6" w:space="0" w:color="1F3864"/>
             </w:tcBorders>
             <w:shd w:val="clear" w:color="auto" w:fill="D9E2F3"/>
-            <w:tcMar>
-              <w:top w:w="50" w:type="dxa"/>
-              <w:left w:w="90" w:type="dxa"/>
-              <w:bottom w:w="50" w:type="dxa"/>
-              <w:right w:w="90" w:type="dxa"/>
-            </w:tcMar>
             <w:vAlign w:val="center"/>
           </w:tcPr>
           <w:p>
@@ -24891,12 +22147,6 @@
               <w:right w:val="single" w:sz="6" w:space="0" w:color="1F3864"/>
             </w:tcBorders>
             <w:shd w:val="clear" w:color="auto" w:fill="D9E2F3"/>
-            <w:tcMar>
-              <w:top w:w="50" w:type="dxa"/>
-              <w:left w:w="90" w:type="dxa"/>
-              <w:bottom w:w="50" w:type="dxa"/>
-              <w:right w:w="90" w:type="dxa"/>
-            </w:tcMar>
             <w:vAlign w:val="center"/>
           </w:tcPr>
           <w:p>
@@ -24941,12 +22191,6 @@
               <w:right w:val="single" w:sz="6" w:space="0" w:color="1F3864"/>
             </w:tcBorders>
             <w:shd w:val="clear" w:color="auto" w:fill="4472C4"/>
-            <w:tcMar>
-              <w:top w:w="50" w:type="dxa"/>
-              <w:left w:w="90" w:type="dxa"/>
-              <w:bottom w:w="50" w:type="dxa"/>
-              <w:right w:w="90" w:type="dxa"/>
-            </w:tcMar>
             <w:vAlign w:val="center"/>
           </w:tcPr>
           <w:p>
@@ -25013,12 +22257,6 @@
               <w:right w:val="single" w:sz="6" w:space="0" w:color="1F3864"/>
             </w:tcBorders>
             <w:shd w:val="clear" w:color="auto" w:fill="4472C4"/>
-            <w:tcMar>
-              <w:top w:w="50" w:type="dxa"/>
-              <w:left w:w="90" w:type="dxa"/>
-              <w:bottom w:w="50" w:type="dxa"/>
-              <w:right w:w="90" w:type="dxa"/>
-            </w:tcMar>
             <w:vAlign w:val="center"/>
           </w:tcPr>
           <w:p>
@@ -25058,12 +22296,6 @@
               <w:right w:val="single" w:sz="6" w:space="0" w:color="1F3864"/>
             </w:tcBorders>
             <w:shd w:val="clear" w:color="auto" w:fill="4472C4"/>
-            <w:tcMar>
-              <w:top w:w="50" w:type="dxa"/>
-              <w:left w:w="90" w:type="dxa"/>
-              <w:bottom w:w="50" w:type="dxa"/>
-              <w:right w:w="90" w:type="dxa"/>
-            </w:tcMar>
             <w:vAlign w:val="center"/>
           </w:tcPr>
           <w:p>
@@ -25103,12 +22335,6 @@
               <w:right w:val="single" w:sz="6" w:space="0" w:color="1F3864"/>
             </w:tcBorders>
             <w:shd w:val="clear" w:color="auto" w:fill="4472C4"/>
-            <w:tcMar>
-              <w:top w:w="50" w:type="dxa"/>
-              <w:left w:w="90" w:type="dxa"/>
-              <w:bottom w:w="50" w:type="dxa"/>
-              <w:right w:w="90" w:type="dxa"/>
-            </w:tcMar>
             <w:vAlign w:val="center"/>
           </w:tcPr>
           <w:p>
@@ -25148,12 +22374,6 @@
               <w:right w:val="single" w:sz="6" w:space="0" w:color="1F3864"/>
             </w:tcBorders>
             <w:shd w:val="clear" w:color="auto" w:fill="4472C4"/>
-            <w:tcMar>
-              <w:top w:w="50" w:type="dxa"/>
-              <w:left w:w="90" w:type="dxa"/>
-              <w:bottom w:w="50" w:type="dxa"/>
-              <w:right w:w="90" w:type="dxa"/>
-            </w:tcMar>
             <w:vAlign w:val="center"/>
           </w:tcPr>
           <w:p>
@@ -25220,12 +22440,6 @@
               <w:right w:val="single" w:sz="6" w:space="0" w:color="1F3864"/>
             </w:tcBorders>
             <w:shd w:val="clear" w:color="auto" w:fill="D9E2F3"/>
-            <w:tcMar>
-              <w:top w:w="50" w:type="dxa"/>
-              <w:left w:w="90" w:type="dxa"/>
-              <w:bottom w:w="50" w:type="dxa"/>
-              <w:right w:w="90" w:type="dxa"/>
-            </w:tcMar>
           </w:tcPr>
           <w:p>
             <w:pPr>
@@ -25257,12 +22471,6 @@
               <w:right w:val="single" w:sz="6" w:space="0" w:color="1F3864"/>
             </w:tcBorders>
             <w:shd w:val="clear" w:color="auto" w:fill="D9E2F3"/>
-            <w:tcMar>
-              <w:top w:w="50" w:type="dxa"/>
-              <w:left w:w="90" w:type="dxa"/>
-              <w:bottom w:w="50" w:type="dxa"/>
-              <w:right w:w="90" w:type="dxa"/>
-            </w:tcMar>
           </w:tcPr>
           <w:p>
             <w:pPr>
@@ -25294,12 +22502,6 @@
               <w:right w:val="single" w:sz="6" w:space="0" w:color="1F3864"/>
             </w:tcBorders>
             <w:shd w:val="clear" w:color="auto" w:fill="D9E2F3"/>
-            <w:tcMar>
-              <w:top w:w="50" w:type="dxa"/>
-              <w:left w:w="90" w:type="dxa"/>
-              <w:bottom w:w="50" w:type="dxa"/>
-              <w:right w:w="90" w:type="dxa"/>
-            </w:tcMar>
           </w:tcPr>
           <w:p>
             <w:pPr>
@@ -25331,12 +22533,6 @@
               <w:right w:val="single" w:sz="6" w:space="0" w:color="1F3864"/>
             </w:tcBorders>
             <w:shd w:val="clear" w:color="auto" w:fill="D9E2F3"/>
-            <w:tcMar>
-              <w:top w:w="50" w:type="dxa"/>
-              <w:left w:w="90" w:type="dxa"/>
-              <w:bottom w:w="50" w:type="dxa"/>
-              <w:right w:w="90" w:type="dxa"/>
-            </w:tcMar>
           </w:tcPr>
           <w:p>
             <w:pPr>
@@ -25395,12 +22591,6 @@
               <w:right w:val="single" w:sz="6" w:space="0" w:color="1F3864"/>
             </w:tcBorders>
             <w:shd w:val="clear" w:color="auto" w:fill="D9E2F3"/>
-            <w:tcMar>
-              <w:top w:w="50" w:type="dxa"/>
-              <w:left w:w="90" w:type="dxa"/>
-              <w:bottom w:w="50" w:type="dxa"/>
-              <w:right w:w="90" w:type="dxa"/>
-            </w:tcMar>
             <w:vAlign w:val="center"/>
           </w:tcPr>
           <w:p>
@@ -25433,12 +22623,6 @@
               <w:right w:val="single" w:sz="6" w:space="0" w:color="1F3864"/>
             </w:tcBorders>
             <w:shd w:val="clear" w:color="auto" w:fill="D9E2F3"/>
-            <w:tcMar>
-              <w:top w:w="50" w:type="dxa"/>
-              <w:left w:w="90" w:type="dxa"/>
-              <w:bottom w:w="50" w:type="dxa"/>
-              <w:right w:w="90" w:type="dxa"/>
-            </w:tcMar>
             <w:vAlign w:val="center"/>
           </w:tcPr>
           <w:p>
@@ -25471,12 +22655,6 @@
               <w:right w:val="single" w:sz="6" w:space="0" w:color="1F3864"/>
             </w:tcBorders>
             <w:shd w:val="clear" w:color="auto" w:fill="D9E2F3"/>
-            <w:tcMar>
-              <w:top w:w="50" w:type="dxa"/>
-              <w:left w:w="90" w:type="dxa"/>
-              <w:bottom w:w="50" w:type="dxa"/>
-              <w:right w:w="90" w:type="dxa"/>
-            </w:tcMar>
             <w:vAlign w:val="center"/>
           </w:tcPr>
           <w:p>
@@ -25509,12 +22687,6 @@
               <w:right w:val="single" w:sz="6" w:space="0" w:color="1F3864"/>
             </w:tcBorders>
             <w:shd w:val="clear" w:color="auto" w:fill="D9E2F3"/>
-            <w:tcMar>
-              <w:top w:w="50" w:type="dxa"/>
-              <w:left w:w="90" w:type="dxa"/>
-              <w:bottom w:w="50" w:type="dxa"/>
-              <w:right w:w="90" w:type="dxa"/>
-            </w:tcMar>
             <w:vAlign w:val="center"/>
           </w:tcPr>
           <w:p>
@@ -25574,12 +22746,6 @@
               <w:right w:val="single" w:sz="6" w:space="0" w:color="1F3864"/>
             </w:tcBorders>
             <w:shd w:val="clear" w:color="auto" w:fill="D9E2F3"/>
-            <w:tcMar>
-              <w:top w:w="50" w:type="dxa"/>
-              <w:left w:w="90" w:type="dxa"/>
-              <w:bottom w:w="50" w:type="dxa"/>
-              <w:right w:w="90" w:type="dxa"/>
-            </w:tcMar>
           </w:tcPr>
           <w:p>
             <w:pPr>
@@ -25611,12 +22777,6 @@
               <w:right w:val="single" w:sz="6" w:space="0" w:color="1F3864"/>
             </w:tcBorders>
             <w:shd w:val="clear" w:color="auto" w:fill="D9E2F3"/>
-            <w:tcMar>
-              <w:top w:w="50" w:type="dxa"/>
-              <w:left w:w="90" w:type="dxa"/>
-              <w:bottom w:w="50" w:type="dxa"/>
-              <w:right w:w="90" w:type="dxa"/>
-            </w:tcMar>
           </w:tcPr>
           <w:p>
             <w:pPr>
@@ -25648,12 +22808,6 @@
               <w:right w:val="single" w:sz="6" w:space="0" w:color="1F3864"/>
             </w:tcBorders>
             <w:shd w:val="clear" w:color="auto" w:fill="D9E2F3"/>
-            <w:tcMar>
-              <w:top w:w="50" w:type="dxa"/>
-              <w:left w:w="90" w:type="dxa"/>
-              <w:bottom w:w="50" w:type="dxa"/>
-              <w:right w:w="90" w:type="dxa"/>
-            </w:tcMar>
           </w:tcPr>
           <w:p>
             <w:pPr>
@@ -25685,12 +22839,6 @@
               <w:right w:val="single" w:sz="6" w:space="0" w:color="1F3864"/>
             </w:tcBorders>
             <w:shd w:val="clear" w:color="auto" w:fill="D9E2F3"/>
-            <w:tcMar>
-              <w:top w:w="50" w:type="dxa"/>
-              <w:left w:w="90" w:type="dxa"/>
-              <w:bottom w:w="50" w:type="dxa"/>
-              <w:right w:w="90" w:type="dxa"/>
-            </w:tcMar>
           </w:tcPr>
           <w:p>
             <w:pPr>
@@ -25749,12 +22897,6 @@
               <w:right w:val="single" w:sz="6" w:space="0" w:color="1F3864"/>
             </w:tcBorders>
             <w:shd w:val="clear" w:color="auto" w:fill="D9E2F3"/>
-            <w:tcMar>
-              <w:top w:w="50" w:type="dxa"/>
-              <w:left w:w="90" w:type="dxa"/>
-              <w:bottom w:w="50" w:type="dxa"/>
-              <w:right w:w="90" w:type="dxa"/>
-            </w:tcMar>
             <w:vAlign w:val="center"/>
           </w:tcPr>
           <w:p>
@@ -25799,12 +22941,6 @@
               <w:right w:val="single" w:sz="6" w:space="0" w:color="1F3864"/>
             </w:tcBorders>
             <w:shd w:val="clear" w:color="auto" w:fill="4472C4"/>
-            <w:tcMar>
-              <w:top w:w="50" w:type="dxa"/>
-              <w:left w:w="90" w:type="dxa"/>
-              <w:bottom w:w="50" w:type="dxa"/>
-              <w:right w:w="90" w:type="dxa"/>
-            </w:tcMar>
             <w:vAlign w:val="center"/>
           </w:tcPr>
           <w:p>
@@ -25871,12 +23007,6 @@
               <w:right w:val="single" w:sz="6" w:space="0" w:color="1F3864"/>
             </w:tcBorders>
             <w:shd w:val="clear" w:color="auto" w:fill="4472C4"/>
-            <w:tcMar>
-              <w:top w:w="50" w:type="dxa"/>
-              <w:left w:w="90" w:type="dxa"/>
-              <w:bottom w:w="50" w:type="dxa"/>
-              <w:right w:w="90" w:type="dxa"/>
-            </w:tcMar>
             <w:vAlign w:val="center"/>
           </w:tcPr>
           <w:p>
@@ -25916,12 +23046,6 @@
               <w:right w:val="single" w:sz="6" w:space="0" w:color="1F3864"/>
             </w:tcBorders>
             <w:shd w:val="clear" w:color="auto" w:fill="4472C4"/>
-            <w:tcMar>
-              <w:top w:w="50" w:type="dxa"/>
-              <w:left w:w="90" w:type="dxa"/>
-              <w:bottom w:w="50" w:type="dxa"/>
-              <w:right w:w="90" w:type="dxa"/>
-            </w:tcMar>
             <w:vAlign w:val="center"/>
           </w:tcPr>
           <w:p>
@@ -25961,12 +23085,6 @@
               <w:right w:val="single" w:sz="6" w:space="0" w:color="1F3864"/>
             </w:tcBorders>
             <w:shd w:val="clear" w:color="auto" w:fill="4472C4"/>
-            <w:tcMar>
-              <w:top w:w="50" w:type="dxa"/>
-              <w:left w:w="90" w:type="dxa"/>
-              <w:bottom w:w="50" w:type="dxa"/>
-              <w:right w:w="90" w:type="dxa"/>
-            </w:tcMar>
             <w:vAlign w:val="center"/>
           </w:tcPr>
           <w:p>
@@ -26006,12 +23124,6 @@
               <w:right w:val="single" w:sz="6" w:space="0" w:color="1F3864"/>
             </w:tcBorders>
             <w:shd w:val="clear" w:color="auto" w:fill="4472C4"/>
-            <w:tcMar>
-              <w:top w:w="50" w:type="dxa"/>
-              <w:left w:w="90" w:type="dxa"/>
-              <w:bottom w:w="50" w:type="dxa"/>
-              <w:right w:w="90" w:type="dxa"/>
-            </w:tcMar>
             <w:vAlign w:val="center"/>
           </w:tcPr>
           <w:p>
@@ -26078,12 +23190,6 @@
               <w:right w:val="single" w:sz="6" w:space="0" w:color="1F3864"/>
             </w:tcBorders>
             <w:shd w:val="clear" w:color="auto" w:fill="D9E2F3"/>
-            <w:tcMar>
-              <w:top w:w="50" w:type="dxa"/>
-              <w:left w:w="90" w:type="dxa"/>
-              <w:bottom w:w="50" w:type="dxa"/>
-              <w:right w:w="90" w:type="dxa"/>
-            </w:tcMar>
             <w:vAlign w:val="center"/>
           </w:tcPr>
           <w:p>
@@ -26116,12 +23222,6 @@
               <w:right w:val="single" w:sz="6" w:space="0" w:color="1F3864"/>
             </w:tcBorders>
             <w:shd w:val="clear" w:color="auto" w:fill="D9E2F3"/>
-            <w:tcMar>
-              <w:top w:w="50" w:type="dxa"/>
-              <w:left w:w="90" w:type="dxa"/>
-              <w:bottom w:w="50" w:type="dxa"/>
-              <w:right w:w="90" w:type="dxa"/>
-            </w:tcMar>
             <w:vAlign w:val="center"/>
           </w:tcPr>
           <w:p>
@@ -26154,12 +23254,6 @@
               <w:right w:val="single" w:sz="6" w:space="0" w:color="1F3864"/>
             </w:tcBorders>
             <w:shd w:val="clear" w:color="auto" w:fill="D9E2F3"/>
-            <w:tcMar>
-              <w:top w:w="50" w:type="dxa"/>
-              <w:left w:w="90" w:type="dxa"/>
-              <w:bottom w:w="50" w:type="dxa"/>
-              <w:right w:w="90" w:type="dxa"/>
-            </w:tcMar>
             <w:vAlign w:val="center"/>
           </w:tcPr>
           <w:p>
@@ -26192,12 +23286,6 @@
               <w:right w:val="single" w:sz="6" w:space="0" w:color="1F3864"/>
             </w:tcBorders>
             <w:shd w:val="clear" w:color="auto" w:fill="D9E2F3"/>
-            <w:tcMar>
-              <w:top w:w="50" w:type="dxa"/>
-              <w:left w:w="90" w:type="dxa"/>
-              <w:bottom w:w="50" w:type="dxa"/>
-              <w:right w:w="90" w:type="dxa"/>
-            </w:tcMar>
             <w:vAlign w:val="center"/>
           </w:tcPr>
           <w:p>
@@ -26257,12 +23345,6 @@
               <w:right w:val="single" w:sz="6" w:space="0" w:color="1F3864"/>
             </w:tcBorders>
             <w:shd w:val="clear" w:color="auto" w:fill="D9E2F3"/>
-            <w:tcMar>
-              <w:top w:w="50" w:type="dxa"/>
-              <w:left w:w="90" w:type="dxa"/>
-              <w:bottom w:w="50" w:type="dxa"/>
-              <w:right w:w="90" w:type="dxa"/>
-            </w:tcMar>
             <w:vAlign w:val="center"/>
           </w:tcPr>
           <w:p>
@@ -26295,12 +23377,6 @@
               <w:right w:val="single" w:sz="6" w:space="0" w:color="1F3864"/>
             </w:tcBorders>
             <w:shd w:val="clear" w:color="auto" w:fill="D9E2F3"/>
-            <w:tcMar>
-              <w:top w:w="50" w:type="dxa"/>
-              <w:left w:w="90" w:type="dxa"/>
-              <w:bottom w:w="50" w:type="dxa"/>
-              <w:right w:w="90" w:type="dxa"/>
-            </w:tcMar>
             <w:vAlign w:val="center"/>
           </w:tcPr>
           <w:p>
@@ -26333,12 +23409,6 @@
               <w:right w:val="single" w:sz="6" w:space="0" w:color="1F3864"/>
             </w:tcBorders>
             <w:shd w:val="clear" w:color="auto" w:fill="D9E2F3"/>
-            <w:tcMar>
-              <w:top w:w="50" w:type="dxa"/>
-              <w:left w:w="90" w:type="dxa"/>
-              <w:bottom w:w="50" w:type="dxa"/>
-              <w:right w:w="90" w:type="dxa"/>
-            </w:tcMar>
             <w:vAlign w:val="center"/>
           </w:tcPr>
           <w:p>
@@ -26371,12 +23441,6 @@
               <w:right w:val="single" w:sz="6" w:space="0" w:color="1F3864"/>
             </w:tcBorders>
             <w:shd w:val="clear" w:color="auto" w:fill="D9E2F3"/>
-            <w:tcMar>
-              <w:top w:w="50" w:type="dxa"/>
-              <w:left w:w="90" w:type="dxa"/>
-              <w:bottom w:w="50" w:type="dxa"/>
-              <w:right w:w="90" w:type="dxa"/>
-            </w:tcMar>
             <w:vAlign w:val="center"/>
           </w:tcPr>
           <w:p>
@@ -26436,12 +23500,6 @@
               <w:right w:val="single" w:sz="6" w:space="0" w:color="1F3864"/>
             </w:tcBorders>
             <w:shd w:val="clear" w:color="auto" w:fill="D9E2F3"/>
-            <w:tcMar>
-              <w:top w:w="50" w:type="dxa"/>
-              <w:left w:w="90" w:type="dxa"/>
-              <w:bottom w:w="50" w:type="dxa"/>
-              <w:right w:w="90" w:type="dxa"/>
-            </w:tcMar>
             <w:vAlign w:val="center"/>
           </w:tcPr>
           <w:p>
@@ -26474,12 +23532,6 @@
               <w:right w:val="single" w:sz="6" w:space="0" w:color="1F3864"/>
             </w:tcBorders>
             <w:shd w:val="clear" w:color="auto" w:fill="D9E2F3"/>
-            <w:tcMar>
-              <w:top w:w="50" w:type="dxa"/>
-              <w:left w:w="90" w:type="dxa"/>
-              <w:bottom w:w="50" w:type="dxa"/>
-              <w:right w:w="90" w:type="dxa"/>
-            </w:tcMar>
             <w:vAlign w:val="center"/>
           </w:tcPr>
           <w:p>
@@ -26512,12 +23564,6 @@
               <w:right w:val="single" w:sz="6" w:space="0" w:color="1F3864"/>
             </w:tcBorders>
             <w:shd w:val="clear" w:color="auto" w:fill="D9E2F3"/>
-            <w:tcMar>
-              <w:top w:w="50" w:type="dxa"/>
-              <w:left w:w="90" w:type="dxa"/>
-              <w:bottom w:w="50" w:type="dxa"/>
-              <w:right w:w="90" w:type="dxa"/>
-            </w:tcMar>
             <w:vAlign w:val="center"/>
           </w:tcPr>
           <w:p>
@@ -26550,12 +23596,6 @@
               <w:right w:val="single" w:sz="6" w:space="0" w:color="1F3864"/>
             </w:tcBorders>
             <w:shd w:val="clear" w:color="auto" w:fill="D9E2F3"/>
-            <w:tcMar>
-              <w:top w:w="50" w:type="dxa"/>
-              <w:left w:w="90" w:type="dxa"/>
-              <w:bottom w:w="50" w:type="dxa"/>
-              <w:right w:w="90" w:type="dxa"/>
-            </w:tcMar>
             <w:vAlign w:val="center"/>
           </w:tcPr>
           <w:p>
@@ -26614,12 +23654,6 @@
               <w:right w:val="single" w:sz="6" w:space="0" w:color="1F3864"/>
             </w:tcBorders>
             <w:shd w:val="clear" w:color="auto" w:fill="4472C4"/>
-            <w:tcMar>
-              <w:top w:w="50" w:type="dxa"/>
-              <w:left w:w="90" w:type="dxa"/>
-              <w:bottom w:w="50" w:type="dxa"/>
-              <w:right w:w="90" w:type="dxa"/>
-            </w:tcMar>
             <w:vAlign w:val="center"/>
           </w:tcPr>
           <w:p>
@@ -26658,12 +23692,6 @@
               <w:right w:val="single" w:sz="6" w:space="0" w:color="1F3864"/>
             </w:tcBorders>
             <w:shd w:val="clear" w:color="auto" w:fill="4472C4"/>
-            <w:tcMar>
-              <w:top w:w="50" w:type="dxa"/>
-              <w:left w:w="90" w:type="dxa"/>
-              <w:bottom w:w="50" w:type="dxa"/>
-              <w:right w:w="90" w:type="dxa"/>
-            </w:tcMar>
             <w:vAlign w:val="center"/>
           </w:tcPr>
           <w:p>
@@ -26693,6 +23721,55 @@
           </w:p>
         </w:tc>
       </w:tr>
+    </w:tbl>
+    <w:p>
+      <w:pPr>
+        <w:spacing w:before="0" w:after="0" w:line="240" w:lineRule="auto"/>
+        <w:rPr>
+          <w:sz w:val="18"/>
+          <w:szCs w:val="18"/>
+        </w:rPr>
+      </w:pPr>
+    </w:p>
+    <w:tbl>
+      <w:tblPr>
+        <w:tblW w:w="9405" w:type="dxa"/>
+        <w:jc w:val="center"/>
+        <w:tblBorders>
+          <w:top w:val="single" w:sz="6" w:space="0" w:color="1F3864"/>
+          <w:left w:val="single" w:sz="6" w:space="0" w:color="1F3864"/>
+          <w:bottom w:val="single" w:sz="6" w:space="0" w:color="1F3864"/>
+          <w:right w:val="single" w:sz="6" w:space="0" w:color="1F3864"/>
+          <w:insideH w:val="single" w:sz="6" w:space="0" w:color="1F3864"/>
+          <w:insideV w:val="single" w:sz="6" w:space="0" w:color="1F3864"/>
+        </w:tblBorders>
+        <w:tblLayout w:type="fixed"/>
+        <w:tblCellMar>
+          <w:top w:w="40" w:type="dxa"/>
+          <w:left w:w="90" w:type="dxa"/>
+          <w:bottom w:w="40" w:type="dxa"/>
+          <w:right w:w="90" w:type="dxa"/>
+        </w:tblCellMar>
+        <w:tblLook w:val="04A0" w:firstRow="1" w:lastRow="0" w:firstColumn="1" w:lastColumn="0" w:noHBand="0" w:noVBand="1"/>
+      </w:tblPr>
+      <w:tblGrid>
+        <w:gridCol w:w="1175"/>
+        <w:gridCol w:w="391"/>
+        <w:gridCol w:w="391"/>
+        <w:gridCol w:w="391"/>
+        <w:gridCol w:w="783"/>
+        <w:gridCol w:w="391"/>
+        <w:gridCol w:w="391"/>
+        <w:gridCol w:w="783"/>
+        <w:gridCol w:w="783"/>
+        <w:gridCol w:w="391"/>
+        <w:gridCol w:w="391"/>
+        <w:gridCol w:w="391"/>
+        <w:gridCol w:w="391"/>
+        <w:gridCol w:w="391"/>
+        <w:gridCol w:w="391"/>
+        <w:gridCol w:w="1567"/>
+      </w:tblGrid>
       <w:tr>
         <w:tc>
           <w:tcPr>
@@ -26705,12 +23782,6 @@
               <w:right w:val="single" w:sz="6" w:space="0" w:color="1F3864"/>
             </w:tcBorders>
             <w:shd w:val="clear" w:color="auto" w:fill="D9E2F3"/>
-            <w:tcMar>
-              <w:top w:w="50" w:type="dxa"/>
-              <w:left w:w="90" w:type="dxa"/>
-              <w:bottom w:w="50" w:type="dxa"/>
-              <w:right w:w="90" w:type="dxa"/>
-            </w:tcMar>
           </w:tcPr>
           <w:p>
             <w:pPr>
@@ -26988,12 +24059,6 @@
               <w:right w:val="single" w:sz="6" w:space="0" w:color="1F3864"/>
             </w:tcBorders>
             <w:shd w:val="clear" w:color="auto" w:fill="D9E2F3"/>
-            <w:tcMar>
-              <w:top w:w="50" w:type="dxa"/>
-              <w:left w:w="90" w:type="dxa"/>
-              <w:bottom w:w="50" w:type="dxa"/>
-              <w:right w:w="90" w:type="dxa"/>
-            </w:tcMar>
           </w:tcPr>
           <w:p>
             <w:pPr>
